--- a/09-通信电路/05-其他通信电路/锁相环PLL电路/锁相环PLL电路.docx
+++ b/09-通信电路/05-其他通信电路/锁相环PLL电路/锁相环PLL电路.docx
@@ -2682,6 +2682,20 @@
     </w:p>
     <w:bookmarkEnd w:id="26"/>
     <w:bookmarkEnd w:id="27"/>
+    <w:p>
+      <w:pPr>
+        <w:spacing w:before="360"/>
+        <w:jc w:val="center"/>
+      </w:pPr>
+      <w:r>
+        <w:rPr>
+          <w:rFonts w:ascii="Times New Roman" w:hAnsi="Times New Roman"/>
+          <w:color w:val="555555"/>
+          <w:sz w:val="21"/>
+        </w:rPr>
+        <w:t>材料收集者：杜文杰</w:t>
+      </w:r>
+    </w:p>
     <w:sectPr>
       <w:headerReference r:id="rId9" w:type="default"/>
       <w:footerReference r:id="rId10" w:type="default"/>

--- a/09-通信电路/05-其他通信电路/锁相环PLL电路/锁相环PLL电路.docx
+++ b/09-通信电路/05-其他通信电路/锁相环PLL电路/锁相环PLL电路.docx
@@ -1,6 +1,6 @@
 
 <file path=word/document.xml><?xml version="1.0" encoding="utf-8"?>
-<w:document xmlns:w="http://schemas.openxmlformats.org/wordprocessingml/2006/main" xmlns:m="http://schemas.openxmlformats.org/officeDocument/2006/math" xmlns:r="http://schemas.openxmlformats.org/officeDocument/2006/relationships" xmlns:o="urn:schemas-microsoft-com:office:office" xmlns:v="urn:schemas-microsoft-com:vml" xmlns:w10="urn:schemas-microsoft-com:office:word" xmlns:a="http://schemas.openxmlformats.org/drawingml/2006/main" xmlns:pic="http://schemas.openxmlformats.org/drawingml/2006/picture" xmlns:wp="http://schemas.openxmlformats.org/drawingml/2006/wordprocessingDrawing">
+<w:document xmlns:m="http://schemas.openxmlformats.org/officeDocument/2006/math" xmlns:r="http://schemas.openxmlformats.org/officeDocument/2006/relationships" xmlns:w="http://schemas.openxmlformats.org/wordprocessingml/2006/main" xmlns:o="urn:schemas-microsoft-com:office:office" xmlns:v="urn:schemas-microsoft-com:vml" xmlns:w10="urn:schemas-microsoft-com:office:word" xmlns:a="http://schemas.openxmlformats.org/drawingml/2006/main" xmlns:pic="http://schemas.openxmlformats.org/drawingml/2006/picture" xmlns:wp="http://schemas.openxmlformats.org/drawingml/2006/wordprocessingDrawing">
   <w:body>
     <w:bookmarkStart w:id="27" w:name="锁相环-pll-电路"/>
     <w:p>
@@ -9,16 +9,19 @@
       </w:pPr>
       <w:r>
         <w:rPr>
-          <w:rFonts w:hint="eastAsia"/>
+          <w:rFonts w:hint="eastAsia" w:eastAsia="黑体"/>
         </w:rPr>
         <w:t xml:space="preserve">锁相环</w:t>
       </w:r>
       <w:r>
+        <w:rPr>
+          <w:rFonts w:eastAsia="黑体"/>
+        </w:rPr>
         <w:t xml:space="preserve"> PLL </w:t>
       </w:r>
       <w:r>
         <w:rPr>
-          <w:rFonts w:hint="eastAsia"/>
+          <w:rFonts w:hint="eastAsia" w:eastAsia="黑体"/>
         </w:rPr>
         <w:t xml:space="preserve">电路</w:t>
       </w:r>
@@ -30,7 +33,7 @@
       </w:pPr>
       <w:r>
         <w:rPr>
-          <w:rFonts w:hint="eastAsia"/>
+          <w:rFonts w:hint="eastAsia" w:eastAsia="黑体"/>
         </w:rPr>
         <w:t xml:space="preserve">拓扑描述</w:t>
       </w:r>
@@ -41,16 +44,19 @@
       </w:pPr>
       <w:r>
         <w:rPr>
-          <w:rFonts w:hint="eastAsia"/>
+          <w:rFonts w:hint="eastAsia" w:eastAsia="黑体"/>
         </w:rPr>
         <w:t xml:space="preserve">锁相环由</w:t>
       </w:r>
       <w:r>
+        <w:rPr>
+          <w:rFonts w:eastAsia="黑体"/>
+        </w:rPr>
         <w:t xml:space="preserve"> </w:t>
       </w:r>
       <w:r>
         <w:rPr>
-          <w:rFonts w:hint="eastAsia"/>
+          <w:rFonts w:hint="eastAsia" w:eastAsia="黑体"/>
           <w:b/>
           <w:bCs/>
         </w:rPr>
@@ -58,6 +64,7 @@
       </w:r>
       <w:r>
         <w:rPr>
+          <w:rFonts w:eastAsia="黑体"/>
           <w:b/>
           <w:bCs/>
         </w:rPr>
@@ -65,18 +72,21 @@
       </w:r>
       <w:r>
         <w:rPr>
-          <w:rFonts w:hint="eastAsia"/>
+          <w:rFonts w:hint="eastAsia" w:eastAsia="黑体"/>
           <w:b/>
           <w:bCs/>
         </w:rPr>
         <w:t xml:space="preserve">PD（PFD）</w:t>
       </w:r>
       <w:r>
+        <w:rPr>
+          <w:rFonts w:eastAsia="黑体"/>
+        </w:rPr>
         <w:t xml:space="preserve">、</w:t>
       </w:r>
       <w:r>
         <w:rPr>
-          <w:rFonts w:hint="eastAsia"/>
+          <w:rFonts w:hint="eastAsia" w:eastAsia="黑体"/>
           <w:b/>
           <w:bCs/>
         </w:rPr>
@@ -84,6 +94,7 @@
       </w:r>
       <w:r>
         <w:rPr>
+          <w:rFonts w:eastAsia="黑体"/>
           <w:b/>
           <w:bCs/>
         </w:rPr>
@@ -105,6 +116,7 @@
       </m:oMath>
       <w:r>
         <w:rPr>
+          <w:rFonts w:eastAsia="黑体"/>
           <w:b/>
           <w:bCs/>
         </w:rPr>
@@ -126,6 +138,7 @@
       </m:oMath>
       <w:r>
         <w:rPr>
+          <w:rFonts w:eastAsia="黑体"/>
           <w:b/>
           <w:bCs/>
         </w:rPr>
@@ -147,6 +160,7 @@
       </m:oMath>
       <w:r>
         <w:rPr>
+          <w:rFonts w:eastAsia="黑体"/>
           <w:b/>
           <w:bCs/>
         </w:rPr>
@@ -168,6 +182,7 @@
       </m:oMath>
       <w:r>
         <w:rPr>
+          <w:rFonts w:eastAsia="黑体"/>
           <w:b/>
           <w:bCs/>
         </w:rPr>
@@ -175,18 +190,21 @@
       </w:r>
       <w:r>
         <w:rPr>
-          <w:rFonts w:hint="eastAsia"/>
+          <w:rFonts w:hint="eastAsia" w:eastAsia="黑体"/>
           <w:b/>
           <w:bCs/>
         </w:rPr>
         <w:t xml:space="preserve">组成）</w:t>
       </w:r>
       <w:r>
+        <w:rPr>
+          <w:rFonts w:eastAsia="黑体"/>
+        </w:rPr>
         <w:t xml:space="preserve">、</w:t>
       </w:r>
       <w:r>
         <w:rPr>
-          <w:rFonts w:hint="eastAsia"/>
+          <w:rFonts w:hint="eastAsia" w:eastAsia="黑体"/>
           <w:b/>
           <w:bCs/>
         </w:rPr>
@@ -194,26 +212,33 @@
       </w:r>
       <w:r>
         <w:rPr>
+          <w:rFonts w:eastAsia="黑体"/>
           <w:b/>
           <w:bCs/>
         </w:rPr>
         <w:t xml:space="preserve"> VCO</w:t>
       </w:r>
       <w:r>
+        <w:rPr>
+          <w:rFonts w:eastAsia="黑体"/>
+        </w:rPr>
         <w:t xml:space="preserve"> </w:t>
       </w:r>
       <w:r>
         <w:rPr>
-          <w:rFonts w:hint="eastAsia"/>
+          <w:rFonts w:hint="eastAsia" w:eastAsia="黑体"/>
         </w:rPr>
         <w:t xml:space="preserve">与</w:t>
       </w:r>
       <w:r>
+        <w:rPr>
+          <w:rFonts w:eastAsia="黑体"/>
+        </w:rPr>
         <w:t xml:space="preserve"> </w:t>
       </w:r>
       <w:r>
         <w:rPr>
-          <w:rFonts w:hint="eastAsia"/>
+          <w:rFonts w:hint="eastAsia" w:eastAsia="黑体"/>
           <w:b/>
           <w:bCs/>
         </w:rPr>
@@ -221,32 +246,39 @@
       </w:r>
       <w:r>
         <w:rPr>
+          <w:rFonts w:eastAsia="黑体"/>
           <w:b/>
           <w:bCs/>
         </w:rPr>
         <w:t xml:space="preserve"> ÷N</w:t>
       </w:r>
       <w:r>
+        <w:rPr>
+          <w:rFonts w:eastAsia="黑体"/>
+        </w:rPr>
         <w:t xml:space="preserve"> </w:t>
       </w:r>
       <w:r>
         <w:rPr>
-          <w:rFonts w:hint="eastAsia"/>
+          <w:rFonts w:hint="eastAsia" w:eastAsia="黑体"/>
         </w:rPr>
         <w:t xml:space="preserve">组成闭环负反馈系统。电路共有</w:t>
       </w:r>
       <w:r>
+        <w:rPr>
+          <w:rFonts w:eastAsia="黑体"/>
+        </w:rPr>
         <w:t xml:space="preserve"> 6 </w:t>
       </w:r>
       <w:r>
         <w:rPr>
-          <w:rFonts w:hint="eastAsia"/>
+          <w:rFonts w:hint="eastAsia" w:eastAsia="黑体"/>
         </w:rPr>
         <w:t xml:space="preserve">个关键节点：</w:t>
       </w:r>
       <w:r>
         <w:rPr>
-          <w:rFonts w:hint="eastAsia"/>
+          <w:rFonts w:hint="eastAsia" w:eastAsia="黑体"/>
           <w:b/>
           <w:bCs/>
         </w:rPr>
@@ -254,6 +286,7 @@
       </w:r>
       <w:r>
         <w:rPr>
+          <w:rFonts w:eastAsia="黑体"/>
           <w:b/>
           <w:bCs/>
         </w:rPr>
@@ -261,7 +294,7 @@
       </w:r>
       <w:r>
         <w:rPr>
-          <w:rFonts w:hint="eastAsia"/>
+          <w:rFonts w:hint="eastAsia" w:eastAsia="黑体"/>
           <w:b/>
           <w:bCs/>
         </w:rPr>
@@ -269,6 +302,7 @@
       </w:r>
       <w:r>
         <w:rPr>
+          <w:rFonts w:eastAsia="黑体"/>
           <w:b/>
           <w:bCs/>
         </w:rPr>
@@ -276,13 +310,13 @@
       </w:r>
       <w:r>
         <w:rPr>
-          <w:rFonts w:hint="eastAsia"/>
+          <w:rFonts w:hint="eastAsia" w:eastAsia="黑体"/>
         </w:rPr>
         <w:t xml:space="preserve">；</w:t>
       </w:r>
       <w:r>
         <w:rPr>
-          <w:rFonts w:hint="eastAsia"/>
+          <w:rFonts w:hint="eastAsia" w:eastAsia="黑体"/>
           <w:b/>
           <w:bCs/>
         </w:rPr>
@@ -290,6 +324,7 @@
       </w:r>
       <w:r>
         <w:rPr>
+          <w:rFonts w:eastAsia="黑体"/>
           <w:b/>
           <w:bCs/>
         </w:rPr>
@@ -297,7 +332,7 @@
       </w:r>
       <w:r>
         <w:rPr>
-          <w:rFonts w:hint="eastAsia"/>
+          <w:rFonts w:hint="eastAsia" w:eastAsia="黑体"/>
           <w:b/>
           <w:bCs/>
         </w:rPr>
@@ -305,6 +340,7 @@
       </w:r>
       <w:r>
         <w:rPr>
+          <w:rFonts w:eastAsia="黑体"/>
           <w:b/>
           <w:bCs/>
         </w:rPr>
@@ -332,13 +368,13 @@
       </m:oMath>
       <w:r>
         <w:rPr>
-          <w:rFonts w:hint="eastAsia"/>
+          <w:rFonts w:hint="eastAsia" w:eastAsia="黑体"/>
         </w:rPr>
         <w:t xml:space="preserve">；</w:t>
       </w:r>
       <w:r>
         <w:rPr>
-          <w:rFonts w:hint="eastAsia"/>
+          <w:rFonts w:hint="eastAsia" w:eastAsia="黑体"/>
           <w:b/>
           <w:bCs/>
         </w:rPr>
@@ -346,6 +382,7 @@
       </w:r>
       <w:r>
         <w:rPr>
+          <w:rFonts w:eastAsia="黑体"/>
           <w:b/>
           <w:bCs/>
         </w:rPr>
@@ -353,7 +390,7 @@
       </w:r>
       <w:r>
         <w:rPr>
-          <w:rFonts w:hint="eastAsia"/>
+          <w:rFonts w:hint="eastAsia" w:eastAsia="黑体"/>
           <w:b/>
           <w:bCs/>
         </w:rPr>
@@ -361,6 +398,7 @@
       </w:r>
       <w:r>
         <w:rPr>
+          <w:rFonts w:eastAsia="黑体"/>
           <w:b/>
           <w:bCs/>
         </w:rPr>
@@ -368,7 +406,7 @@
       </w:r>
       <w:r>
         <w:rPr>
-          <w:rFonts w:hint="eastAsia"/>
+          <w:rFonts w:hint="eastAsia" w:eastAsia="黑体"/>
           <w:b/>
           <w:bCs/>
         </w:rPr>
@@ -376,13 +414,13 @@
       </w:r>
       <w:r>
         <w:rPr>
-          <w:rFonts w:hint="eastAsia"/>
+          <w:rFonts w:hint="eastAsia" w:eastAsia="黑体"/>
         </w:rPr>
         <w:t xml:space="preserve">；</w:t>
       </w:r>
       <w:r>
         <w:rPr>
-          <w:rFonts w:hint="eastAsia"/>
+          <w:rFonts w:hint="eastAsia" w:eastAsia="黑体"/>
           <w:b/>
           <w:bCs/>
         </w:rPr>
@@ -390,6 +428,7 @@
       </w:r>
       <w:r>
         <w:rPr>
+          <w:rFonts w:eastAsia="黑体"/>
           <w:b/>
           <w:bCs/>
         </w:rPr>
@@ -397,7 +436,7 @@
       </w:r>
       <w:r>
         <w:rPr>
-          <w:rFonts w:hint="eastAsia"/>
+          <w:rFonts w:hint="eastAsia" w:eastAsia="黑体"/>
           <w:b/>
           <w:bCs/>
         </w:rPr>
@@ -405,6 +444,7 @@
       </w:r>
       <w:r>
         <w:rPr>
+          <w:rFonts w:eastAsia="黑体"/>
           <w:b/>
           <w:bCs/>
         </w:rPr>
@@ -412,7 +452,7 @@
       </w:r>
       <w:r>
         <w:rPr>
-          <w:rFonts w:hint="eastAsia"/>
+          <w:rFonts w:hint="eastAsia" w:eastAsia="黑体"/>
           <w:b/>
           <w:bCs/>
         </w:rPr>
@@ -420,6 +460,7 @@
       </w:r>
       <w:r>
         <w:rPr>
+          <w:rFonts w:eastAsia="黑体"/>
           <w:b/>
           <w:bCs/>
         </w:rPr>
@@ -450,7 +491,7 @@
       </m:oMath>
       <w:r>
         <w:rPr>
-          <w:rFonts w:hint="eastAsia"/>
+          <w:rFonts w:hint="eastAsia" w:eastAsia="黑体"/>
           <w:b/>
           <w:bCs/>
         </w:rPr>
@@ -458,13 +499,13 @@
       </w:r>
       <w:r>
         <w:rPr>
-          <w:rFonts w:hint="eastAsia"/>
+          <w:rFonts w:hint="eastAsia" w:eastAsia="黑体"/>
         </w:rPr>
         <w:t xml:space="preserve">；</w:t>
       </w:r>
       <w:r>
         <w:rPr>
-          <w:rFonts w:hint="eastAsia"/>
+          <w:rFonts w:hint="eastAsia" w:eastAsia="黑体"/>
           <w:b/>
           <w:bCs/>
         </w:rPr>
@@ -472,6 +513,7 @@
       </w:r>
       <w:r>
         <w:rPr>
+          <w:rFonts w:eastAsia="黑体"/>
           <w:b/>
           <w:bCs/>
         </w:rPr>
@@ -479,7 +521,7 @@
       </w:r>
       <w:r>
         <w:rPr>
-          <w:rFonts w:hint="eastAsia"/>
+          <w:rFonts w:hint="eastAsia" w:eastAsia="黑体"/>
           <w:b/>
           <w:bCs/>
         </w:rPr>
@@ -487,6 +529,7 @@
       </w:r>
       <w:r>
         <w:rPr>
+          <w:rFonts w:eastAsia="黑体"/>
           <w:b/>
           <w:bCs/>
         </w:rPr>
@@ -514,13 +557,13 @@
       </m:oMath>
       <w:r>
         <w:rPr>
-          <w:rFonts w:hint="eastAsia"/>
+          <w:rFonts w:hint="eastAsia" w:eastAsia="黑体"/>
         </w:rPr>
         <w:t xml:space="preserve">；</w:t>
       </w:r>
       <w:r>
         <w:rPr>
-          <w:rFonts w:hint="eastAsia"/>
+          <w:rFonts w:hint="eastAsia" w:eastAsia="黑体"/>
           <w:b/>
           <w:bCs/>
         </w:rPr>
@@ -528,6 +571,7 @@
       </w:r>
       <w:r>
         <w:rPr>
+          <w:rFonts w:eastAsia="黑体"/>
           <w:b/>
           <w:bCs/>
         </w:rPr>
@@ -535,7 +579,7 @@
       </w:r>
       <w:r>
         <w:rPr>
-          <w:rFonts w:hint="eastAsia"/>
+          <w:rFonts w:hint="eastAsia" w:eastAsia="黑体"/>
           <w:b/>
           <w:bCs/>
         </w:rPr>
@@ -543,16 +587,19 @@
       </w:r>
       <w:r>
         <w:rPr>
-          <w:rFonts w:hint="eastAsia"/>
+          <w:rFonts w:hint="eastAsia" w:eastAsia="黑体"/>
         </w:rPr>
         <w:t xml:space="preserve">（VCC）与</w:t>
       </w:r>
       <w:r>
+        <w:rPr>
+          <w:rFonts w:eastAsia="黑体"/>
+        </w:rPr>
         <w:t xml:space="preserve"> </w:t>
       </w:r>
       <w:r>
         <w:rPr>
-          <w:rFonts w:hint="eastAsia"/>
+          <w:rFonts w:hint="eastAsia" w:eastAsia="黑体"/>
           <w:b/>
           <w:bCs/>
         </w:rPr>
@@ -560,6 +607,7 @@
       </w:r>
       <w:r>
         <w:rPr>
+          <w:rFonts w:eastAsia="黑体"/>
           <w:b/>
           <w:bCs/>
         </w:rPr>
@@ -567,7 +615,7 @@
       </w:r>
       <w:r>
         <w:rPr>
-          <w:rFonts w:hint="eastAsia"/>
+          <w:rFonts w:hint="eastAsia" w:eastAsia="黑体"/>
           <w:b/>
           <w:bCs/>
         </w:rPr>
@@ -575,7 +623,7 @@
       </w:r>
       <w:r>
         <w:rPr>
-          <w:rFonts w:hint="eastAsia"/>
+          <w:rFonts w:hint="eastAsia" w:eastAsia="黑体"/>
         </w:rPr>
         <w:t xml:space="preserve">（GND）。</w:t>
       </w:r>
@@ -584,76 +632,95 @@
       <w:pPr/>
       <w:r>
         <w:rPr>
-          <w:rFonts w:hint="eastAsia"/>
+          <w:rFonts w:hint="eastAsia" w:eastAsia="黑体"/>
         </w:rPr>
         <w:t xml:space="preserve">各器件管脚连接：</w:t>
       </w:r>
       <w:r>
         <w:rPr>
+          <w:rFonts w:eastAsia="黑体"/>
           <w:b/>
           <w:bCs/>
         </w:rPr>
         <w:t xml:space="preserve">PD/PFD</w:t>
       </w:r>
       <w:r>
+        <w:rPr>
+          <w:rFonts w:eastAsia="黑体"/>
+        </w:rPr>
         <w:t xml:space="preserve"> </w:t>
       </w:r>
       <w:r>
         <w:rPr>
-          <w:rFonts w:hint="eastAsia"/>
+          <w:rFonts w:hint="eastAsia" w:eastAsia="黑体"/>
         </w:rPr>
         <w:t xml:space="preserve">的两个输入分别接节点①（参考）与节点②（分频反馈），输出</w:t>
       </w:r>
       <w:r>
+        <w:rPr>
+          <w:rFonts w:eastAsia="黑体"/>
+        </w:rPr>
         <w:t xml:space="preserve"> UP/DOWN </w:t>
       </w:r>
       <w:r>
         <w:rPr>
-          <w:rFonts w:hint="eastAsia"/>
+          <w:rFonts w:hint="eastAsia" w:eastAsia="黑体"/>
         </w:rPr>
         <w:t xml:space="preserve">或电荷泵（CP）电流接节点③；</w:t>
       </w:r>
       <w:r>
         <w:rPr>
-          <w:rFonts w:hint="eastAsia"/>
+          <w:rFonts w:hint="eastAsia" w:eastAsia="黑体"/>
           <w:b/>
           <w:bCs/>
         </w:rPr>
         <w:t xml:space="preserve">环路滤波器</w:t>
       </w:r>
       <w:r>
+        <w:rPr>
+          <w:rFonts w:eastAsia="黑体"/>
+        </w:rPr>
         <w:t xml:space="preserve"> </w:t>
       </w:r>
       <w:r>
         <w:rPr>
-          <w:rFonts w:hint="eastAsia"/>
+          <w:rFonts w:hint="eastAsia" w:eastAsia="黑体"/>
         </w:rPr>
         <w:t xml:space="preserve">的</w:t>
       </w:r>
       <w:r>
+        <w:rPr>
+          <w:rFonts w:eastAsia="黑体"/>
+        </w:rPr>
         <w:t xml:space="preserve"> R、C </w:t>
       </w:r>
       <w:r>
         <w:rPr>
-          <w:rFonts w:hint="eastAsia"/>
+          <w:rFonts w:hint="eastAsia" w:eastAsia="黑体"/>
         </w:rPr>
         <w:t xml:space="preserve">按二阶/三阶接在节点③</w:t>
       </w:r>
       <w:r>
+        <w:rPr>
+          <w:rFonts w:eastAsia="黑体"/>
+        </w:rPr>
         <w:t xml:space="preserve"> </w:t>
       </w:r>
       <w:r>
         <w:rPr>
-          <w:rFonts w:hint="eastAsia"/>
+          <w:rFonts w:hint="eastAsia" w:eastAsia="黑体"/>
         </w:rPr>
         <w:t xml:space="preserve">与节点④</w:t>
       </w:r>
       <w:r>
+        <w:rPr>
+          <w:rFonts w:eastAsia="黑体"/>
+        </w:rPr>
         <w:t xml:space="preserve"> </w:t>
       </w:r>
       <w:r>
         <w:rPr>
-          <w:rFonts w:hint="eastAsia"/>
+          <w:rFonts w:hint="eastAsia" w:eastAsia="黑体"/>
         </w:rPr>
         <w:t xml:space="preserve">之间——</w:t>
       </w:r>
@@ -672,15 +739,21 @@
         </m:sSub>
       </m:oMath>
       <w:r>
+        <w:rPr>
+          <w:rFonts w:eastAsia="黑体"/>
+        </w:rPr>
         <w:t xml:space="preserve"> </w:t>
       </w:r>
       <w:r>
         <w:rPr>
-          <w:rFonts w:hint="eastAsia"/>
+          <w:rFonts w:hint="eastAsia" w:eastAsia="黑体"/>
         </w:rPr>
         <w:t xml:space="preserve">串联</w:t>
       </w:r>
       <w:r>
+        <w:rPr>
+          <w:rFonts w:eastAsia="黑体"/>
+        </w:rPr>
         <w:t xml:space="preserve"> </w:t>
       </w:r>
       <m:oMath>
@@ -698,15 +771,21 @@
         </m:sSub>
       </m:oMath>
       <w:r>
+        <w:rPr>
+          <w:rFonts w:eastAsia="黑体"/>
+        </w:rPr>
         <w:t xml:space="preserve"> </w:t>
       </w:r>
       <w:r>
         <w:rPr>
-          <w:rFonts w:hint="eastAsia"/>
+          <w:rFonts w:hint="eastAsia" w:eastAsia="黑体"/>
         </w:rPr>
         <w:t xml:space="preserve">从</w:t>
       </w:r>
       <w:r>
+        <w:rPr>
+          <w:rFonts w:eastAsia="黑体"/>
+        </w:rPr>
         <w:t xml:space="preserve"> </w:t>
       </w:r>
       <m:oMath>
@@ -733,11 +812,14 @@
         </m:sSub>
       </m:oMath>
       <w:r>
+        <w:rPr>
+          <w:rFonts w:eastAsia="黑体"/>
+        </w:rPr>
         <w:t xml:space="preserve"> </w:t>
       </w:r>
       <w:r>
         <w:rPr>
-          <w:rFonts w:hint="eastAsia"/>
+          <w:rFonts w:hint="eastAsia" w:eastAsia="黑体"/>
         </w:rPr>
         <w:t xml:space="preserve">到地，</w:t>
       </w:r>
@@ -756,15 +838,21 @@
         </m:sSub>
       </m:oMath>
       <w:r>
+        <w:rPr>
+          <w:rFonts w:eastAsia="黑体"/>
+        </w:rPr>
         <w:t xml:space="preserve"> </w:t>
       </w:r>
       <w:r>
         <w:rPr>
-          <w:rFonts w:hint="eastAsia"/>
+          <w:rFonts w:hint="eastAsia" w:eastAsia="黑体"/>
         </w:rPr>
         <w:t xml:space="preserve">与</w:t>
       </w:r>
       <w:r>
+        <w:rPr>
+          <w:rFonts w:eastAsia="黑体"/>
+        </w:rPr>
         <w:t xml:space="preserve"> </w:t>
       </w:r>
       <m:oMath>
@@ -782,15 +870,21 @@
         </m:sSub>
       </m:oMath>
       <w:r>
+        <w:rPr>
+          <w:rFonts w:eastAsia="黑体"/>
+        </w:rPr>
         <w:t xml:space="preserve"> </w:t>
       </w:r>
       <w:r>
         <w:rPr>
-          <w:rFonts w:hint="eastAsia"/>
+          <w:rFonts w:hint="eastAsia" w:eastAsia="黑体"/>
         </w:rPr>
         <w:t xml:space="preserve">串联后并联在</w:t>
       </w:r>
       <w:r>
+        <w:rPr>
+          <w:rFonts w:eastAsia="黑体"/>
+        </w:rPr>
         <w:t xml:space="preserve"> </w:t>
       </w:r>
       <m:oMath>
@@ -817,54 +911,70 @@
         </m:sSub>
       </m:oMath>
       <w:r>
+        <w:rPr>
+          <w:rFonts w:eastAsia="黑体"/>
+        </w:rPr>
         <w:t xml:space="preserve"> </w:t>
       </w:r>
       <w:r>
         <w:rPr>
-          <w:rFonts w:hint="eastAsia"/>
+          <w:rFonts w:hint="eastAsia" w:eastAsia="黑体"/>
         </w:rPr>
         <w:t xml:space="preserve">与地之间（二阶</w:t>
       </w:r>
       <w:r>
+        <w:rPr>
+          <w:rFonts w:eastAsia="黑体"/>
+        </w:rPr>
         <w:t xml:space="preserve"> </w:t>
       </w:r>
       <w:r>
         <w:rPr>
-          <w:rFonts w:hint="eastAsia"/>
+          <w:rFonts w:hint="eastAsia" w:eastAsia="黑体"/>
         </w:rPr>
         <w:t xml:space="preserve">lag-lead/三阶滤波），决定环路带宽与相位裕度。</w:t>
       </w:r>
       <w:r>
         <w:rPr>
+          <w:rFonts w:eastAsia="黑体"/>
           <w:b/>
           <w:bCs/>
         </w:rPr>
         <w:t xml:space="preserve">VCO</w:t>
       </w:r>
       <w:r>
+        <w:rPr>
+          <w:rFonts w:eastAsia="黑体"/>
+        </w:rPr>
         <w:t xml:space="preserve"> </w:t>
       </w:r>
       <w:r>
         <w:rPr>
-          <w:rFonts w:hint="eastAsia"/>
+          <w:rFonts w:hint="eastAsia" w:eastAsia="黑体"/>
         </w:rPr>
         <w:t xml:space="preserve">的控制电压输入接节点④、输出接节点⑤；节点⑤</w:t>
       </w:r>
       <w:r>
+        <w:rPr>
+          <w:rFonts w:eastAsia="黑体"/>
+        </w:rPr>
         <w:t xml:space="preserve"> </w:t>
       </w:r>
       <w:r>
         <w:rPr>
-          <w:rFonts w:hint="eastAsia"/>
+          <w:rFonts w:hint="eastAsia" w:eastAsia="黑体"/>
         </w:rPr>
         <w:t xml:space="preserve">经</w:t>
       </w:r>
       <w:r>
+        <w:rPr>
+          <w:rFonts w:eastAsia="黑体"/>
+        </w:rPr>
         <w:t xml:space="preserve"> </w:t>
       </w:r>
       <w:r>
         <w:rPr>
-          <w:rFonts w:hint="eastAsia"/>
+          <w:rFonts w:hint="eastAsia" w:eastAsia="黑体"/>
           <w:b/>
           <w:bCs/>
         </w:rPr>
@@ -872,30 +982,40 @@
       </w:r>
       <w:r>
         <w:rPr>
+          <w:rFonts w:eastAsia="黑体"/>
           <w:b/>
           <w:bCs/>
         </w:rPr>
         <w:t xml:space="preserve"> ÷N</w:t>
       </w:r>
       <w:r>
+        <w:rPr>
+          <w:rFonts w:eastAsia="黑体"/>
+        </w:rPr>
         <w:t xml:space="preserve"> </w:t>
       </w:r>
       <w:r>
         <w:rPr>
-          <w:rFonts w:hint="eastAsia"/>
+          <w:rFonts w:hint="eastAsia" w:eastAsia="黑体"/>
         </w:rPr>
         <w:t xml:space="preserve">分频后接节点②</w:t>
       </w:r>
       <w:r>
+        <w:rPr>
+          <w:rFonts w:eastAsia="黑体"/>
+        </w:rPr>
         <w:t xml:space="preserve"> </w:t>
       </w:r>
       <w:r>
         <w:rPr>
-          <w:rFonts w:hint="eastAsia"/>
+          <w:rFonts w:hint="eastAsia" w:eastAsia="黑体"/>
         </w:rPr>
         <w:t xml:space="preserve">作为反馈，同时作为</w:t>
       </w:r>
       <w:r>
+        <w:rPr>
+          <w:rFonts w:eastAsia="黑体"/>
+        </w:rPr>
         <w:t xml:space="preserve"> </w:t>
       </w:r>
       <m:oMath>
@@ -946,56 +1066,74 @@
         </m:sSub>
       </m:oMath>
       <w:r>
+        <w:rPr>
+          <w:rFonts w:eastAsia="黑体"/>
+        </w:rPr>
         <w:t xml:space="preserve"> </w:t>
       </w:r>
       <w:r>
         <w:rPr>
-          <w:rFonts w:hint="eastAsia"/>
+          <w:rFonts w:hint="eastAsia" w:eastAsia="黑体"/>
         </w:rPr>
         <w:t xml:space="preserve">的输出。电源</w:t>
       </w:r>
       <w:r>
+        <w:rPr>
+          <w:rFonts w:eastAsia="黑体"/>
+        </w:rPr>
         <w:t xml:space="preserve"> VCC </w:t>
       </w:r>
       <w:r>
         <w:rPr>
-          <w:rFonts w:hint="eastAsia"/>
+          <w:rFonts w:hint="eastAsia" w:eastAsia="黑体"/>
         </w:rPr>
         <w:t xml:space="preserve">与地</w:t>
       </w:r>
       <w:r>
+        <w:rPr>
+          <w:rFonts w:eastAsia="黑体"/>
+        </w:rPr>
         <w:t xml:space="preserve"> </w:t>
       </w:r>
       <w:r>
         <w:rPr>
-          <w:rFonts w:hint="eastAsia"/>
+          <w:rFonts w:hint="eastAsia" w:eastAsia="黑体"/>
         </w:rPr>
         <w:t xml:space="preserve">GND（节点⑥/⑦）送</w:t>
       </w:r>
       <w:r>
+        <w:rPr>
+          <w:rFonts w:eastAsia="黑体"/>
+        </w:rPr>
         <w:t xml:space="preserve"> VCO </w:t>
       </w:r>
       <w:r>
         <w:rPr>
-          <w:rFonts w:hint="eastAsia"/>
+          <w:rFonts w:hint="eastAsia" w:eastAsia="黑体"/>
         </w:rPr>
         <w:t xml:space="preserve">与</w:t>
       </w:r>
       <w:r>
+        <w:rPr>
+          <w:rFonts w:eastAsia="黑体"/>
+        </w:rPr>
         <w:t xml:space="preserve"> PFD </w:t>
       </w:r>
       <w:r>
         <w:rPr>
-          <w:rFonts w:hint="eastAsia"/>
+          <w:rFonts w:hint="eastAsia" w:eastAsia="黑体"/>
         </w:rPr>
         <w:t xml:space="preserve">并去耦，VCO</w:t>
       </w:r>
       <w:r>
+        <w:rPr>
+          <w:rFonts w:eastAsia="黑体"/>
+        </w:rPr>
         <w:t xml:space="preserve"> </w:t>
       </w:r>
       <w:r>
         <w:rPr>
-          <w:rFonts w:hint="eastAsia"/>
+          <w:rFonts w:hint="eastAsia" w:eastAsia="黑体"/>
         </w:rPr>
         <w:t xml:space="preserve">供电需低噪声、加退耦电容。</w:t>
       </w:r>
@@ -1004,29 +1142,38 @@
       <w:pPr/>
       <w:r>
         <w:rPr>
-          <w:rFonts w:hint="eastAsia"/>
+          <w:rFonts w:hint="eastAsia" w:eastAsia="黑体"/>
         </w:rPr>
         <w:t xml:space="preserve">由此构成”PFD</w:t>
       </w:r>
       <w:r>
+        <w:rPr>
+          <w:rFonts w:eastAsia="黑体"/>
+        </w:rPr>
         <w:t xml:space="preserve"> </w:t>
       </w:r>
       <w:r>
         <w:rPr>
-          <w:rFonts w:hint="eastAsia"/>
+          <w:rFonts w:hint="eastAsia" w:eastAsia="黑体"/>
         </w:rPr>
         <w:t xml:space="preserve">比较参考与分频反馈、环路滤波器平滑误差电压、VCO</w:t>
       </w:r>
       <w:r>
+        <w:rPr>
+          <w:rFonts w:eastAsia="黑体"/>
+        </w:rPr>
         <w:t xml:space="preserve"> </w:t>
       </w:r>
       <w:r>
         <w:rPr>
-          <w:rFonts w:hint="eastAsia"/>
+          <w:rFonts w:hint="eastAsia" w:eastAsia="黑体"/>
         </w:rPr>
         <w:t xml:space="preserve">受控调谐、分频器反馈闭合”的锁相环负反馈系统，锁定后</w:t>
       </w:r>
       <w:r>
+        <w:rPr>
+          <w:rFonts w:eastAsia="黑体"/>
+        </w:rPr>
         <w:t xml:space="preserve"> </w:t>
       </w:r>
       <m:oMath>
@@ -1078,7 +1225,7 @@
       </m:oMath>
       <w:r>
         <w:rPr>
-          <w:rFonts w:hint="eastAsia"/>
+          <w:rFonts w:hint="eastAsia" w:eastAsia="黑体"/>
         </w:rPr>
         <w:t xml:space="preserve">、相位差恒定，用于时钟产生、频率合成、时钟恢复与解调。</w:t>
       </w:r>
@@ -1091,7 +1238,7 @@
       </w:pPr>
       <w:r>
         <w:rPr>
-          <w:rFonts w:hint="eastAsia"/>
+          <w:rFonts w:hint="eastAsia" w:eastAsia="黑体"/>
         </w:rPr>
         <w:t xml:space="preserve">工作原理</w:t>
       </w:r>
@@ -1101,47 +1248,62 @@
         <w:pStyle w:val="FirstParagraph"/>
       </w:pPr>
       <w:r>
+        <w:rPr>
+          <w:rFonts w:eastAsia="黑体"/>
+        </w:rPr>
         <w:t xml:space="preserve">PFD </w:t>
       </w:r>
       <w:r>
         <w:rPr>
-          <w:rFonts w:hint="eastAsia"/>
+          <w:rFonts w:hint="eastAsia" w:eastAsia="黑体"/>
         </w:rPr>
         <w:t xml:space="preserve">比较参考信号与分频后</w:t>
       </w:r>
       <w:r>
+        <w:rPr>
+          <w:rFonts w:eastAsia="黑体"/>
+        </w:rPr>
         <w:t xml:space="preserve"> VCO </w:t>
       </w:r>
       <w:r>
         <w:rPr>
-          <w:rFonts w:hint="eastAsia"/>
+          <w:rFonts w:hint="eastAsia" w:eastAsia="黑体"/>
         </w:rPr>
         <w:t xml:space="preserve">信号的相位，输出误差脉冲经环路滤波器滤波后作为</w:t>
       </w:r>
       <w:r>
+        <w:rPr>
+          <w:rFonts w:eastAsia="黑体"/>
+        </w:rPr>
         <w:t xml:space="preserve"> VCO </w:t>
       </w:r>
       <w:r>
         <w:rPr>
-          <w:rFonts w:hint="eastAsia"/>
+          <w:rFonts w:hint="eastAsia" w:eastAsia="黑体"/>
         </w:rPr>
         <w:t xml:space="preserve">控制电压；VCO</w:t>
       </w:r>
       <w:r>
+        <w:rPr>
+          <w:rFonts w:eastAsia="黑体"/>
+        </w:rPr>
         <w:t xml:space="preserve"> </w:t>
       </w:r>
       <w:r>
         <w:rPr>
-          <w:rFonts w:hint="eastAsia"/>
+          <w:rFonts w:hint="eastAsia" w:eastAsia="黑体"/>
         </w:rPr>
         <w:t xml:space="preserve">频率随之调整，最终使两信号频率相等、相位差恒定（锁定）。锁定后输出频率为参考的</w:t>
       </w:r>
       <w:r>
+        <w:rPr>
+          <w:rFonts w:eastAsia="黑体"/>
+        </w:rPr>
         <w:t xml:space="preserve"> N </w:t>
       </w:r>
       <w:r>
         <w:rPr>
-          <w:rFonts w:hint="eastAsia"/>
+          <w:rFonts w:hint="eastAsia" w:eastAsia="黑体"/>
         </w:rPr>
         <w:t xml:space="preserve">倍。</w:t>
       </w:r>
@@ -1154,7 +1316,7 @@
       </w:pPr>
       <w:r>
         <w:rPr>
-          <w:rFonts w:hint="eastAsia"/>
+          <w:rFonts w:hint="eastAsia" w:eastAsia="黑体"/>
         </w:rPr>
         <w:t xml:space="preserve">关键计算公式</w:t>
       </w:r>
@@ -1168,7 +1330,7 @@
       </w:pPr>
       <w:r>
         <w:rPr>
-          <w:rFonts w:hint="eastAsia"/>
+          <w:rFonts w:hint="eastAsia" w:eastAsia="黑体"/>
         </w:rPr>
         <w:t xml:space="preserve">锁定频率：</w:t>
       </w:r>
@@ -1240,7 +1402,7 @@
       </w:pPr>
       <w:r>
         <w:rPr>
-          <w:rFonts w:hint="eastAsia"/>
+          <w:rFonts w:hint="eastAsia" w:eastAsia="黑体"/>
         </w:rPr>
         <w:t xml:space="preserve">二阶环路自然频率：</w:t>
       </w:r>
@@ -1341,7 +1503,7 @@
       </w:pPr>
       <w:r>
         <w:rPr>
-          <w:rFonts w:hint="eastAsia"/>
+          <w:rFonts w:hint="eastAsia" w:eastAsia="黑体"/>
         </w:rPr>
         <w:t xml:space="preserve">阻尼因子：</w:t>
       </w:r>
@@ -1425,11 +1587,14 @@
       </w:pPr>
       <w:r>
         <w:rPr>
-          <w:rFonts w:hint="eastAsia"/>
+          <w:rFonts w:hint="eastAsia" w:eastAsia="黑体"/>
         </w:rPr>
         <w:t xml:space="preserve">环路带宽（近似与</w:t>
       </w:r>
       <w:r>
+        <w:rPr>
+          <w:rFonts w:eastAsia="黑体"/>
+        </w:rPr>
         <w:t xml:space="preserve"> </w:t>
       </w:r>
       <m:oMath>
@@ -1447,6 +1612,9 @@
         </m:sSub>
       </m:oMath>
       <w:r>
+        <w:rPr>
+          <w:rFonts w:eastAsia="黑体"/>
+        </w:rPr>
         <w:t xml:space="preserve">、</w:t>
       </w:r>
       <m:oMath>
@@ -1455,11 +1623,14 @@
         </m:r>
       </m:oMath>
       <w:r>
+        <w:rPr>
+          <w:rFonts w:eastAsia="黑体"/>
+        </w:rPr>
         <w:t xml:space="preserve"> </w:t>
       </w:r>
       <w:r>
         <w:rPr>
-          <w:rFonts w:hint="eastAsia"/>
+          <w:rFonts w:hint="eastAsia" w:eastAsia="黑体"/>
         </w:rPr>
         <w:t xml:space="preserve">相关）。</w:t>
       </w:r>
@@ -1473,7 +1644,7 @@
       </w:pPr>
       <w:r>
         <w:rPr>
-          <w:rFonts w:hint="eastAsia"/>
+          <w:rFonts w:hint="eastAsia" w:eastAsia="黑体"/>
         </w:rPr>
         <w:t xml:space="preserve">锁定时间（经验估算）：</w:t>
       </w:r>
@@ -1573,7 +1744,7 @@
             </w:pPr>
             <w:r>
               <w:rPr>
-                <w:rFonts w:hint="eastAsia"/>
+                <w:rFonts w:hint="eastAsia" w:eastAsia="黑体"/>
               </w:rPr>
               <w:t xml:space="preserve">符号</w:t>
             </w:r>
@@ -1587,7 +1758,7 @@
             </w:pPr>
             <w:r>
               <w:rPr>
-                <w:rFonts w:hint="eastAsia"/>
+                <w:rFonts w:hint="eastAsia" w:eastAsia="黑体"/>
               </w:rPr>
               <w:t xml:space="preserve">含义</w:t>
             </w:r>
@@ -1601,7 +1772,7 @@
             </w:pPr>
             <w:r>
               <w:rPr>
-                <w:rFonts w:hint="eastAsia"/>
+                <w:rFonts w:hint="eastAsia" w:eastAsia="黑体"/>
               </w:rPr>
               <w:t xml:space="preserve">单位</w:t>
             </w:r>
@@ -1633,6 +1804,9 @@
               </m:sSub>
             </m:oMath>
             <w:r>
+              <w:rPr>
+                <w:rFonts w:eastAsia="黑体"/>
+              </w:rPr>
               <w:t xml:space="preserve">​</w:t>
             </w:r>
           </w:p>
@@ -1645,7 +1819,7 @@
             </w:pPr>
             <w:r>
               <w:rPr>
-                <w:rFonts w:hint="eastAsia"/>
+                <w:rFonts w:hint="eastAsia" w:eastAsia="黑体"/>
               </w:rPr>
               <w:t xml:space="preserve">鉴相增益</w:t>
             </w:r>
@@ -1658,6 +1832,9 @@
               <w:pStyle w:val="Compact"/>
             </w:pPr>
             <w:r>
+              <w:rPr>
+                <w:rFonts w:eastAsia="黑体"/>
+              </w:rPr>
               <w:t xml:space="preserve">V/rad</w:t>
             </w:r>
           </w:p>
@@ -1691,6 +1868,9 @@
               </m:sSub>
             </m:oMath>
             <w:r>
+              <w:rPr>
+                <w:rFonts w:eastAsia="黑体"/>
+              </w:rPr>
               <w:t xml:space="preserve">​</w:t>
             </w:r>
           </w:p>
@@ -1703,7 +1883,7 @@
             </w:pPr>
             <w:r>
               <w:rPr>
-                <w:rFonts w:hint="eastAsia"/>
+                <w:rFonts w:hint="eastAsia" w:eastAsia="黑体"/>
               </w:rPr>
               <w:t xml:space="preserve">压控灵敏度</w:t>
             </w:r>
@@ -1716,6 +1896,9 @@
               <w:pStyle w:val="Compact"/>
             </w:pPr>
             <w:r>
+              <w:rPr>
+                <w:rFonts w:eastAsia="黑体"/>
+              </w:rPr>
               <w:t xml:space="preserve">Hz/V</w:t>
             </w:r>
           </w:p>
@@ -1743,6 +1926,9 @@
               </m:sSub>
             </m:oMath>
             <w:r>
+              <w:rPr>
+                <w:rFonts w:eastAsia="黑体"/>
+              </w:rPr>
               <w:t xml:space="preserve">​</w:t>
             </w:r>
           </w:p>
@@ -1755,7 +1941,7 @@
             </w:pPr>
             <w:r>
               <w:rPr>
-                <w:rFonts w:hint="eastAsia"/>
+                <w:rFonts w:hint="eastAsia" w:eastAsia="黑体"/>
               </w:rPr>
               <w:t xml:space="preserve">自然角频率</w:t>
             </w:r>
@@ -1768,6 +1954,9 @@
               <w:pStyle w:val="Compact"/>
             </w:pPr>
             <w:r>
+              <w:rPr>
+                <w:rFonts w:eastAsia="黑体"/>
+              </w:rPr>
               <w:t xml:space="preserve">rad/s</w:t>
             </w:r>
           </w:p>
@@ -1786,6 +1975,9 @@
               </m:r>
             </m:oMath>
             <w:r>
+              <w:rPr>
+                <w:rFonts w:eastAsia="黑体"/>
+              </w:rPr>
               <w:t xml:space="preserve">​</w:t>
             </w:r>
           </w:p>
@@ -1798,7 +1990,7 @@
             </w:pPr>
             <w:r>
               <w:rPr>
-                <w:rFonts w:hint="eastAsia"/>
+                <w:rFonts w:hint="eastAsia" w:eastAsia="黑体"/>
               </w:rPr>
               <w:t xml:space="preserve">阻尼因子</w:t>
             </w:r>
@@ -1811,6 +2003,9 @@
               <w:pStyle w:val="Compact"/>
             </w:pPr>
             <w:r>
+              <w:rPr>
+                <w:rFonts w:eastAsia="黑体"/>
+              </w:rPr>
               <w:t xml:space="preserve">—</w:t>
             </w:r>
           </w:p>
@@ -1829,6 +2024,9 @@
               </m:r>
             </m:oMath>
             <w:r>
+              <w:rPr>
+                <w:rFonts w:eastAsia="黑体"/>
+              </w:rPr>
               <w:t xml:space="preserve">​</w:t>
             </w:r>
           </w:p>
@@ -1841,7 +2039,7 @@
             </w:pPr>
             <w:r>
               <w:rPr>
-                <w:rFonts w:hint="eastAsia"/>
+                <w:rFonts w:hint="eastAsia" w:eastAsia="黑体"/>
               </w:rPr>
               <w:t xml:space="preserve">分频比</w:t>
             </w:r>
@@ -1854,6 +2052,9 @@
               <w:pStyle w:val="Compact"/>
             </w:pPr>
             <w:r>
+              <w:rPr>
+                <w:rFonts w:eastAsia="黑体"/>
+              </w:rPr>
               <w:t xml:space="preserve">—</w:t>
             </w:r>
           </w:p>
@@ -1890,6 +2091,9 @@
               </m:sSub>
             </m:oMath>
             <w:r>
+              <w:rPr>
+                <w:rFonts w:eastAsia="黑体"/>
+              </w:rPr>
               <w:t xml:space="preserve">​</w:t>
             </w:r>
           </w:p>
@@ -1902,7 +2106,7 @@
             </w:pPr>
             <w:r>
               <w:rPr>
-                <w:rFonts w:hint="eastAsia"/>
+                <w:rFonts w:hint="eastAsia" w:eastAsia="黑体"/>
               </w:rPr>
               <w:t xml:space="preserve">锁定时间</w:t>
             </w:r>
@@ -1915,6 +2119,9 @@
               <w:pStyle w:val="Compact"/>
             </w:pPr>
             <w:r>
+              <w:rPr>
+                <w:rFonts w:eastAsia="黑体"/>
+              </w:rPr>
               <w:t xml:space="preserve">s</w:t>
             </w:r>
           </w:p>
@@ -1929,7 +2136,7 @@
       </w:pPr>
       <w:r>
         <w:rPr>
-          <w:rFonts w:hint="eastAsia"/>
+          <w:rFonts w:hint="eastAsia" w:eastAsia="黑体"/>
         </w:rPr>
         <w:t xml:space="preserve">元件调整影响</w:t>
       </w:r>
@@ -1944,7 +2151,7 @@
       </w:pPr>
       <w:r>
         <w:rPr>
-          <w:rFonts w:hint="eastAsia"/>
+          <w:rFonts w:hint="eastAsia" w:eastAsia="黑体"/>
           <w:b/>
           <w:bCs/>
         </w:rPr>
@@ -1952,29 +2159,39 @@
       </w:r>
       <w:r>
         <w:rPr>
+          <w:rFonts w:eastAsia="黑体"/>
           <w:b/>
           <w:bCs/>
         </w:rPr>
         <w:t xml:space="preserve"> ↑</w:t>
       </w:r>
       <w:r>
+        <w:rPr>
+          <w:rFonts w:eastAsia="黑体"/>
+        </w:rPr>
         <w:t xml:space="preserve"> </w:t>
       </w:r>
       <w:r>
+        <w:rPr>
+          <w:rFonts w:eastAsia="黑体"/>
+        </w:rPr>
         <w:t xml:space="preserve">→ </w:t>
       </w:r>
       <w:r>
         <w:rPr>
-          <w:rFonts w:hint="eastAsia"/>
+          <w:rFonts w:hint="eastAsia" w:eastAsia="黑体"/>
         </w:rPr>
         <w:t xml:space="preserve">锁定快，但抑制</w:t>
       </w:r>
       <w:r>
+        <w:rPr>
+          <w:rFonts w:eastAsia="黑体"/>
+        </w:rPr>
         <w:t xml:space="preserve"> VCO </w:t>
       </w:r>
       <w:r>
         <w:rPr>
-          <w:rFonts w:hint="eastAsia"/>
+          <w:rFonts w:hint="eastAsia" w:eastAsia="黑体"/>
         </w:rPr>
         <w:t xml:space="preserve">相位噪声与杂散能力差。</w:t>
       </w:r>
@@ -1989,7 +2206,7 @@
       </w:pPr>
       <w:r>
         <w:rPr>
-          <w:rFonts w:hint="eastAsia"/>
+          <w:rFonts w:hint="eastAsia" w:eastAsia="黑体"/>
           <w:b/>
           <w:bCs/>
         </w:rPr>
@@ -1997,20 +2214,27 @@
       </w:r>
       <w:r>
         <w:rPr>
+          <w:rFonts w:eastAsia="黑体"/>
           <w:b/>
           <w:bCs/>
         </w:rPr>
         <w:t xml:space="preserve"> ↓</w:t>
       </w:r>
       <w:r>
+        <w:rPr>
+          <w:rFonts w:eastAsia="黑体"/>
+        </w:rPr>
         <w:t xml:space="preserve"> </w:t>
       </w:r>
       <w:r>
+        <w:rPr>
+          <w:rFonts w:eastAsia="黑体"/>
+        </w:rPr>
         <w:t xml:space="preserve">→ </w:t>
       </w:r>
       <w:r>
         <w:rPr>
-          <w:rFonts w:hint="eastAsia"/>
+          <w:rFonts w:hint="eastAsia" w:eastAsia="黑体"/>
         </w:rPr>
         <w:t xml:space="preserve">锁定慢、近端相位噪声改善，但稳定裕量变小。</w:t>
       </w:r>
@@ -2025,7 +2249,7 @@
       </w:pPr>
       <w:r>
         <w:rPr>
-          <w:rFonts w:hint="eastAsia"/>
+          <w:rFonts w:hint="eastAsia" w:eastAsia="黑体"/>
           <w:b/>
           <w:bCs/>
         </w:rPr>
@@ -2033,20 +2257,27 @@
       </w:r>
       <w:r>
         <w:rPr>
+          <w:rFonts w:eastAsia="黑体"/>
           <w:b/>
           <w:bCs/>
         </w:rPr>
         <w:t xml:space="preserve"> N ↑</w:t>
       </w:r>
       <w:r>
+        <w:rPr>
+          <w:rFonts w:eastAsia="黑体"/>
+        </w:rPr>
         <w:t xml:space="preserve"> </w:t>
       </w:r>
       <w:r>
+        <w:rPr>
+          <w:rFonts w:eastAsia="黑体"/>
+        </w:rPr>
         <w:t xml:space="preserve">→ </w:t>
       </w:r>
       <w:r>
         <w:rPr>
-          <w:rFonts w:hint="eastAsia"/>
+          <w:rFonts w:hint="eastAsia" w:eastAsia="黑体"/>
         </w:rPr>
         <w:t xml:space="preserve">输出频率升高，相位噪声被放大，环路稳定设计更苛刻。</w:t>
       </w:r>
@@ -2061,6 +2292,7 @@
       </w:pPr>
       <w:r>
         <w:rPr>
+          <w:rFonts w:eastAsia="黑体"/>
           <w:b/>
           <w:bCs/>
         </w:rPr>
@@ -2068,7 +2300,7 @@
       </w:r>
       <w:r>
         <w:rPr>
-          <w:rFonts w:hint="eastAsia"/>
+          <w:rFonts w:hint="eastAsia" w:eastAsia="黑体"/>
           <w:b/>
           <w:bCs/>
         </w:rPr>
@@ -2076,20 +2308,27 @@
       </w:r>
       <w:r>
         <w:rPr>
+          <w:rFonts w:eastAsia="黑体"/>
           <w:b/>
           <w:bCs/>
         </w:rPr>
         <w:t xml:space="preserve"> K_VCO ↑</w:t>
       </w:r>
       <w:r>
+        <w:rPr>
+          <w:rFonts w:eastAsia="黑体"/>
+        </w:rPr>
         <w:t xml:space="preserve"> </w:t>
       </w:r>
       <w:r>
+        <w:rPr>
+          <w:rFonts w:eastAsia="黑体"/>
+        </w:rPr>
         <w:t xml:space="preserve">→ </w:t>
       </w:r>
       <w:r>
         <w:rPr>
-          <w:rFonts w:hint="eastAsia"/>
+          <w:rFonts w:hint="eastAsia" w:eastAsia="黑体"/>
         </w:rPr>
         <w:t xml:space="preserve">环路增益增大，需同步调整滤波器保证稳定。</w:t>
       </w:r>
@@ -2102,7 +2341,7 @@
       </w:pPr>
       <w:r>
         <w:rPr>
-          <w:rFonts w:hint="eastAsia"/>
+          <w:rFonts w:hint="eastAsia" w:eastAsia="黑体"/>
         </w:rPr>
         <w:t xml:space="preserve">典型参数示例</w:t>
       </w:r>
@@ -2117,11 +2356,14 @@
       </w:pPr>
       <w:r>
         <w:rPr>
-          <w:rFonts w:hint="eastAsia"/>
+          <w:rFonts w:hint="eastAsia" w:eastAsia="黑体"/>
         </w:rPr>
         <w:t xml:space="preserve">取</w:t>
       </w:r>
       <w:r>
+        <w:rPr>
+          <w:rFonts w:eastAsia="黑体"/>
+        </w:rPr>
         <w:t xml:space="preserve"> </w:t>
       </w:r>
       <m:oMath>
@@ -2154,9 +2396,15 @@
         </m:r>
       </m:oMath>
       <w:r>
+        <w:rPr>
+          <w:rFonts w:eastAsia="黑体"/>
+        </w:rPr>
         <w:t xml:space="preserve"> </w:t>
       </w:r>
       <w:r>
+        <w:rPr>
+          <w:rFonts w:eastAsia="黑体"/>
+        </w:rPr>
         <w:t xml:space="preserve">MHz、</w:t>
       </w:r>
       <m:oMath>
@@ -2175,7 +2423,7 @@
       </m:oMath>
       <w:r>
         <w:rPr>
-          <w:rFonts w:hint="eastAsia"/>
+          <w:rFonts w:hint="eastAsia" w:eastAsia="黑体"/>
         </w:rPr>
         <w:t xml:space="preserve">：</w:t>
       </w:r>
@@ -2227,9 +2475,15 @@
         </m:r>
       </m:oMath>
       <w:r>
+        <w:rPr>
+          <w:rFonts w:eastAsia="黑体"/>
+        </w:rPr>
         <w:t xml:space="preserve"> </w:t>
       </w:r>
       <w:r>
+        <w:rPr>
+          <w:rFonts w:eastAsia="黑体"/>
+        </w:rPr>
         <w:t xml:space="preserve">MHz。</w:t>
       </w:r>
     </w:p>
@@ -2243,11 +2497,14 @@
       </w:pPr>
       <w:r>
         <w:rPr>
-          <w:rFonts w:hint="eastAsia"/>
+          <w:rFonts w:hint="eastAsia" w:eastAsia="黑体"/>
         </w:rPr>
         <w:t xml:space="preserve">取</w:t>
       </w:r>
       <w:r>
+        <w:rPr>
+          <w:rFonts w:eastAsia="黑体"/>
+        </w:rPr>
         <w:t xml:space="preserve"> </w:t>
       </w:r>
       <m:oMath>
@@ -2280,9 +2537,15 @@
         </m:r>
       </m:oMath>
       <w:r>
+        <w:rPr>
+          <w:rFonts w:eastAsia="黑体"/>
+        </w:rPr>
         <w:t xml:space="preserve"> </w:t>
       </w:r>
       <w:r>
+        <w:rPr>
+          <w:rFonts w:eastAsia="黑体"/>
+        </w:rPr>
         <w:t xml:space="preserve">MHz/V、</w:t>
       </w:r>
       <m:oMath>
@@ -2312,9 +2575,15 @@
         </m:r>
       </m:oMath>
       <w:r>
+        <w:rPr>
+          <w:rFonts w:eastAsia="黑体"/>
+        </w:rPr>
         <w:t xml:space="preserve"> </w:t>
       </w:r>
       <w:r>
+        <w:rPr>
+          <w:rFonts w:eastAsia="黑体"/>
+        </w:rPr>
         <w:t xml:space="preserve">V/rad、</w:t>
       </w:r>
       <m:oMath>
@@ -2332,6 +2601,9 @@
         </m:r>
       </m:oMath>
       <w:r>
+        <w:rPr>
+          <w:rFonts w:eastAsia="黑体"/>
+        </w:rPr>
         <w:t xml:space="preserve">、</w:t>
       </w:r>
       <m:oMath>
@@ -2352,15 +2624,21 @@
         </m:r>
       </m:oMath>
       <w:r>
+        <w:rPr>
+          <w:rFonts w:eastAsia="黑体"/>
+        </w:rPr>
         <w:t xml:space="preserve"> </w:t>
       </w:r>
       <w:r>
         <w:rPr>
-          <w:rFonts w:hint="eastAsia"/>
+          <w:rFonts w:hint="eastAsia" w:eastAsia="黑体"/>
         </w:rPr>
         <w:t xml:space="preserve">使</w:t>
       </w:r>
       <w:r>
+        <w:rPr>
+          <w:rFonts w:eastAsia="黑体"/>
+        </w:rPr>
         <w:t xml:space="preserve"> </w:t>
       </w:r>
       <m:oMath>
@@ -2378,15 +2656,21 @@
         </m:sSub>
       </m:oMath>
       <w:r>
+        <w:rPr>
+          <w:rFonts w:eastAsia="黑体"/>
+        </w:rPr>
         <w:t xml:space="preserve"> </w:t>
       </w:r>
       <w:r>
         <w:rPr>
-          <w:rFonts w:hint="eastAsia"/>
+          <w:rFonts w:hint="eastAsia" w:eastAsia="黑体"/>
         </w:rPr>
         <w:t xml:space="preserve">落在环路带宽内，可估算锁定时间</w:t>
       </w:r>
       <w:r>
+        <w:rPr>
+          <w:rFonts w:eastAsia="黑体"/>
+        </w:rPr>
         <w:t xml:space="preserve"> </w:t>
       </w:r>
       <m:oMath>
@@ -2440,6 +2724,9 @@
         </m:sSub>
       </m:oMath>
       <w:r>
+        <w:rPr>
+          <w:rFonts w:eastAsia="黑体"/>
+        </w:rPr>
         <w:t xml:space="preserve">。</w:t>
       </w:r>
     </w:p>
@@ -2451,7 +2738,7 @@
       </w:pPr>
       <w:r>
         <w:rPr>
-          <w:rFonts w:hint="eastAsia"/>
+          <w:rFonts w:hint="eastAsia" w:eastAsia="黑体"/>
         </w:rPr>
         <w:t xml:space="preserve">常见器件型号</w:t>
       </w:r>
@@ -2465,20 +2752,26 @@
         </w:numPr>
       </w:pPr>
       <w:r>
+        <w:rPr>
+          <w:rFonts w:eastAsia="黑体"/>
+        </w:rPr>
         <w:t xml:space="preserve">PLL </w:t>
       </w:r>
       <w:r>
         <w:rPr>
-          <w:rFonts w:hint="eastAsia"/>
+          <w:rFonts w:hint="eastAsia" w:eastAsia="黑体"/>
         </w:rPr>
         <w:t xml:space="preserve">芯片：CD4046（经典模拟/数字</w:t>
       </w:r>
       <w:r>
+        <w:rPr>
+          <w:rFonts w:eastAsia="黑体"/>
+        </w:rPr>
         <w:t xml:space="preserve"> </w:t>
       </w:r>
       <w:r>
         <w:rPr>
-          <w:rFonts w:hint="eastAsia"/>
+          <w:rFonts w:hint="eastAsia" w:eastAsia="黑体"/>
         </w:rPr>
         <w:t xml:space="preserve">PLL）、74HC4046。</w:t>
       </w:r>
@@ -2493,16 +2786,19 @@
       </w:pPr>
       <w:r>
         <w:rPr>
-          <w:rFonts w:hint="eastAsia"/>
+          <w:rFonts w:hint="eastAsia" w:eastAsia="黑体"/>
         </w:rPr>
         <w:t xml:space="preserve">集成频率合成</w:t>
       </w:r>
       <w:r>
+        <w:rPr>
+          <w:rFonts w:eastAsia="黑体"/>
+        </w:rPr>
         <w:t xml:space="preserve"> </w:t>
       </w:r>
       <w:r>
         <w:rPr>
-          <w:rFonts w:hint="eastAsia"/>
+          <w:rFonts w:hint="eastAsia" w:eastAsia="黑体"/>
         </w:rPr>
         <w:t xml:space="preserve">PLL：ADF4351、LMX2594。</w:t>
       </w:r>
@@ -2517,7 +2813,7 @@
       </w:pPr>
       <w:r>
         <w:rPr>
-          <w:rFonts w:hint="eastAsia"/>
+          <w:rFonts w:hint="eastAsia" w:eastAsia="黑体"/>
         </w:rPr>
         <w:t xml:space="preserve">VCO：MAX2606、MC1648。</w:t>
       </w:r>
@@ -2530,7 +2826,7 @@
       </w:pPr>
       <w:r>
         <w:rPr>
-          <w:rFonts w:hint="eastAsia"/>
+          <w:rFonts w:hint="eastAsia" w:eastAsia="黑体"/>
         </w:rPr>
         <w:t xml:space="preserve">注意事项</w:t>
       </w:r>
@@ -2545,16 +2841,19 @@
       </w:pPr>
       <w:r>
         <w:rPr>
-          <w:rFonts w:hint="eastAsia"/>
+          <w:rFonts w:hint="eastAsia" w:eastAsia="黑体"/>
         </w:rPr>
         <w:t xml:space="preserve">环路滤波器决定稳定性与噪声，务必按相位裕度（约</w:t>
       </w:r>
       <w:r>
+        <w:rPr>
+          <w:rFonts w:eastAsia="黑体"/>
+        </w:rPr>
         <w:t xml:space="preserve"> </w:t>
       </w:r>
       <w:r>
         <w:rPr>
-          <w:rFonts w:hint="eastAsia"/>
+          <w:rFonts w:hint="eastAsia" w:eastAsia="黑体"/>
         </w:rPr>
         <w:t xml:space="preserve">45°~60°）设计。</w:t>
       </w:r>
@@ -2569,16 +2868,19 @@
       </w:pPr>
       <w:r>
         <w:rPr>
-          <w:rFonts w:hint="eastAsia"/>
+          <w:rFonts w:hint="eastAsia" w:eastAsia="黑体"/>
         </w:rPr>
         <w:t xml:space="preserve">数字</w:t>
       </w:r>
       <w:r>
+        <w:rPr>
+          <w:rFonts w:eastAsia="黑体"/>
+        </w:rPr>
         <w:t xml:space="preserve"> </w:t>
       </w:r>
       <w:r>
         <w:rPr>
-          <w:rFonts w:hint="eastAsia"/>
+          <w:rFonts w:hint="eastAsia" w:eastAsia="黑体"/>
         </w:rPr>
         <w:t xml:space="preserve">PLL（DPLL）注意鉴相死区与循环滑步。</w:t>
       </w:r>
@@ -2593,7 +2895,7 @@
       </w:pPr>
       <w:r>
         <w:rPr>
-          <w:rFonts w:hint="eastAsia"/>
+          <w:rFonts w:hint="eastAsia" w:eastAsia="黑体"/>
         </w:rPr>
         <w:t xml:space="preserve">参考源抖动（相位噪声）会传递到输出，需选低抖动晶振。</w:t>
       </w:r>
@@ -2608,16 +2910,19 @@
       </w:pPr>
       <w:r>
         <w:rPr>
-          <w:rFonts w:hint="eastAsia"/>
+          <w:rFonts w:hint="eastAsia" w:eastAsia="黑体"/>
         </w:rPr>
         <w:t xml:space="preserve">锁定后要监测失锁（锁定检测/</w:t>
       </w:r>
       <w:r>
+        <w:rPr>
+          <w:rFonts w:eastAsia="黑体"/>
+        </w:rPr>
         <w:t xml:space="preserve"> Lock Detect </w:t>
       </w:r>
       <w:r>
         <w:rPr>
-          <w:rFonts w:hint="eastAsia"/>
+          <w:rFonts w:hint="eastAsia" w:eastAsia="黑体"/>
         </w:rPr>
         <w:t xml:space="preserve">引脚）。</w:t>
       </w:r>
@@ -2630,7 +2935,7 @@
       </w:pPr>
       <w:r>
         <w:rPr>
-          <w:rFonts w:hint="eastAsia"/>
+          <w:rFonts w:hint="eastAsia" w:eastAsia="黑体"/>
         </w:rPr>
         <w:t xml:space="preserve">参考资料</w:t>
       </w:r>
@@ -2644,6 +2949,9 @@
         </w:numPr>
       </w:pPr>
       <w:r>
+        <w:rPr>
+          <w:rFonts w:eastAsia="黑体"/>
+        </w:rPr>
         <w:t xml:space="preserve">Wikipedia: Phase-locked loop。</w:t>
       </w:r>
     </w:p>
@@ -2657,7 +2965,7 @@
       </w:pPr>
       <w:r>
         <w:rPr>
-          <w:rFonts w:hint="eastAsia"/>
+          <w:rFonts w:hint="eastAsia" w:eastAsia="黑体"/>
         </w:rPr>
         <w:t xml:space="preserve">《锁相环（PLL）电路设计与应用》。</w:t>
       </w:r>
@@ -2671,11 +2979,14 @@
         </w:numPr>
       </w:pPr>
       <w:r>
+        <w:rPr>
+          <w:rFonts w:eastAsia="黑体"/>
+        </w:rPr>
         <w:t xml:space="preserve">TI CD4046 </w:t>
       </w:r>
       <w:r>
         <w:rPr>
-          <w:rFonts w:hint="eastAsia"/>
+          <w:rFonts w:hint="eastAsia" w:eastAsia="黑体"/>
         </w:rPr>
         <w:t xml:space="preserve">数据手册。</w:t>
       </w:r>
@@ -2689,11 +3000,11 @@
       </w:pPr>
       <w:r>
         <w:rPr>
-          <w:rFonts w:ascii="Times New Roman" w:hAnsi="Times New Roman"/>
+          <w:rFonts w:ascii="Times New Roman" w:hAnsi="Times New Roman" w:eastAsia="黑体"/>
           <w:color w:val="555555"/>
           <w:sz w:val="21"/>
         </w:rPr>
-        <w:t>材料收集者：杜文杰</w:t>
+        <w:t>材料收集者：杜文杰，WX手机：19519196569，QQ:3478827729</w:t>
       </w:r>
     </w:p>
     <w:sectPr>
@@ -2713,7 +3024,7 @@
 </file>
 
 <file path=word/footer1.xml><?xml version="1.0" encoding="utf-8"?>
-<w:ftr xmlns:m="http://schemas.openxmlformats.org/officeDocument/2006/math" xmlns:mc="http://schemas.openxmlformats.org/markup-compatibility/2006" xmlns:mo="http://schemas.microsoft.com/office/mac/office/2008/main" xmlns:mv="urn:schemas-microsoft-com:mac:vml" xmlns:o="urn:schemas-microsoft-com:office:office" xmlns:r="http://schemas.openxmlformats.org/officeDocument/2006/relationships" xmlns:v="urn:schemas-microsoft-com:vml" xmlns:w10="urn:schemas-microsoft-com:office:word" xmlns:w14="http://schemas.microsoft.com/office/word/2010/wordml" xmlns:w="http://schemas.openxmlformats.org/wordprocessingml/2006/main" xmlns:wne="http://schemas.microsoft.com/office/word/2006/wordml" xmlns:wp14="http://schemas.microsoft.com/office/word/2010/wordprocessingDrawing" xmlns:wp="http://schemas.openxmlformats.org/drawingml/2006/wordprocessingDrawing" xmlns:wpc="http://schemas.microsoft.com/office/word/2010/wordprocessingCanvas" xmlns:wpg="http://schemas.microsoft.com/office/word/2010/wordprocessingGroup" xmlns:wpi="http://schemas.microsoft.com/office/word/2010/wordprocessingInk" xmlns:wps="http://schemas.microsoft.com/office/word/2010/wordprocessingShape" mc:Ignorable="w14 wp14">
+<w:ftr xmlns:mc="http://schemas.openxmlformats.org/markup-compatibility/2006" xmlns:w="http://schemas.openxmlformats.org/wordprocessingml/2006/main" xmlns:m="http://schemas.openxmlformats.org/officeDocument/2006/math" xmlns:mo="http://schemas.microsoft.com/office/mac/office/2008/main" xmlns:mv="urn:schemas-microsoft-com:mac:vml" xmlns:o="urn:schemas-microsoft-com:office:office" xmlns:r="http://schemas.openxmlformats.org/officeDocument/2006/relationships" xmlns:v="urn:schemas-microsoft-com:vml" xmlns:w10="urn:schemas-microsoft-com:office:word" xmlns:w14="http://schemas.microsoft.com/office/word/2010/wordml" xmlns:wne="http://schemas.microsoft.com/office/word/2006/wordml" xmlns:wp14="http://schemas.microsoft.com/office/word/2010/wordprocessingDrawing" xmlns:wp="http://schemas.openxmlformats.org/drawingml/2006/wordprocessingDrawing" xmlns:wpc="http://schemas.microsoft.com/office/word/2010/wordprocessingCanvas" xmlns:wpg="http://schemas.microsoft.com/office/word/2010/wordprocessingGroup" xmlns:wpi="http://schemas.microsoft.com/office/word/2010/wordprocessingInk" xmlns:wps="http://schemas.microsoft.com/office/word/2010/wordprocessingShape" mc:Ignorable="w14 wp14">
   <w:p>
     <w:pPr>
       <w:pStyle w:val="Footer"/>
@@ -2721,12 +3032,14 @@
     </w:pPr>
     <w:r>
       <w:rPr>
+        <w:rFonts w:eastAsia="黑体"/>
         <w:sz w:val="18"/>
       </w:rPr>
       <w:t xml:space="preserve">第 </w:t>
     </w:r>
     <w:r>
       <w:rPr>
+        <w:rFonts w:eastAsia="黑体"/>
         <w:sz w:val="18"/>
       </w:rPr>
       <w:fldChar w:fldCharType="begin"/>
@@ -2735,6 +3048,7 @@
     </w:r>
     <w:r>
       <w:rPr>
+        <w:rFonts w:eastAsia="黑体"/>
         <w:sz w:val="18"/>
       </w:rPr>
       <w:t xml:space="preserve"> 页</w:t>
@@ -2748,6 +3062,9 @@
   <w:footnote w:type="continuationSeparator" w:id="0">
     <w:p>
       <w:r>
+        <w:rPr>
+          <w:rFonts w:eastAsia="黑体"/>
+        </w:rPr>
         <w:continuationSeparator/>
       </w:r>
     </w:p>
@@ -2755,6 +3072,9 @@
   <w:footnote w:type="separator" w:id="-1">
     <w:p>
       <w:r>
+        <w:rPr>
+          <w:rFonts w:eastAsia="黑体"/>
+        </w:rPr>
         <w:separator/>
       </w:r>
     </w:p>
@@ -2763,7 +3083,7 @@
 </file>
 
 <file path=word/header1.xml><?xml version="1.0" encoding="utf-8"?>
-<w:hdr xmlns:m="http://schemas.openxmlformats.org/officeDocument/2006/math" xmlns:mc="http://schemas.openxmlformats.org/markup-compatibility/2006" xmlns:mo="http://schemas.microsoft.com/office/mac/office/2008/main" xmlns:mv="urn:schemas-microsoft-com:mac:vml" xmlns:o="urn:schemas-microsoft-com:office:office" xmlns:r="http://schemas.openxmlformats.org/officeDocument/2006/relationships" xmlns:v="urn:schemas-microsoft-com:vml" xmlns:w10="urn:schemas-microsoft-com:office:word" xmlns:w14="http://schemas.microsoft.com/office/word/2010/wordml" xmlns:w="http://schemas.openxmlformats.org/wordprocessingml/2006/main" xmlns:wne="http://schemas.microsoft.com/office/word/2006/wordml" xmlns:wp14="http://schemas.microsoft.com/office/word/2010/wordprocessingDrawing" xmlns:wp="http://schemas.openxmlformats.org/drawingml/2006/wordprocessingDrawing" xmlns:wpc="http://schemas.microsoft.com/office/word/2010/wordprocessingCanvas" xmlns:wpg="http://schemas.microsoft.com/office/word/2010/wordprocessingGroup" xmlns:wpi="http://schemas.microsoft.com/office/word/2010/wordprocessingInk" xmlns:wps="http://schemas.microsoft.com/office/word/2010/wordprocessingShape" mc:Ignorable="w14 wp14">
+<w:hdr xmlns:mc="http://schemas.openxmlformats.org/markup-compatibility/2006" xmlns:w="http://schemas.openxmlformats.org/wordprocessingml/2006/main" xmlns:m="http://schemas.openxmlformats.org/officeDocument/2006/math" xmlns:mo="http://schemas.microsoft.com/office/mac/office/2008/main" xmlns:mv="urn:schemas-microsoft-com:mac:vml" xmlns:o="urn:schemas-microsoft-com:office:office" xmlns:r="http://schemas.openxmlformats.org/officeDocument/2006/relationships" xmlns:v="urn:schemas-microsoft-com:vml" xmlns:w10="urn:schemas-microsoft-com:office:word" xmlns:w14="http://schemas.microsoft.com/office/word/2010/wordml" xmlns:wne="http://schemas.microsoft.com/office/word/2006/wordml" xmlns:wp14="http://schemas.microsoft.com/office/word/2010/wordprocessingDrawing" xmlns:wp="http://schemas.openxmlformats.org/drawingml/2006/wordprocessingDrawing" xmlns:wpc="http://schemas.microsoft.com/office/word/2010/wordprocessingCanvas" xmlns:wpg="http://schemas.microsoft.com/office/word/2010/wordprocessingGroup" xmlns:wpi="http://schemas.microsoft.com/office/word/2010/wordprocessingInk" xmlns:wps="http://schemas.microsoft.com/office/word/2010/wordprocessingShape" mc:Ignorable="w14 wp14">
   <w:p>
     <w:pPr>
       <w:pStyle w:val="Header"/>
@@ -2771,7 +3091,7 @@
     </w:pPr>
     <w:r>
       <w:rPr>
-        <w:rFonts w:ascii="Times New Roman" w:hAnsi="Times New Roman"/>
+        <w:rFonts w:ascii="Times New Roman" w:hAnsi="Times New Roman" w:eastAsia="黑体"/>
         <w:sz w:val="18"/>
         <w:rFonts w:eastAsia="黑体"/>
         <w:rFonts w:eastAsia="黑体"/>
@@ -2783,7 +3103,7 @@
 </file>
 
 <file path=word/numbering.xml><?xml version="1.0" encoding="utf-8"?>
-<w:numbering xmlns:m="http://schemas.openxmlformats.org/officeDocument/2006/math" xmlns:mc="http://schemas.openxmlformats.org/markup-compatibility/2006" xmlns:mo="http://schemas.microsoft.com/office/mac/office/2008/main" xmlns:mv="urn:schemas-microsoft-com:mac:vml" xmlns:o="urn:schemas-microsoft-com:office:office" xmlns:r="http://schemas.openxmlformats.org/officeDocument/2006/relationships" xmlns:v="urn:schemas-microsoft-com:vml" xmlns:w="http://schemas.openxmlformats.org/wordprocessingml/2006/main" xmlns:w10="urn:schemas-microsoft-com:office:word" xmlns:w14="http://schemas.microsoft.com/office/word/2010/wordml" xmlns:wne="http://schemas.microsoft.com/office/word/2006/wordml" xmlns:wp="http://schemas.openxmlformats.org/drawingml/2006/wordprocessingDrawing" xmlns:wp14="http://schemas.microsoft.com/office/word/2010/wordprocessingDrawing" xmlns:wpc="http://schemas.microsoft.com/office/word/2010/wordprocessingCanvas" xmlns:wpg="http://schemas.microsoft.com/office/word/2010/wordprocessingGroup" xmlns:wpi="http://schemas.microsoft.com/office/word/2010/wordprocessingInk" xmlns:wps="http://schemas.microsoft.com/office/word/2010/wordprocessingShape" mc:Ignorable="w14 wp14">
+<w:numbering xmlns:mc="http://schemas.openxmlformats.org/markup-compatibility/2006" xmlns:w="http://schemas.openxmlformats.org/wordprocessingml/2006/main" xmlns:m="http://schemas.openxmlformats.org/officeDocument/2006/math" xmlns:mo="http://schemas.microsoft.com/office/mac/office/2008/main" xmlns:mv="urn:schemas-microsoft-com:mac:vml" xmlns:o="urn:schemas-microsoft-com:office:office" xmlns:r="http://schemas.openxmlformats.org/officeDocument/2006/relationships" xmlns:v="urn:schemas-microsoft-com:vml" xmlns:w10="urn:schemas-microsoft-com:office:word" xmlns:w14="http://schemas.microsoft.com/office/word/2010/wordml" xmlns:wne="http://schemas.microsoft.com/office/word/2006/wordml" xmlns:wp="http://schemas.openxmlformats.org/drawingml/2006/wordprocessingDrawing" xmlns:wp14="http://schemas.microsoft.com/office/word/2010/wordprocessingDrawing" xmlns:wpc="http://schemas.microsoft.com/office/word/2010/wordprocessingCanvas" xmlns:wpg="http://schemas.microsoft.com/office/word/2010/wordprocessingGroup" xmlns:wpi="http://schemas.microsoft.com/office/word/2010/wordprocessingInk" xmlns:wps="http://schemas.microsoft.com/office/word/2010/wordprocessingShape" mc:Ignorable="w14 wp14">
   <w:abstractNum w:abstractNumId="0">
     <w:nsid w:val="FFFFFF7C"/>
     <w:multiLevelType w:val="singleLevel"/>
@@ -2870,7 +3190,7 @@
         <w:ind w:hanging="360" w:left="1440"/>
       </w:pPr>
       <w:rPr>
-        <w:rFonts w:ascii="Symbol" w:hAnsi="Symbol" w:hint="default"/>
+        <w:rFonts w:ascii="Symbol" w:hAnsi="Symbol" w:hint="default" w:eastAsia="黑体"/>
       </w:rPr>
     </w:lvl>
   </w:abstractNum>
@@ -2891,7 +3211,7 @@
         <w:ind w:hanging="360" w:left="1080"/>
       </w:pPr>
       <w:rPr>
-        <w:rFonts w:ascii="Symbol" w:hAnsi="Symbol" w:hint="default"/>
+        <w:rFonts w:ascii="Symbol" w:hAnsi="Symbol" w:hint="default" w:eastAsia="黑体"/>
       </w:rPr>
     </w:lvl>
   </w:abstractNum>
@@ -2912,7 +3232,7 @@
         <w:ind w:hanging="360" w:left="720"/>
       </w:pPr>
       <w:rPr>
-        <w:rFonts w:ascii="Symbol" w:hAnsi="Symbol" w:hint="default"/>
+        <w:rFonts w:ascii="Symbol" w:hAnsi="Symbol" w:hint="default" w:eastAsia="黑体"/>
       </w:rPr>
     </w:lvl>
   </w:abstractNum>
@@ -2951,7 +3271,7 @@
         <w:ind w:hanging="360" w:left="360"/>
       </w:pPr>
       <w:rPr>
-        <w:rFonts w:ascii="Symbol" w:hAnsi="Symbol" w:hint="default"/>
+        <w:rFonts w:ascii="Symbol" w:hAnsi="Symbol" w:hint="default" w:eastAsia="黑体"/>
       </w:rPr>
     </w:lvl>
   </w:abstractNum>
@@ -3042,7 +3362,7 @@
         <w:ind w:left="720" w:hanging="360"/>
       </w:pPr>
       <w:rPr>
-        <w:rFonts w:ascii="Symbol" w:hAnsi="Symbol" w:cs="Symbol" w:hint="default"/>
+        <w:rFonts w:ascii="Symbol" w:hAnsi="Symbol" w:cs="Symbol" w:hint="default" w:eastAsia="黑体"/>
       </w:rPr>
     </w:lvl>
     <w:lvl w:ilvl="1">
@@ -3053,7 +3373,7 @@
         <w:ind w:left="1440" w:hanging="360"/>
       </w:pPr>
       <w:rPr>
-        <w:rFonts w:ascii="Courier New" w:hAnsi="Courier New" w:cs="Courier New" w:hint="default"/>
+        <w:rFonts w:ascii="Courier New" w:hAnsi="Courier New" w:cs="Courier New" w:hint="default" w:eastAsia="黑体"/>
       </w:rPr>
     </w:lvl>
     <w:lvl w:ilvl="2">
@@ -3064,7 +3384,7 @@
         <w:ind w:left="2160" w:hanging="360"/>
       </w:pPr>
       <w:rPr>
-        <w:rFonts w:ascii="Wingdings" w:hAnsi="Wingdings" w:cs="Wingdings" w:hint="default"/>
+        <w:rFonts w:ascii="Wingdings" w:hAnsi="Wingdings" w:cs="Wingdings" w:hint="default" w:eastAsia="黑体"/>
       </w:rPr>
     </w:lvl>
     <w:lvl w:ilvl="3">
@@ -3075,7 +3395,7 @@
         <w:ind w:left="2880" w:hanging="360"/>
       </w:pPr>
       <w:rPr>
-        <w:rFonts w:ascii="Symbol" w:hAnsi="Symbol" w:cs="Symbol" w:hint="default"/>
+        <w:rFonts w:ascii="Symbol" w:hAnsi="Symbol" w:cs="Symbol" w:hint="default" w:eastAsia="黑体"/>
       </w:rPr>
     </w:lvl>
     <w:lvl w:ilvl="4">
@@ -3086,7 +3406,7 @@
         <w:ind w:left="3600" w:hanging="360"/>
       </w:pPr>
       <w:rPr>
-        <w:rFonts w:ascii="Courier New" w:hAnsi="Courier New" w:cs="Courier New" w:hint="default"/>
+        <w:rFonts w:ascii="Courier New" w:hAnsi="Courier New" w:cs="Courier New" w:hint="default" w:eastAsia="黑体"/>
       </w:rPr>
     </w:lvl>
     <w:lvl w:ilvl="5">
@@ -3097,7 +3417,7 @@
         <w:ind w:left="4320" w:hanging="360"/>
       </w:pPr>
       <w:rPr>
-        <w:rFonts w:ascii="Wingdings" w:hAnsi="Wingdings" w:cs="Wingdings" w:hint="default"/>
+        <w:rFonts w:ascii="Wingdings" w:hAnsi="Wingdings" w:cs="Wingdings" w:hint="default" w:eastAsia="黑体"/>
       </w:rPr>
     </w:lvl>
     <w:lvl w:ilvl="6">
@@ -3108,7 +3428,7 @@
         <w:ind w:left="5040" w:hanging="360"/>
       </w:pPr>
       <w:rPr>
-        <w:rFonts w:ascii="Symbol" w:hAnsi="Symbol" w:cs="Symbol" w:hint="default"/>
+        <w:rFonts w:ascii="Symbol" w:hAnsi="Symbol" w:cs="Symbol" w:hint="default" w:eastAsia="黑体"/>
       </w:rPr>
     </w:lvl>
     <w:lvl w:ilvl="7">
@@ -3119,7 +3439,7 @@
         <w:ind w:left="5760" w:hanging="360"/>
       </w:pPr>
       <w:rPr>
-        <w:rFonts w:ascii="Courier New" w:hAnsi="Courier New" w:cs="Courier New" w:hint="default"/>
+        <w:rFonts w:ascii="Courier New" w:hAnsi="Courier New" w:cs="Courier New" w:hint="default" w:eastAsia="黑体"/>
       </w:rPr>
     </w:lvl>
     <w:lvl w:ilvl="8">
@@ -3130,7 +3450,7 @@
         <w:ind w:left="6480" w:hanging="360"/>
       </w:pPr>
       <w:rPr>
-        <w:rFonts w:ascii="Wingdings" w:hAnsi="Wingdings" w:cs="Wingdings" w:hint="default"/>
+        <w:rFonts w:ascii="Wingdings" w:hAnsi="Wingdings" w:cs="Wingdings" w:hint="default" w:eastAsia="黑体"/>
       </w:rPr>
     </w:lvl>
   </w:abstractNum>
@@ -3186,11 +3506,11 @@
 </file>
 
 <file path=word/styles.xml><?xml version="1.0" encoding="utf-8"?>
-<w:styles xmlns:mc="http://schemas.openxmlformats.org/markup-compatibility/2006" xmlns:r="http://schemas.openxmlformats.org/officeDocument/2006/relationships" xmlns:w="http://schemas.openxmlformats.org/wordprocessingml/2006/main" xmlns:w14="http://schemas.microsoft.com/office/word/2010/wordml" mc:Ignorable="w14">
+<w:styles xmlns:mc="http://schemas.openxmlformats.org/markup-compatibility/2006" xmlns:w="http://schemas.openxmlformats.org/wordprocessingml/2006/main" xmlns:r="http://schemas.openxmlformats.org/officeDocument/2006/relationships" xmlns:w14="http://schemas.microsoft.com/office/word/2010/wordml" mc:Ignorable="w14">
   <w:docDefaults>
     <w:rPrDefault>
       <w:rPr>
-        <w:rFonts w:asciiTheme="minorHAnsi" w:cstheme="minorBidi" w:eastAsiaTheme="minorEastAsia" w:hAnsiTheme="minorHAnsi"/>
+        <w:rFonts w:asciiTheme="minorHAnsi" w:cstheme="minorBidi" w:hAnsiTheme="minorHAnsi" w:eastAsia="黑体"/>
         <w:sz w:val="22"/>
         <w:szCs w:val="22"/>
         <w:lang w:bidi="ar-SA" w:eastAsia="en-US" w:val="en-US"/>
@@ -3412,7 +3732,7 @@
       <w:outlineLvl w:val="0"/>
     </w:pPr>
     <w:rPr>
-      <w:rFonts w:ascii="Times New Roman" w:asciiTheme="majorHAnsi" w:cstheme="majorBidi" w:eastAsia="黑体" w:eastAsiaTheme="majorEastAsia" w:hAnsi="Times New Roman" w:hAnsiTheme="majorHAnsi"/>
+      <w:rFonts w:ascii="Times New Roman" w:asciiTheme="majorHAnsi" w:cstheme="majorBidi" w:eastAsia="黑体" w:hAnsi="Times New Roman" w:hAnsiTheme="majorHAnsi"/>
       <w:b/>
       <w:bCs/>
       <w:color w:val="1F3864"/>
@@ -3436,7 +3756,7 @@
       <w:outlineLvl w:val="1"/>
     </w:pPr>
     <w:rPr>
-      <w:rFonts w:ascii="Times New Roman" w:asciiTheme="majorHAnsi" w:cstheme="majorBidi" w:eastAsia="黑体" w:eastAsiaTheme="majorEastAsia" w:hAnsi="Times New Roman" w:hAnsiTheme="majorHAnsi"/>
+      <w:rFonts w:ascii="Times New Roman" w:asciiTheme="majorHAnsi" w:cstheme="majorBidi" w:eastAsia="黑体" w:hAnsi="Times New Roman" w:hAnsiTheme="majorHAnsi"/>
       <w:b/>
       <w:bCs/>
       <w:color w:val="2E4E7E"/>
@@ -3460,7 +3780,7 @@
       <w:outlineLvl w:val="2"/>
     </w:pPr>
     <w:rPr>
-      <w:rFonts w:ascii="Times New Roman" w:asciiTheme="majorHAnsi" w:cstheme="majorBidi" w:eastAsia="黑体" w:eastAsiaTheme="majorEastAsia" w:hAnsi="Times New Roman" w:hAnsiTheme="majorHAnsi"/>
+      <w:rFonts w:ascii="Times New Roman" w:asciiTheme="majorHAnsi" w:cstheme="majorBidi" w:eastAsia="黑体" w:hAnsi="Times New Roman" w:hAnsiTheme="majorHAnsi"/>
       <w:b/>
       <w:bCs/>
       <w:color w:val="2E4E7E"/>
@@ -3484,7 +3804,7 @@
       <w:outlineLvl w:val="3"/>
     </w:pPr>
     <w:rPr>
-      <w:rFonts w:ascii="Times New Roman" w:asciiTheme="majorHAnsi" w:cstheme="majorBidi" w:eastAsia="黑体" w:eastAsiaTheme="majorEastAsia" w:hAnsi="Times New Roman" w:hAnsiTheme="majorHAnsi"/>
+      <w:rFonts w:ascii="Times New Roman" w:asciiTheme="majorHAnsi" w:cstheme="majorBidi" w:eastAsia="黑体" w:hAnsi="Times New Roman" w:hAnsiTheme="majorHAnsi"/>
       <w:b/>
       <w:bCs/>
       <w:i/>
@@ -3510,7 +3830,7 @@
       <w:outlineLvl w:val="4"/>
     </w:pPr>
     <w:rPr>
-      <w:rFonts w:ascii="Times New Roman" w:asciiTheme="majorHAnsi" w:cstheme="majorBidi" w:eastAsia="黑体" w:eastAsiaTheme="majorEastAsia" w:hAnsi="Times New Roman" w:hAnsiTheme="majorHAnsi"/>
+      <w:rFonts w:ascii="Times New Roman" w:asciiTheme="majorHAnsi" w:cstheme="majorBidi" w:eastAsia="黑体" w:hAnsi="Times New Roman" w:hAnsiTheme="majorHAnsi"/>
       <w:b/>
       <w:color w:val="333333"/>
       <w:sz w:val="22"/>
@@ -3533,7 +3853,7 @@
       <w:outlineLvl w:val="5"/>
     </w:pPr>
     <w:rPr>
-      <w:rFonts w:asciiTheme="majorHAnsi" w:cstheme="majorBidi" w:eastAsiaTheme="majorEastAsia" w:hAnsiTheme="majorHAnsi"/>
+      <w:rFonts w:asciiTheme="majorHAnsi" w:cstheme="majorBidi" w:hAnsiTheme="majorHAnsi" w:eastAsia="黑体"/>
       <w:i/>
       <w:iCs/>
       <w:color w:themeColor="accent1" w:themeShade="7F" w:val="243F60"/>
@@ -3556,7 +3876,7 @@
       <w:outlineLvl w:val="6"/>
     </w:pPr>
     <w:rPr>
-      <w:rFonts w:asciiTheme="majorHAnsi" w:cstheme="majorBidi" w:eastAsiaTheme="majorEastAsia" w:hAnsiTheme="majorHAnsi"/>
+      <w:rFonts w:asciiTheme="majorHAnsi" w:cstheme="majorBidi" w:hAnsiTheme="majorHAnsi" w:eastAsia="黑体"/>
       <w:i/>
       <w:iCs/>
       <w:color w:themeColor="text1" w:themeTint="BF" w:val="404040"/>
@@ -3579,7 +3899,7 @@
       <w:outlineLvl w:val="7"/>
     </w:pPr>
     <w:rPr>
-      <w:rFonts w:asciiTheme="majorHAnsi" w:cstheme="majorBidi" w:eastAsiaTheme="majorEastAsia" w:hAnsiTheme="majorHAnsi"/>
+      <w:rFonts w:asciiTheme="majorHAnsi" w:cstheme="majorBidi" w:hAnsiTheme="majorHAnsi" w:eastAsia="黑体"/>
       <w:color w:themeColor="accent1" w:val="4F81BD"/>
       <w:sz w:val="20"/>
       <w:szCs w:val="20"/>
@@ -3602,7 +3922,7 @@
       <w:outlineLvl w:val="8"/>
     </w:pPr>
     <w:rPr>
-      <w:rFonts w:asciiTheme="majorHAnsi" w:cstheme="majorBidi" w:eastAsiaTheme="majorEastAsia" w:hAnsiTheme="majorHAnsi"/>
+      <w:rFonts w:asciiTheme="majorHAnsi" w:cstheme="majorBidi" w:hAnsiTheme="majorHAnsi" w:eastAsia="黑体"/>
       <w:i/>
       <w:iCs/>
       <w:color w:themeColor="text1" w:themeTint="BF" w:val="404040"/>
@@ -3653,7 +3973,7 @@
     <w:uiPriority w:val="9"/>
     <w:rsid w:val="00FC693F"/>
     <w:rPr>
-      <w:rFonts w:asciiTheme="majorHAnsi" w:cstheme="majorBidi" w:eastAsiaTheme="majorEastAsia" w:hAnsiTheme="majorHAnsi"/>
+      <w:rFonts w:asciiTheme="majorHAnsi" w:cstheme="majorBidi" w:hAnsiTheme="majorHAnsi" w:eastAsia="黑体"/>
       <w:b/>
       <w:bCs/>
       <w:color w:themeColor="accent1" w:themeShade="BF" w:val="365F91"/>
@@ -3668,7 +3988,7 @@
     <w:uiPriority w:val="9"/>
     <w:rsid w:val="00FC693F"/>
     <w:rPr>
-      <w:rFonts w:asciiTheme="majorHAnsi" w:cstheme="majorBidi" w:eastAsiaTheme="majorEastAsia" w:hAnsiTheme="majorHAnsi"/>
+      <w:rFonts w:asciiTheme="majorHAnsi" w:cstheme="majorBidi" w:hAnsiTheme="majorHAnsi" w:eastAsia="黑体"/>
       <w:b/>
       <w:bCs/>
       <w:color w:themeColor="accent1" w:val="4F81BD"/>
@@ -3683,7 +4003,7 @@
     <w:uiPriority w:val="9"/>
     <w:rsid w:val="00FC693F"/>
     <w:rPr>
-      <w:rFonts w:asciiTheme="majorHAnsi" w:cstheme="majorBidi" w:eastAsiaTheme="majorEastAsia" w:hAnsiTheme="majorHAnsi"/>
+      <w:rFonts w:asciiTheme="majorHAnsi" w:cstheme="majorBidi" w:hAnsiTheme="majorHAnsi" w:eastAsia="黑体"/>
       <w:b/>
       <w:bCs/>
       <w:color w:themeColor="accent1" w:val="4F81BD"/>
@@ -3706,7 +4026,7 @@
       <w:contextualSpacing/>
     </w:pPr>
     <w:rPr>
-      <w:rFonts w:ascii="Times New Roman" w:asciiTheme="majorHAnsi" w:cstheme="majorBidi" w:eastAsia="黑体" w:eastAsiaTheme="majorEastAsia" w:hAnsi="Times New Roman" w:hAnsiTheme="majorHAnsi"/>
+      <w:rFonts w:ascii="Times New Roman" w:asciiTheme="majorHAnsi" w:cstheme="majorBidi" w:eastAsia="黑体" w:hAnsi="Times New Roman" w:hAnsiTheme="majorHAnsi"/>
       <w:b/>
       <w:color w:val="1F3864"/>
       <w:spacing w:val="5"/>
@@ -3722,7 +4042,7 @@
     <w:uiPriority w:val="10"/>
     <w:rsid w:val="00FC693F"/>
     <w:rPr>
-      <w:rFonts w:asciiTheme="majorHAnsi" w:cstheme="majorBidi" w:eastAsiaTheme="majorEastAsia" w:hAnsiTheme="majorHAnsi"/>
+      <w:rFonts w:asciiTheme="majorHAnsi" w:cstheme="majorBidi" w:hAnsiTheme="majorHAnsi" w:eastAsia="黑体"/>
       <w:color w:themeColor="text2" w:themeShade="BF" w:val="17365D"/>
       <w:spacing w:val="5"/>
       <w:kern w:val="28"/>
@@ -3744,7 +4064,7 @@
       </w:numPr>
     </w:pPr>
     <w:rPr>
-      <w:rFonts w:asciiTheme="majorHAnsi" w:cstheme="majorBidi" w:eastAsiaTheme="majorEastAsia" w:hAnsiTheme="majorHAnsi"/>
+      <w:rFonts w:asciiTheme="majorHAnsi" w:cstheme="majorBidi" w:hAnsiTheme="majorHAnsi" w:eastAsia="黑体"/>
       <w:i/>
       <w:iCs/>
       <w:color w:themeColor="accent1" w:val="4F81BD"/>
@@ -3760,7 +4080,7 @@
     <w:uiPriority w:val="11"/>
     <w:rsid w:val="00FC693F"/>
     <w:rPr>
-      <w:rFonts w:asciiTheme="majorHAnsi" w:cstheme="majorBidi" w:eastAsiaTheme="majorEastAsia" w:hAnsiTheme="majorHAnsi"/>
+      <w:rFonts w:asciiTheme="majorHAnsi" w:cstheme="majorBidi" w:hAnsiTheme="majorHAnsi" w:eastAsia="黑体"/>
       <w:i/>
       <w:iCs/>
       <w:color w:themeColor="accent1" w:val="4F81BD"/>
@@ -3827,6 +4147,7 @@
       <w:spacing w:after="120"/>
     </w:pPr>
     <w:rPr>
+      <w:rFonts w:eastAsia="黑体"/>
       <w:sz w:val="16"/>
       <w:szCs w:val="16"/>
     </w:rPr>
@@ -3838,6 +4159,7 @@
     <w:uiPriority w:val="99"/>
     <w:rsid w:val="00AA1D8D"/>
     <w:rPr>
+      <w:rFonts w:eastAsia="黑体"/>
       <w:sz w:val="16"/>
       <w:szCs w:val="16"/>
     </w:rPr>
@@ -4007,7 +4329,7 @@
       </w:tabs>
     </w:pPr>
     <w:rPr>
-      <w:rFonts w:ascii="Courier" w:hAnsi="Courier"/>
+      <w:rFonts w:ascii="Courier" w:hAnsi="Courier" w:eastAsia="黑体"/>
       <w:sz w:val="20"/>
       <w:szCs w:val="20"/>
     </w:rPr>
@@ -4019,7 +4341,7 @@
     <w:uiPriority w:val="99"/>
     <w:rsid w:val="0029639D"/>
     <w:rPr>
-      <w:rFonts w:ascii="Courier" w:hAnsi="Courier"/>
+      <w:rFonts w:ascii="Courier" w:hAnsi="Courier" w:eastAsia="黑体"/>
       <w:sz w:val="20"/>
       <w:szCs w:val="20"/>
     </w:rPr>
@@ -4055,6 +4377,7 @@
     <w:uiPriority w:val="29"/>
     <w:rsid w:val="00FC693F"/>
     <w:rPr>
+      <w:rFonts w:eastAsia="黑体"/>
       <w:i/>
       <w:iCs/>
       <w:color w:themeColor="text1" w:val="000000"/>
@@ -4068,7 +4391,7 @@
     <w:semiHidden/>
     <w:rsid w:val="00FC693F"/>
     <w:rPr>
-      <w:rFonts w:asciiTheme="majorHAnsi" w:cstheme="majorBidi" w:eastAsiaTheme="majorEastAsia" w:hAnsiTheme="majorHAnsi"/>
+      <w:rFonts w:asciiTheme="majorHAnsi" w:cstheme="majorBidi" w:hAnsiTheme="majorHAnsi" w:eastAsia="黑体"/>
       <w:b/>
       <w:bCs/>
       <w:i/>
@@ -4084,7 +4407,7 @@
     <w:semiHidden/>
     <w:rsid w:val="00FC693F"/>
     <w:rPr>
-      <w:rFonts w:asciiTheme="majorHAnsi" w:cstheme="majorBidi" w:eastAsiaTheme="majorEastAsia" w:hAnsiTheme="majorHAnsi"/>
+      <w:rFonts w:asciiTheme="majorHAnsi" w:cstheme="majorBidi" w:hAnsiTheme="majorHAnsi" w:eastAsia="黑体"/>
       <w:color w:themeColor="accent1" w:themeShade="7F" w:val="243F60"/>
     </w:rPr>
   </w:style>
@@ -4096,7 +4419,7 @@
     <w:semiHidden/>
     <w:rsid w:val="00FC693F"/>
     <w:rPr>
-      <w:rFonts w:asciiTheme="majorHAnsi" w:cstheme="majorBidi" w:eastAsiaTheme="majorEastAsia" w:hAnsiTheme="majorHAnsi"/>
+      <w:rFonts w:asciiTheme="majorHAnsi" w:cstheme="majorBidi" w:hAnsiTheme="majorHAnsi" w:eastAsia="黑体"/>
       <w:i/>
       <w:iCs/>
       <w:color w:themeColor="accent1" w:themeShade="7F" w:val="243F60"/>
@@ -4110,7 +4433,7 @@
     <w:semiHidden/>
     <w:rsid w:val="00FC693F"/>
     <w:rPr>
-      <w:rFonts w:asciiTheme="majorHAnsi" w:cstheme="majorBidi" w:eastAsiaTheme="majorEastAsia" w:hAnsiTheme="majorHAnsi"/>
+      <w:rFonts w:asciiTheme="majorHAnsi" w:cstheme="majorBidi" w:hAnsiTheme="majorHAnsi" w:eastAsia="黑体"/>
       <w:i/>
       <w:iCs/>
       <w:color w:themeColor="text1" w:themeTint="BF" w:val="404040"/>
@@ -4124,7 +4447,7 @@
     <w:semiHidden/>
     <w:rsid w:val="00FC693F"/>
     <w:rPr>
-      <w:rFonts w:asciiTheme="majorHAnsi" w:cstheme="majorBidi" w:eastAsiaTheme="majorEastAsia" w:hAnsiTheme="majorHAnsi"/>
+      <w:rFonts w:asciiTheme="majorHAnsi" w:cstheme="majorBidi" w:hAnsiTheme="majorHAnsi" w:eastAsia="黑体"/>
       <w:color w:themeColor="accent1" w:val="4F81BD"/>
       <w:sz w:val="20"/>
       <w:szCs w:val="20"/>
@@ -4138,7 +4461,7 @@
     <w:semiHidden/>
     <w:rsid w:val="00FC693F"/>
     <w:rPr>
-      <w:rFonts w:asciiTheme="majorHAnsi" w:cstheme="majorBidi" w:eastAsiaTheme="majorEastAsia" w:hAnsiTheme="majorHAnsi"/>
+      <w:rFonts w:asciiTheme="majorHAnsi" w:cstheme="majorBidi" w:hAnsiTheme="majorHAnsi" w:eastAsia="黑体"/>
       <w:i/>
       <w:iCs/>
       <w:color w:themeColor="text1" w:themeTint="BF" w:val="404040"/>
@@ -4159,6 +4482,7 @@
       <w:spacing w:line="240" w:lineRule="auto"/>
     </w:pPr>
     <w:rPr>
+      <w:rFonts w:eastAsia="黑体"/>
       <w:b/>
       <w:bCs/>
       <w:color w:themeColor="accent1" w:val="4F81BD"/>
@@ -4173,6 +4497,7 @@
     <w:qFormat/>
     <w:rsid w:val="00FC693F"/>
     <w:rPr>
+      <w:rFonts w:eastAsia="黑体"/>
       <w:b/>
       <w:bCs/>
     </w:rPr>
@@ -4184,6 +4509,7 @@
     <w:qFormat/>
     <w:rsid w:val="00FC693F"/>
     <w:rPr>
+      <w:rFonts w:eastAsia="黑体"/>
       <w:i/>
       <w:iCs/>
     </w:rPr>
@@ -4204,6 +4530,7 @@
       <w:ind w:left="936" w:right="936"/>
     </w:pPr>
     <w:rPr>
+      <w:rFonts w:eastAsia="黑体"/>
       <w:b/>
       <w:bCs/>
       <w:i/>
@@ -4218,6 +4545,7 @@
     <w:uiPriority w:val="30"/>
     <w:rsid w:val="00FC693F"/>
     <w:rPr>
+      <w:rFonts w:eastAsia="黑体"/>
       <w:b/>
       <w:bCs/>
       <w:i/>
@@ -4232,6 +4560,7 @@
     <w:qFormat/>
     <w:rsid w:val="00FC693F"/>
     <w:rPr>
+      <w:rFonts w:eastAsia="黑体"/>
       <w:i/>
       <w:iCs/>
       <w:color w:themeColor="text1" w:themeTint="7F" w:val="808080"/>
@@ -4244,6 +4573,7 @@
     <w:qFormat/>
     <w:rsid w:val="00FC693F"/>
     <w:rPr>
+      <w:rFonts w:eastAsia="黑体"/>
       <w:b/>
       <w:bCs/>
       <w:i/>
@@ -4258,6 +4588,7 @@
     <w:qFormat/>
     <w:rsid w:val="00FC693F"/>
     <w:rPr>
+      <w:rFonts w:eastAsia="黑体"/>
       <w:smallCaps/>
       <w:color w:themeColor="accent2" w:val="C0504D"/>
       <w:u w:val="single"/>
@@ -4270,6 +4601,7 @@
     <w:qFormat/>
     <w:rsid w:val="00FC693F"/>
     <w:rPr>
+      <w:rFonts w:eastAsia="黑体"/>
       <w:b/>
       <w:bCs/>
       <w:smallCaps/>
@@ -4285,6 +4617,7 @@
     <w:qFormat/>
     <w:rsid w:val="00FC693F"/>
     <w:rPr>
+      <w:rFonts w:eastAsia="黑体"/>
       <w:b/>
       <w:bCs/>
       <w:smallCaps/>
@@ -4339,6 +4672,7 @@
       <w:spacing w:after="0" w:line="240" w:lineRule="auto"/>
     </w:pPr>
     <w:rPr>
+      <w:rFonts w:eastAsia="黑体"/>
       <w:color w:themeColor="text1" w:themeShade="BF" w:val="000000"/>
     </w:rPr>
     <w:tblPr>
@@ -4361,6 +4695,7 @@
         <w:spacing w:after="0" w:before="0" w:line="240" w:lineRule="auto"/>
       </w:pPr>
       <w:rPr>
+        <w:rFonts w:eastAsia="黑体"/>
         <w:b/>
         <w:bCs/>
       </w:rPr>
@@ -4381,6 +4716,7 @@
         <w:spacing w:after="0" w:before="0" w:line="240" w:lineRule="auto"/>
       </w:pPr>
       <w:rPr>
+        <w:rFonts w:eastAsia="黑体"/>
         <w:b/>
         <w:bCs/>
       </w:rPr>
@@ -4398,12 +4734,14 @@
     </w:tblStylePr>
     <w:tblStylePr w:type="firstCol">
       <w:rPr>
+        <w:rFonts w:eastAsia="黑体"/>
         <w:b/>
         <w:bCs/>
       </w:rPr>
     </w:tblStylePr>
     <w:tblStylePr w:type="lastCol">
       <w:rPr>
+        <w:rFonts w:eastAsia="黑体"/>
         <w:b/>
         <w:bCs/>
       </w:rPr>
@@ -4442,6 +4780,7 @@
       <w:spacing w:after="0" w:line="240" w:lineRule="auto"/>
     </w:pPr>
     <w:rPr>
+      <w:rFonts w:eastAsia="黑体"/>
       <w:color w:themeColor="accent1" w:themeShade="BF" w:val="365F91"/>
     </w:rPr>
     <w:tblPr>
@@ -4464,6 +4803,7 @@
         <w:spacing w:after="0" w:before="0" w:line="240" w:lineRule="auto"/>
       </w:pPr>
       <w:rPr>
+        <w:rFonts w:eastAsia="黑体"/>
         <w:b/>
         <w:bCs/>
       </w:rPr>
@@ -4484,6 +4824,7 @@
         <w:spacing w:after="0" w:before="0" w:line="240" w:lineRule="auto"/>
       </w:pPr>
       <w:rPr>
+        <w:rFonts w:eastAsia="黑体"/>
         <w:b/>
         <w:bCs/>
       </w:rPr>
@@ -4501,12 +4842,14 @@
     </w:tblStylePr>
     <w:tblStylePr w:type="firstCol">
       <w:rPr>
+        <w:rFonts w:eastAsia="黑体"/>
         <w:b/>
         <w:bCs/>
       </w:rPr>
     </w:tblStylePr>
     <w:tblStylePr w:type="lastCol">
       <w:rPr>
+        <w:rFonts w:eastAsia="黑体"/>
         <w:b/>
         <w:bCs/>
       </w:rPr>
@@ -4545,6 +4888,7 @@
       <w:spacing w:after="0" w:line="240" w:lineRule="auto"/>
     </w:pPr>
     <w:rPr>
+      <w:rFonts w:eastAsia="黑体"/>
       <w:color w:themeColor="accent2" w:themeShade="BF" w:val="943634"/>
     </w:rPr>
     <w:tblPr>
@@ -4567,6 +4911,7 @@
         <w:spacing w:after="0" w:before="0" w:line="240" w:lineRule="auto"/>
       </w:pPr>
       <w:rPr>
+        <w:rFonts w:eastAsia="黑体"/>
         <w:b/>
         <w:bCs/>
       </w:rPr>
@@ -4587,6 +4932,7 @@
         <w:spacing w:after="0" w:before="0" w:line="240" w:lineRule="auto"/>
       </w:pPr>
       <w:rPr>
+        <w:rFonts w:eastAsia="黑体"/>
         <w:b/>
         <w:bCs/>
       </w:rPr>
@@ -4604,12 +4950,14 @@
     </w:tblStylePr>
     <w:tblStylePr w:type="firstCol">
       <w:rPr>
+        <w:rFonts w:eastAsia="黑体"/>
         <w:b/>
         <w:bCs/>
       </w:rPr>
     </w:tblStylePr>
     <w:tblStylePr w:type="lastCol">
       <w:rPr>
+        <w:rFonts w:eastAsia="黑体"/>
         <w:b/>
         <w:bCs/>
       </w:rPr>
@@ -4648,6 +4996,7 @@
       <w:spacing w:after="0" w:line="240" w:lineRule="auto"/>
     </w:pPr>
     <w:rPr>
+      <w:rFonts w:eastAsia="黑体"/>
       <w:color w:themeColor="accent3" w:themeShade="BF" w:val="76923C"/>
     </w:rPr>
     <w:tblPr>
@@ -4670,6 +5019,7 @@
         <w:spacing w:after="0" w:before="0" w:line="240" w:lineRule="auto"/>
       </w:pPr>
       <w:rPr>
+        <w:rFonts w:eastAsia="黑体"/>
         <w:b/>
         <w:bCs/>
       </w:rPr>
@@ -4690,6 +5040,7 @@
         <w:spacing w:after="0" w:before="0" w:line="240" w:lineRule="auto"/>
       </w:pPr>
       <w:rPr>
+        <w:rFonts w:eastAsia="黑体"/>
         <w:b/>
         <w:bCs/>
       </w:rPr>
@@ -4707,12 +5058,14 @@
     </w:tblStylePr>
     <w:tblStylePr w:type="firstCol">
       <w:rPr>
+        <w:rFonts w:eastAsia="黑体"/>
         <w:b/>
         <w:bCs/>
       </w:rPr>
     </w:tblStylePr>
     <w:tblStylePr w:type="lastCol">
       <w:rPr>
+        <w:rFonts w:eastAsia="黑体"/>
         <w:b/>
         <w:bCs/>
       </w:rPr>
@@ -4751,6 +5104,7 @@
       <w:spacing w:after="0" w:line="240" w:lineRule="auto"/>
     </w:pPr>
     <w:rPr>
+      <w:rFonts w:eastAsia="黑体"/>
       <w:color w:themeColor="accent4" w:themeShade="BF" w:val="5F497A"/>
     </w:rPr>
     <w:tblPr>
@@ -4773,6 +5127,7 @@
         <w:spacing w:after="0" w:before="0" w:line="240" w:lineRule="auto"/>
       </w:pPr>
       <w:rPr>
+        <w:rFonts w:eastAsia="黑体"/>
         <w:b/>
         <w:bCs/>
       </w:rPr>
@@ -4793,6 +5148,7 @@
         <w:spacing w:after="0" w:before="0" w:line="240" w:lineRule="auto"/>
       </w:pPr>
       <w:rPr>
+        <w:rFonts w:eastAsia="黑体"/>
         <w:b/>
         <w:bCs/>
       </w:rPr>
@@ -4810,12 +5166,14 @@
     </w:tblStylePr>
     <w:tblStylePr w:type="firstCol">
       <w:rPr>
+        <w:rFonts w:eastAsia="黑体"/>
         <w:b/>
         <w:bCs/>
       </w:rPr>
     </w:tblStylePr>
     <w:tblStylePr w:type="lastCol">
       <w:rPr>
+        <w:rFonts w:eastAsia="黑体"/>
         <w:b/>
         <w:bCs/>
       </w:rPr>
@@ -4854,6 +5212,7 @@
       <w:spacing w:after="0" w:line="240" w:lineRule="auto"/>
     </w:pPr>
     <w:rPr>
+      <w:rFonts w:eastAsia="黑体"/>
       <w:color w:themeColor="accent5" w:themeShade="BF" w:val="31849B"/>
     </w:rPr>
     <w:tblPr>
@@ -4876,6 +5235,7 @@
         <w:spacing w:after="0" w:before="0" w:line="240" w:lineRule="auto"/>
       </w:pPr>
       <w:rPr>
+        <w:rFonts w:eastAsia="黑体"/>
         <w:b/>
         <w:bCs/>
       </w:rPr>
@@ -4896,6 +5256,7 @@
         <w:spacing w:after="0" w:before="0" w:line="240" w:lineRule="auto"/>
       </w:pPr>
       <w:rPr>
+        <w:rFonts w:eastAsia="黑体"/>
         <w:b/>
         <w:bCs/>
       </w:rPr>
@@ -4913,12 +5274,14 @@
     </w:tblStylePr>
     <w:tblStylePr w:type="firstCol">
       <w:rPr>
+        <w:rFonts w:eastAsia="黑体"/>
         <w:b/>
         <w:bCs/>
       </w:rPr>
     </w:tblStylePr>
     <w:tblStylePr w:type="lastCol">
       <w:rPr>
+        <w:rFonts w:eastAsia="黑体"/>
         <w:b/>
         <w:bCs/>
       </w:rPr>
@@ -4957,6 +5320,7 @@
       <w:spacing w:after="0" w:line="240" w:lineRule="auto"/>
     </w:pPr>
     <w:rPr>
+      <w:rFonts w:eastAsia="黑体"/>
       <w:color w:themeColor="accent6" w:themeShade="BF" w:val="E36C0A"/>
     </w:rPr>
     <w:tblPr>
@@ -4979,6 +5343,7 @@
         <w:spacing w:after="0" w:before="0" w:line="240" w:lineRule="auto"/>
       </w:pPr>
       <w:rPr>
+        <w:rFonts w:eastAsia="黑体"/>
         <w:b/>
         <w:bCs/>
       </w:rPr>
@@ -4999,6 +5364,7 @@
         <w:spacing w:after="0" w:before="0" w:line="240" w:lineRule="auto"/>
       </w:pPr>
       <w:rPr>
+        <w:rFonts w:eastAsia="黑体"/>
         <w:b/>
         <w:bCs/>
       </w:rPr>
@@ -5016,12 +5382,14 @@
     </w:tblStylePr>
     <w:tblStylePr w:type="firstCol">
       <w:rPr>
+        <w:rFonts w:eastAsia="黑体"/>
         <w:b/>
         <w:bCs/>
       </w:rPr>
     </w:tblStylePr>
     <w:tblStylePr w:type="lastCol">
       <w:rPr>
+        <w:rFonts w:eastAsia="黑体"/>
         <w:b/>
         <w:bCs/>
       </w:rPr>
@@ -5081,6 +5449,7 @@
         <w:spacing w:after="0" w:before="0" w:line="240" w:lineRule="auto"/>
       </w:pPr>
       <w:rPr>
+        <w:rFonts w:eastAsia="黑体"/>
         <w:b/>
         <w:bCs/>
         <w:color w:themeColor="background1" w:val="FFFFFF"/>
@@ -5095,6 +5464,7 @@
         <w:spacing w:after="0" w:before="0" w:line="240" w:lineRule="auto"/>
       </w:pPr>
       <w:rPr>
+        <w:rFonts w:eastAsia="黑体"/>
         <w:b/>
         <w:bCs/>
       </w:rPr>
@@ -5110,12 +5480,14 @@
     </w:tblStylePr>
     <w:tblStylePr w:type="firstCol">
       <w:rPr>
+        <w:rFonts w:eastAsia="黑体"/>
         <w:b/>
         <w:bCs/>
       </w:rPr>
     </w:tblStylePr>
     <w:tblStylePr w:type="lastCol">
       <w:rPr>
+        <w:rFonts w:eastAsia="黑体"/>
         <w:b/>
         <w:bCs/>
       </w:rPr>
@@ -5173,6 +5545,7 @@
         <w:spacing w:after="0" w:before="0" w:line="240" w:lineRule="auto"/>
       </w:pPr>
       <w:rPr>
+        <w:rFonts w:eastAsia="黑体"/>
         <w:b/>
         <w:bCs/>
         <w:color w:themeColor="background1" w:val="FFFFFF"/>
@@ -5187,6 +5560,7 @@
         <w:spacing w:after="0" w:before="0" w:line="240" w:lineRule="auto"/>
       </w:pPr>
       <w:rPr>
+        <w:rFonts w:eastAsia="黑体"/>
         <w:b/>
         <w:bCs/>
       </w:rPr>
@@ -5202,12 +5576,14 @@
     </w:tblStylePr>
     <w:tblStylePr w:type="firstCol">
       <w:rPr>
+        <w:rFonts w:eastAsia="黑体"/>
         <w:b/>
         <w:bCs/>
       </w:rPr>
     </w:tblStylePr>
     <w:tblStylePr w:type="lastCol">
       <w:rPr>
+        <w:rFonts w:eastAsia="黑体"/>
         <w:b/>
         <w:bCs/>
       </w:rPr>
@@ -5265,6 +5641,7 @@
         <w:spacing w:after="0" w:before="0" w:line="240" w:lineRule="auto"/>
       </w:pPr>
       <w:rPr>
+        <w:rFonts w:eastAsia="黑体"/>
         <w:b/>
         <w:bCs/>
         <w:color w:themeColor="background1" w:val="FFFFFF"/>
@@ -5279,6 +5656,7 @@
         <w:spacing w:after="0" w:before="0" w:line="240" w:lineRule="auto"/>
       </w:pPr>
       <w:rPr>
+        <w:rFonts w:eastAsia="黑体"/>
         <w:b/>
         <w:bCs/>
       </w:rPr>
@@ -5294,12 +5672,14 @@
     </w:tblStylePr>
     <w:tblStylePr w:type="firstCol">
       <w:rPr>
+        <w:rFonts w:eastAsia="黑体"/>
         <w:b/>
         <w:bCs/>
       </w:rPr>
     </w:tblStylePr>
     <w:tblStylePr w:type="lastCol">
       <w:rPr>
+        <w:rFonts w:eastAsia="黑体"/>
         <w:b/>
         <w:bCs/>
       </w:rPr>
@@ -5357,6 +5737,7 @@
         <w:spacing w:after="0" w:before="0" w:line="240" w:lineRule="auto"/>
       </w:pPr>
       <w:rPr>
+        <w:rFonts w:eastAsia="黑体"/>
         <w:b/>
         <w:bCs/>
         <w:color w:themeColor="background1" w:val="FFFFFF"/>
@@ -5371,6 +5752,7 @@
         <w:spacing w:after="0" w:before="0" w:line="240" w:lineRule="auto"/>
       </w:pPr>
       <w:rPr>
+        <w:rFonts w:eastAsia="黑体"/>
         <w:b/>
         <w:bCs/>
       </w:rPr>
@@ -5386,12 +5768,14 @@
     </w:tblStylePr>
     <w:tblStylePr w:type="firstCol">
       <w:rPr>
+        <w:rFonts w:eastAsia="黑体"/>
         <w:b/>
         <w:bCs/>
       </w:rPr>
     </w:tblStylePr>
     <w:tblStylePr w:type="lastCol">
       <w:rPr>
+        <w:rFonts w:eastAsia="黑体"/>
         <w:b/>
         <w:bCs/>
       </w:rPr>
@@ -5449,6 +5833,7 @@
         <w:spacing w:after="0" w:before="0" w:line="240" w:lineRule="auto"/>
       </w:pPr>
       <w:rPr>
+        <w:rFonts w:eastAsia="黑体"/>
         <w:b/>
         <w:bCs/>
         <w:color w:themeColor="background1" w:val="FFFFFF"/>
@@ -5463,6 +5848,7 @@
         <w:spacing w:after="0" w:before="0" w:line="240" w:lineRule="auto"/>
       </w:pPr>
       <w:rPr>
+        <w:rFonts w:eastAsia="黑体"/>
         <w:b/>
         <w:bCs/>
       </w:rPr>
@@ -5478,12 +5864,14 @@
     </w:tblStylePr>
     <w:tblStylePr w:type="firstCol">
       <w:rPr>
+        <w:rFonts w:eastAsia="黑体"/>
         <w:b/>
         <w:bCs/>
       </w:rPr>
     </w:tblStylePr>
     <w:tblStylePr w:type="lastCol">
       <w:rPr>
+        <w:rFonts w:eastAsia="黑体"/>
         <w:b/>
         <w:bCs/>
       </w:rPr>
@@ -5541,6 +5929,7 @@
         <w:spacing w:after="0" w:before="0" w:line="240" w:lineRule="auto"/>
       </w:pPr>
       <w:rPr>
+        <w:rFonts w:eastAsia="黑体"/>
         <w:b/>
         <w:bCs/>
         <w:color w:themeColor="background1" w:val="FFFFFF"/>
@@ -5555,6 +5944,7 @@
         <w:spacing w:after="0" w:before="0" w:line="240" w:lineRule="auto"/>
       </w:pPr>
       <w:rPr>
+        <w:rFonts w:eastAsia="黑体"/>
         <w:b/>
         <w:bCs/>
       </w:rPr>
@@ -5570,12 +5960,14 @@
     </w:tblStylePr>
     <w:tblStylePr w:type="firstCol">
       <w:rPr>
+        <w:rFonts w:eastAsia="黑体"/>
         <w:b/>
         <w:bCs/>
       </w:rPr>
     </w:tblStylePr>
     <w:tblStylePr w:type="lastCol">
       <w:rPr>
+        <w:rFonts w:eastAsia="黑体"/>
         <w:b/>
         <w:bCs/>
       </w:rPr>
@@ -5633,6 +6025,7 @@
         <w:spacing w:after="0" w:before="0" w:line="240" w:lineRule="auto"/>
       </w:pPr>
       <w:rPr>
+        <w:rFonts w:eastAsia="黑体"/>
         <w:b/>
         <w:bCs/>
         <w:color w:themeColor="background1" w:val="FFFFFF"/>
@@ -5647,6 +6040,7 @@
         <w:spacing w:after="0" w:before="0" w:line="240" w:lineRule="auto"/>
       </w:pPr>
       <w:rPr>
+        <w:rFonts w:eastAsia="黑体"/>
         <w:b/>
         <w:bCs/>
       </w:rPr>
@@ -5662,12 +6056,14 @@
     </w:tblStylePr>
     <w:tblStylePr w:type="firstCol">
       <w:rPr>
+        <w:rFonts w:eastAsia="黑体"/>
         <w:b/>
         <w:bCs/>
       </w:rPr>
     </w:tblStylePr>
     <w:tblStylePr w:type="lastCol">
       <w:rPr>
+        <w:rFonts w:eastAsia="黑体"/>
         <w:b/>
         <w:bCs/>
       </w:rPr>
@@ -5727,7 +6123,7 @@
         <w:spacing w:after="0" w:before="0" w:line="240" w:lineRule="auto"/>
       </w:pPr>
       <w:rPr>
-        <w:rFonts w:asciiTheme="majorHAnsi" w:cstheme="majorBidi" w:eastAsiaTheme="majorEastAsia" w:hAnsiTheme="majorHAnsi"/>
+        <w:rFonts w:asciiTheme="majorHAnsi" w:cstheme="majorBidi" w:hAnsiTheme="majorHAnsi" w:eastAsia="黑体"/>
         <w:b/>
         <w:bCs/>
       </w:rPr>
@@ -5748,7 +6144,7 @@
         <w:spacing w:after="0" w:before="0" w:line="240" w:lineRule="auto"/>
       </w:pPr>
       <w:rPr>
-        <w:rFonts w:asciiTheme="majorHAnsi" w:cstheme="majorBidi" w:eastAsiaTheme="majorEastAsia" w:hAnsiTheme="majorHAnsi"/>
+        <w:rFonts w:asciiTheme="majorHAnsi" w:cstheme="majorBidi" w:hAnsiTheme="majorHAnsi" w:eastAsia="黑体"/>
         <w:b/>
         <w:bCs/>
       </w:rPr>
@@ -5766,14 +6162,14 @@
     </w:tblStylePr>
     <w:tblStylePr w:type="firstCol">
       <w:rPr>
-        <w:rFonts w:asciiTheme="majorHAnsi" w:cstheme="majorBidi" w:eastAsiaTheme="majorEastAsia" w:hAnsiTheme="majorHAnsi"/>
+        <w:rFonts w:asciiTheme="majorHAnsi" w:cstheme="majorBidi" w:hAnsiTheme="majorHAnsi" w:eastAsia="黑体"/>
         <w:b/>
         <w:bCs/>
       </w:rPr>
     </w:tblStylePr>
     <w:tblStylePr w:type="lastCol">
       <w:rPr>
-        <w:rFonts w:asciiTheme="majorHAnsi" w:cstheme="majorBidi" w:eastAsiaTheme="majorEastAsia" w:hAnsiTheme="majorHAnsi"/>
+        <w:rFonts w:asciiTheme="majorHAnsi" w:cstheme="majorBidi" w:hAnsiTheme="majorHAnsi" w:eastAsia="黑体"/>
         <w:b/>
         <w:bCs/>
       </w:rPr>
@@ -5857,7 +6253,7 @@
         <w:spacing w:after="0" w:before="0" w:line="240" w:lineRule="auto"/>
       </w:pPr>
       <w:rPr>
-        <w:rFonts w:asciiTheme="majorHAnsi" w:cstheme="majorBidi" w:eastAsiaTheme="majorEastAsia" w:hAnsiTheme="majorHAnsi"/>
+        <w:rFonts w:asciiTheme="majorHAnsi" w:cstheme="majorBidi" w:hAnsiTheme="majorHAnsi" w:eastAsia="黑体"/>
         <w:b/>
         <w:bCs/>
       </w:rPr>
@@ -5878,7 +6274,7 @@
         <w:spacing w:after="0" w:before="0" w:line="240" w:lineRule="auto"/>
       </w:pPr>
       <w:rPr>
-        <w:rFonts w:asciiTheme="majorHAnsi" w:cstheme="majorBidi" w:eastAsiaTheme="majorEastAsia" w:hAnsiTheme="majorHAnsi"/>
+        <w:rFonts w:asciiTheme="majorHAnsi" w:cstheme="majorBidi" w:hAnsiTheme="majorHAnsi" w:eastAsia="黑体"/>
         <w:b/>
         <w:bCs/>
       </w:rPr>
@@ -5896,14 +6292,14 @@
     </w:tblStylePr>
     <w:tblStylePr w:type="firstCol">
       <w:rPr>
-        <w:rFonts w:asciiTheme="majorHAnsi" w:cstheme="majorBidi" w:eastAsiaTheme="majorEastAsia" w:hAnsiTheme="majorHAnsi"/>
+        <w:rFonts w:asciiTheme="majorHAnsi" w:cstheme="majorBidi" w:hAnsiTheme="majorHAnsi" w:eastAsia="黑体"/>
         <w:b/>
         <w:bCs/>
       </w:rPr>
     </w:tblStylePr>
     <w:tblStylePr w:type="lastCol">
       <w:rPr>
-        <w:rFonts w:asciiTheme="majorHAnsi" w:cstheme="majorBidi" w:eastAsiaTheme="majorEastAsia" w:hAnsiTheme="majorHAnsi"/>
+        <w:rFonts w:asciiTheme="majorHAnsi" w:cstheme="majorBidi" w:hAnsiTheme="majorHAnsi" w:eastAsia="黑体"/>
         <w:b/>
         <w:bCs/>
       </w:rPr>
@@ -5987,7 +6383,7 @@
         <w:spacing w:after="0" w:before="0" w:line="240" w:lineRule="auto"/>
       </w:pPr>
       <w:rPr>
-        <w:rFonts w:asciiTheme="majorHAnsi" w:cstheme="majorBidi" w:eastAsiaTheme="majorEastAsia" w:hAnsiTheme="majorHAnsi"/>
+        <w:rFonts w:asciiTheme="majorHAnsi" w:cstheme="majorBidi" w:hAnsiTheme="majorHAnsi" w:eastAsia="黑体"/>
         <w:b/>
         <w:bCs/>
       </w:rPr>
@@ -6008,7 +6404,7 @@
         <w:spacing w:after="0" w:before="0" w:line="240" w:lineRule="auto"/>
       </w:pPr>
       <w:rPr>
-        <w:rFonts w:asciiTheme="majorHAnsi" w:cstheme="majorBidi" w:eastAsiaTheme="majorEastAsia" w:hAnsiTheme="majorHAnsi"/>
+        <w:rFonts w:asciiTheme="majorHAnsi" w:cstheme="majorBidi" w:hAnsiTheme="majorHAnsi" w:eastAsia="黑体"/>
         <w:b/>
         <w:bCs/>
       </w:rPr>
@@ -6026,14 +6422,14 @@
     </w:tblStylePr>
     <w:tblStylePr w:type="firstCol">
       <w:rPr>
-        <w:rFonts w:asciiTheme="majorHAnsi" w:cstheme="majorBidi" w:eastAsiaTheme="majorEastAsia" w:hAnsiTheme="majorHAnsi"/>
+        <w:rFonts w:asciiTheme="majorHAnsi" w:cstheme="majorBidi" w:hAnsiTheme="majorHAnsi" w:eastAsia="黑体"/>
         <w:b/>
         <w:bCs/>
       </w:rPr>
     </w:tblStylePr>
     <w:tblStylePr w:type="lastCol">
       <w:rPr>
-        <w:rFonts w:asciiTheme="majorHAnsi" w:cstheme="majorBidi" w:eastAsiaTheme="majorEastAsia" w:hAnsiTheme="majorHAnsi"/>
+        <w:rFonts w:asciiTheme="majorHAnsi" w:cstheme="majorBidi" w:hAnsiTheme="majorHAnsi" w:eastAsia="黑体"/>
         <w:b/>
         <w:bCs/>
       </w:rPr>
@@ -6117,7 +6513,7 @@
         <w:spacing w:after="0" w:before="0" w:line="240" w:lineRule="auto"/>
       </w:pPr>
       <w:rPr>
-        <w:rFonts w:asciiTheme="majorHAnsi" w:cstheme="majorBidi" w:eastAsiaTheme="majorEastAsia" w:hAnsiTheme="majorHAnsi"/>
+        <w:rFonts w:asciiTheme="majorHAnsi" w:cstheme="majorBidi" w:hAnsiTheme="majorHAnsi" w:eastAsia="黑体"/>
         <w:b/>
         <w:bCs/>
       </w:rPr>
@@ -6138,7 +6534,7 @@
         <w:spacing w:after="0" w:before="0" w:line="240" w:lineRule="auto"/>
       </w:pPr>
       <w:rPr>
-        <w:rFonts w:asciiTheme="majorHAnsi" w:cstheme="majorBidi" w:eastAsiaTheme="majorEastAsia" w:hAnsiTheme="majorHAnsi"/>
+        <w:rFonts w:asciiTheme="majorHAnsi" w:cstheme="majorBidi" w:hAnsiTheme="majorHAnsi" w:eastAsia="黑体"/>
         <w:b/>
         <w:bCs/>
       </w:rPr>
@@ -6156,14 +6552,14 @@
     </w:tblStylePr>
     <w:tblStylePr w:type="firstCol">
       <w:rPr>
-        <w:rFonts w:asciiTheme="majorHAnsi" w:cstheme="majorBidi" w:eastAsiaTheme="majorEastAsia" w:hAnsiTheme="majorHAnsi"/>
+        <w:rFonts w:asciiTheme="majorHAnsi" w:cstheme="majorBidi" w:hAnsiTheme="majorHAnsi" w:eastAsia="黑体"/>
         <w:b/>
         <w:bCs/>
       </w:rPr>
     </w:tblStylePr>
     <w:tblStylePr w:type="lastCol">
       <w:rPr>
-        <w:rFonts w:asciiTheme="majorHAnsi" w:cstheme="majorBidi" w:eastAsiaTheme="majorEastAsia" w:hAnsiTheme="majorHAnsi"/>
+        <w:rFonts w:asciiTheme="majorHAnsi" w:cstheme="majorBidi" w:hAnsiTheme="majorHAnsi" w:eastAsia="黑体"/>
         <w:b/>
         <w:bCs/>
       </w:rPr>
@@ -6247,7 +6643,7 @@
         <w:spacing w:after="0" w:before="0" w:line="240" w:lineRule="auto"/>
       </w:pPr>
       <w:rPr>
-        <w:rFonts w:asciiTheme="majorHAnsi" w:cstheme="majorBidi" w:eastAsiaTheme="majorEastAsia" w:hAnsiTheme="majorHAnsi"/>
+        <w:rFonts w:asciiTheme="majorHAnsi" w:cstheme="majorBidi" w:hAnsiTheme="majorHAnsi" w:eastAsia="黑体"/>
         <w:b/>
         <w:bCs/>
       </w:rPr>
@@ -6268,7 +6664,7 @@
         <w:spacing w:after="0" w:before="0" w:line="240" w:lineRule="auto"/>
       </w:pPr>
       <w:rPr>
-        <w:rFonts w:asciiTheme="majorHAnsi" w:cstheme="majorBidi" w:eastAsiaTheme="majorEastAsia" w:hAnsiTheme="majorHAnsi"/>
+        <w:rFonts w:asciiTheme="majorHAnsi" w:cstheme="majorBidi" w:hAnsiTheme="majorHAnsi" w:eastAsia="黑体"/>
         <w:b/>
         <w:bCs/>
       </w:rPr>
@@ -6286,14 +6682,14 @@
     </w:tblStylePr>
     <w:tblStylePr w:type="firstCol">
       <w:rPr>
-        <w:rFonts w:asciiTheme="majorHAnsi" w:cstheme="majorBidi" w:eastAsiaTheme="majorEastAsia" w:hAnsiTheme="majorHAnsi"/>
+        <w:rFonts w:asciiTheme="majorHAnsi" w:cstheme="majorBidi" w:hAnsiTheme="majorHAnsi" w:eastAsia="黑体"/>
         <w:b/>
         <w:bCs/>
       </w:rPr>
     </w:tblStylePr>
     <w:tblStylePr w:type="lastCol">
       <w:rPr>
-        <w:rFonts w:asciiTheme="majorHAnsi" w:cstheme="majorBidi" w:eastAsiaTheme="majorEastAsia" w:hAnsiTheme="majorHAnsi"/>
+        <w:rFonts w:asciiTheme="majorHAnsi" w:cstheme="majorBidi" w:hAnsiTheme="majorHAnsi" w:eastAsia="黑体"/>
         <w:b/>
         <w:bCs/>
       </w:rPr>
@@ -6377,7 +6773,7 @@
         <w:spacing w:after="0" w:before="0" w:line="240" w:lineRule="auto"/>
       </w:pPr>
       <w:rPr>
-        <w:rFonts w:asciiTheme="majorHAnsi" w:cstheme="majorBidi" w:eastAsiaTheme="majorEastAsia" w:hAnsiTheme="majorHAnsi"/>
+        <w:rFonts w:asciiTheme="majorHAnsi" w:cstheme="majorBidi" w:hAnsiTheme="majorHAnsi" w:eastAsia="黑体"/>
         <w:b/>
         <w:bCs/>
       </w:rPr>
@@ -6398,7 +6794,7 @@
         <w:spacing w:after="0" w:before="0" w:line="240" w:lineRule="auto"/>
       </w:pPr>
       <w:rPr>
-        <w:rFonts w:asciiTheme="majorHAnsi" w:cstheme="majorBidi" w:eastAsiaTheme="majorEastAsia" w:hAnsiTheme="majorHAnsi"/>
+        <w:rFonts w:asciiTheme="majorHAnsi" w:cstheme="majorBidi" w:hAnsiTheme="majorHAnsi" w:eastAsia="黑体"/>
         <w:b/>
         <w:bCs/>
       </w:rPr>
@@ -6416,14 +6812,14 @@
     </w:tblStylePr>
     <w:tblStylePr w:type="firstCol">
       <w:rPr>
-        <w:rFonts w:asciiTheme="majorHAnsi" w:cstheme="majorBidi" w:eastAsiaTheme="majorEastAsia" w:hAnsiTheme="majorHAnsi"/>
+        <w:rFonts w:asciiTheme="majorHAnsi" w:cstheme="majorBidi" w:hAnsiTheme="majorHAnsi" w:eastAsia="黑体"/>
         <w:b/>
         <w:bCs/>
       </w:rPr>
     </w:tblStylePr>
     <w:tblStylePr w:type="lastCol">
       <w:rPr>
-        <w:rFonts w:asciiTheme="majorHAnsi" w:cstheme="majorBidi" w:eastAsiaTheme="majorEastAsia" w:hAnsiTheme="majorHAnsi"/>
+        <w:rFonts w:asciiTheme="majorHAnsi" w:cstheme="majorBidi" w:hAnsiTheme="majorHAnsi" w:eastAsia="黑体"/>
         <w:b/>
         <w:bCs/>
       </w:rPr>
@@ -6507,7 +6903,7 @@
         <w:spacing w:after="0" w:before="0" w:line="240" w:lineRule="auto"/>
       </w:pPr>
       <w:rPr>
-        <w:rFonts w:asciiTheme="majorHAnsi" w:cstheme="majorBidi" w:eastAsiaTheme="majorEastAsia" w:hAnsiTheme="majorHAnsi"/>
+        <w:rFonts w:asciiTheme="majorHAnsi" w:cstheme="majorBidi" w:hAnsiTheme="majorHAnsi" w:eastAsia="黑体"/>
         <w:b/>
         <w:bCs/>
       </w:rPr>
@@ -6528,7 +6924,7 @@
         <w:spacing w:after="0" w:before="0" w:line="240" w:lineRule="auto"/>
       </w:pPr>
       <w:rPr>
-        <w:rFonts w:asciiTheme="majorHAnsi" w:cstheme="majorBidi" w:eastAsiaTheme="majorEastAsia" w:hAnsiTheme="majorHAnsi"/>
+        <w:rFonts w:asciiTheme="majorHAnsi" w:cstheme="majorBidi" w:hAnsiTheme="majorHAnsi" w:eastAsia="黑体"/>
         <w:b/>
         <w:bCs/>
       </w:rPr>
@@ -6546,14 +6942,14 @@
     </w:tblStylePr>
     <w:tblStylePr w:type="firstCol">
       <w:rPr>
-        <w:rFonts w:asciiTheme="majorHAnsi" w:cstheme="majorBidi" w:eastAsiaTheme="majorEastAsia" w:hAnsiTheme="majorHAnsi"/>
+        <w:rFonts w:asciiTheme="majorHAnsi" w:cstheme="majorBidi" w:hAnsiTheme="majorHAnsi" w:eastAsia="黑体"/>
         <w:b/>
         <w:bCs/>
       </w:rPr>
     </w:tblStylePr>
     <w:tblStylePr w:type="lastCol">
       <w:rPr>
-        <w:rFonts w:asciiTheme="majorHAnsi" w:cstheme="majorBidi" w:eastAsiaTheme="majorEastAsia" w:hAnsiTheme="majorHAnsi"/>
+        <w:rFonts w:asciiTheme="majorHAnsi" w:cstheme="majorBidi" w:hAnsiTheme="majorHAnsi" w:eastAsia="黑体"/>
         <w:b/>
         <w:bCs/>
       </w:rPr>
@@ -6636,6 +7032,7 @@
         <w:spacing w:after="0" w:before="0" w:line="240" w:lineRule="auto"/>
       </w:pPr>
       <w:rPr>
+        <w:rFonts w:eastAsia="黑体"/>
         <w:b/>
         <w:bCs/>
         <w:color w:themeColor="background1" w:val="FFFFFF"/>
@@ -6658,6 +7055,7 @@
         <w:spacing w:after="0" w:before="0" w:line="240" w:lineRule="auto"/>
       </w:pPr>
       <w:rPr>
+        <w:rFonts w:eastAsia="黑体"/>
         <w:b/>
         <w:bCs/>
       </w:rPr>
@@ -6675,12 +7073,14 @@
     </w:tblStylePr>
     <w:tblStylePr w:type="firstCol">
       <w:rPr>
+        <w:rFonts w:eastAsia="黑体"/>
         <w:b/>
         <w:bCs/>
       </w:rPr>
     </w:tblStylePr>
     <w:tblStylePr w:type="lastCol">
       <w:rPr>
+        <w:rFonts w:eastAsia="黑体"/>
         <w:b/>
         <w:bCs/>
       </w:rPr>
@@ -6742,6 +7142,7 @@
         <w:spacing w:after="0" w:before="0" w:line="240" w:lineRule="auto"/>
       </w:pPr>
       <w:rPr>
+        <w:rFonts w:eastAsia="黑体"/>
         <w:b/>
         <w:bCs/>
         <w:color w:themeColor="background1" w:val="FFFFFF"/>
@@ -6764,6 +7165,7 @@
         <w:spacing w:after="0" w:before="0" w:line="240" w:lineRule="auto"/>
       </w:pPr>
       <w:rPr>
+        <w:rFonts w:eastAsia="黑体"/>
         <w:b/>
         <w:bCs/>
       </w:rPr>
@@ -6781,12 +7183,14 @@
     </w:tblStylePr>
     <w:tblStylePr w:type="firstCol">
       <w:rPr>
+        <w:rFonts w:eastAsia="黑体"/>
         <w:b/>
         <w:bCs/>
       </w:rPr>
     </w:tblStylePr>
     <w:tblStylePr w:type="lastCol">
       <w:rPr>
+        <w:rFonts w:eastAsia="黑体"/>
         <w:b/>
         <w:bCs/>
       </w:rPr>
@@ -6848,6 +7252,7 @@
         <w:spacing w:after="0" w:before="0" w:line="240" w:lineRule="auto"/>
       </w:pPr>
       <w:rPr>
+        <w:rFonts w:eastAsia="黑体"/>
         <w:b/>
         <w:bCs/>
         <w:color w:themeColor="background1" w:val="FFFFFF"/>
@@ -6870,6 +7275,7 @@
         <w:spacing w:after="0" w:before="0" w:line="240" w:lineRule="auto"/>
       </w:pPr>
       <w:rPr>
+        <w:rFonts w:eastAsia="黑体"/>
         <w:b/>
         <w:bCs/>
       </w:rPr>
@@ -6887,12 +7293,14 @@
     </w:tblStylePr>
     <w:tblStylePr w:type="firstCol">
       <w:rPr>
+        <w:rFonts w:eastAsia="黑体"/>
         <w:b/>
         <w:bCs/>
       </w:rPr>
     </w:tblStylePr>
     <w:tblStylePr w:type="lastCol">
       <w:rPr>
+        <w:rFonts w:eastAsia="黑体"/>
         <w:b/>
         <w:bCs/>
       </w:rPr>
@@ -6954,6 +7362,7 @@
         <w:spacing w:after="0" w:before="0" w:line="240" w:lineRule="auto"/>
       </w:pPr>
       <w:rPr>
+        <w:rFonts w:eastAsia="黑体"/>
         <w:b/>
         <w:bCs/>
         <w:color w:themeColor="background1" w:val="FFFFFF"/>
@@ -6976,6 +7385,7 @@
         <w:spacing w:after="0" w:before="0" w:line="240" w:lineRule="auto"/>
       </w:pPr>
       <w:rPr>
+        <w:rFonts w:eastAsia="黑体"/>
         <w:b/>
         <w:bCs/>
       </w:rPr>
@@ -6993,12 +7403,14 @@
     </w:tblStylePr>
     <w:tblStylePr w:type="firstCol">
       <w:rPr>
+        <w:rFonts w:eastAsia="黑体"/>
         <w:b/>
         <w:bCs/>
       </w:rPr>
     </w:tblStylePr>
     <w:tblStylePr w:type="lastCol">
       <w:rPr>
+        <w:rFonts w:eastAsia="黑体"/>
         <w:b/>
         <w:bCs/>
       </w:rPr>
@@ -7060,6 +7472,7 @@
         <w:spacing w:after="0" w:before="0" w:line="240" w:lineRule="auto"/>
       </w:pPr>
       <w:rPr>
+        <w:rFonts w:eastAsia="黑体"/>
         <w:b/>
         <w:bCs/>
         <w:color w:themeColor="background1" w:val="FFFFFF"/>
@@ -7082,6 +7495,7 @@
         <w:spacing w:after="0" w:before="0" w:line="240" w:lineRule="auto"/>
       </w:pPr>
       <w:rPr>
+        <w:rFonts w:eastAsia="黑体"/>
         <w:b/>
         <w:bCs/>
       </w:rPr>
@@ -7099,12 +7513,14 @@
     </w:tblStylePr>
     <w:tblStylePr w:type="firstCol">
       <w:rPr>
+        <w:rFonts w:eastAsia="黑体"/>
         <w:b/>
         <w:bCs/>
       </w:rPr>
     </w:tblStylePr>
     <w:tblStylePr w:type="lastCol">
       <w:rPr>
+        <w:rFonts w:eastAsia="黑体"/>
         <w:b/>
         <w:bCs/>
       </w:rPr>
@@ -7166,6 +7582,7 @@
         <w:spacing w:after="0" w:before="0" w:line="240" w:lineRule="auto"/>
       </w:pPr>
       <w:rPr>
+        <w:rFonts w:eastAsia="黑体"/>
         <w:b/>
         <w:bCs/>
         <w:color w:themeColor="background1" w:val="FFFFFF"/>
@@ -7188,6 +7605,7 @@
         <w:spacing w:after="0" w:before="0" w:line="240" w:lineRule="auto"/>
       </w:pPr>
       <w:rPr>
+        <w:rFonts w:eastAsia="黑体"/>
         <w:b/>
         <w:bCs/>
       </w:rPr>
@@ -7205,12 +7623,14 @@
     </w:tblStylePr>
     <w:tblStylePr w:type="firstCol">
       <w:rPr>
+        <w:rFonts w:eastAsia="黑体"/>
         <w:b/>
         <w:bCs/>
       </w:rPr>
     </w:tblStylePr>
     <w:tblStylePr w:type="lastCol">
       <w:rPr>
+        <w:rFonts w:eastAsia="黑体"/>
         <w:b/>
         <w:bCs/>
       </w:rPr>
@@ -7272,6 +7692,7 @@
         <w:spacing w:after="0" w:before="0" w:line="240" w:lineRule="auto"/>
       </w:pPr>
       <w:rPr>
+        <w:rFonts w:eastAsia="黑体"/>
         <w:b/>
         <w:bCs/>
         <w:color w:themeColor="background1" w:val="FFFFFF"/>
@@ -7294,6 +7715,7 @@
         <w:spacing w:after="0" w:before="0" w:line="240" w:lineRule="auto"/>
       </w:pPr>
       <w:rPr>
+        <w:rFonts w:eastAsia="黑体"/>
         <w:b/>
         <w:bCs/>
       </w:rPr>
@@ -7311,12 +7733,14 @@
     </w:tblStylePr>
     <w:tblStylePr w:type="firstCol">
       <w:rPr>
+        <w:rFonts w:eastAsia="黑体"/>
         <w:b/>
         <w:bCs/>
       </w:rPr>
     </w:tblStylePr>
     <w:tblStylePr w:type="lastCol">
       <w:rPr>
+        <w:rFonts w:eastAsia="黑体"/>
         <w:b/>
         <w:bCs/>
       </w:rPr>
@@ -7375,6 +7799,7 @@
         <w:spacing w:after="0" w:before="0" w:line="240" w:lineRule="auto"/>
       </w:pPr>
       <w:rPr>
+        <w:rFonts w:eastAsia="黑体"/>
         <w:b/>
         <w:bCs/>
         <w:color w:themeColor="background1" w:val="FFFFFF"/>
@@ -7397,6 +7822,7 @@
         <w:spacing w:after="0" w:before="0" w:line="240" w:lineRule="auto"/>
       </w:pPr>
       <w:rPr>
+        <w:rFonts w:eastAsia="黑体"/>
         <w:color w:val="auto"/>
       </w:rPr>
       <w:tblPr/>
@@ -7414,6 +7840,7 @@
     </w:tblStylePr>
     <w:tblStylePr w:type="firstCol">
       <w:rPr>
+        <w:rFonts w:eastAsia="黑体"/>
         <w:b/>
         <w:bCs/>
         <w:color w:themeColor="background1" w:val="FFFFFF"/>
@@ -7433,6 +7860,7 @@
     </w:tblStylePr>
     <w:tblStylePr w:type="lastCol">
       <w:rPr>
+        <w:rFonts w:eastAsia="黑体"/>
         <w:b/>
         <w:bCs/>
         <w:color w:themeColor="background1" w:val="FFFFFF"/>
@@ -7481,6 +7909,7 @@
     </w:tblStylePr>
     <w:tblStylePr w:type="nwCell">
       <w:rPr>
+        <w:rFonts w:eastAsia="黑体"/>
         <w:color w:themeColor="background1" w:val="FFFFFF"/>
       </w:rPr>
       <w:tblPr/>
@@ -7524,6 +7953,7 @@
         <w:spacing w:after="0" w:before="0" w:line="240" w:lineRule="auto"/>
       </w:pPr>
       <w:rPr>
+        <w:rFonts w:eastAsia="黑体"/>
         <w:b/>
         <w:bCs/>
         <w:color w:themeColor="background1" w:val="FFFFFF"/>
@@ -7546,6 +7976,7 @@
         <w:spacing w:after="0" w:before="0" w:line="240" w:lineRule="auto"/>
       </w:pPr>
       <w:rPr>
+        <w:rFonts w:eastAsia="黑体"/>
         <w:color w:val="auto"/>
       </w:rPr>
       <w:tblPr/>
@@ -7563,6 +7994,7 @@
     </w:tblStylePr>
     <w:tblStylePr w:type="firstCol">
       <w:rPr>
+        <w:rFonts w:eastAsia="黑体"/>
         <w:b/>
         <w:bCs/>
         <w:color w:themeColor="background1" w:val="FFFFFF"/>
@@ -7582,6 +8014,7 @@
     </w:tblStylePr>
     <w:tblStylePr w:type="lastCol">
       <w:rPr>
+        <w:rFonts w:eastAsia="黑体"/>
         <w:b/>
         <w:bCs/>
         <w:color w:themeColor="background1" w:val="FFFFFF"/>
@@ -7630,6 +8063,7 @@
     </w:tblStylePr>
     <w:tblStylePr w:type="nwCell">
       <w:rPr>
+        <w:rFonts w:eastAsia="黑体"/>
         <w:color w:themeColor="background1" w:val="FFFFFF"/>
       </w:rPr>
       <w:tblPr/>
@@ -7673,6 +8107,7 @@
         <w:spacing w:after="0" w:before="0" w:line="240" w:lineRule="auto"/>
       </w:pPr>
       <w:rPr>
+        <w:rFonts w:eastAsia="黑体"/>
         <w:b/>
         <w:bCs/>
         <w:color w:themeColor="background1" w:val="FFFFFF"/>
@@ -7695,6 +8130,7 @@
         <w:spacing w:after="0" w:before="0" w:line="240" w:lineRule="auto"/>
       </w:pPr>
       <w:rPr>
+        <w:rFonts w:eastAsia="黑体"/>
         <w:color w:val="auto"/>
       </w:rPr>
       <w:tblPr/>
@@ -7712,6 +8148,7 @@
     </w:tblStylePr>
     <w:tblStylePr w:type="firstCol">
       <w:rPr>
+        <w:rFonts w:eastAsia="黑体"/>
         <w:b/>
         <w:bCs/>
         <w:color w:themeColor="background1" w:val="FFFFFF"/>
@@ -7731,6 +8168,7 @@
     </w:tblStylePr>
     <w:tblStylePr w:type="lastCol">
       <w:rPr>
+        <w:rFonts w:eastAsia="黑体"/>
         <w:b/>
         <w:bCs/>
         <w:color w:themeColor="background1" w:val="FFFFFF"/>
@@ -7779,6 +8217,7 @@
     </w:tblStylePr>
     <w:tblStylePr w:type="nwCell">
       <w:rPr>
+        <w:rFonts w:eastAsia="黑体"/>
         <w:color w:themeColor="background1" w:val="FFFFFF"/>
       </w:rPr>
       <w:tblPr/>
@@ -7822,6 +8261,7 @@
         <w:spacing w:after="0" w:before="0" w:line="240" w:lineRule="auto"/>
       </w:pPr>
       <w:rPr>
+        <w:rFonts w:eastAsia="黑体"/>
         <w:b/>
         <w:bCs/>
         <w:color w:themeColor="background1" w:val="FFFFFF"/>
@@ -7844,6 +8284,7 @@
         <w:spacing w:after="0" w:before="0" w:line="240" w:lineRule="auto"/>
       </w:pPr>
       <w:rPr>
+        <w:rFonts w:eastAsia="黑体"/>
         <w:color w:val="auto"/>
       </w:rPr>
       <w:tblPr/>
@@ -7861,6 +8302,7 @@
     </w:tblStylePr>
     <w:tblStylePr w:type="firstCol">
       <w:rPr>
+        <w:rFonts w:eastAsia="黑体"/>
         <w:b/>
         <w:bCs/>
         <w:color w:themeColor="background1" w:val="FFFFFF"/>
@@ -7880,6 +8322,7 @@
     </w:tblStylePr>
     <w:tblStylePr w:type="lastCol">
       <w:rPr>
+        <w:rFonts w:eastAsia="黑体"/>
         <w:b/>
         <w:bCs/>
         <w:color w:themeColor="background1" w:val="FFFFFF"/>
@@ -7928,6 +8371,7 @@
     </w:tblStylePr>
     <w:tblStylePr w:type="nwCell">
       <w:rPr>
+        <w:rFonts w:eastAsia="黑体"/>
         <w:color w:themeColor="background1" w:val="FFFFFF"/>
       </w:rPr>
       <w:tblPr/>
@@ -7971,6 +8415,7 @@
         <w:spacing w:after="0" w:before="0" w:line="240" w:lineRule="auto"/>
       </w:pPr>
       <w:rPr>
+        <w:rFonts w:eastAsia="黑体"/>
         <w:b/>
         <w:bCs/>
         <w:color w:themeColor="background1" w:val="FFFFFF"/>
@@ -7993,6 +8438,7 @@
         <w:spacing w:after="0" w:before="0" w:line="240" w:lineRule="auto"/>
       </w:pPr>
       <w:rPr>
+        <w:rFonts w:eastAsia="黑体"/>
         <w:color w:val="auto"/>
       </w:rPr>
       <w:tblPr/>
@@ -8010,6 +8456,7 @@
     </w:tblStylePr>
     <w:tblStylePr w:type="firstCol">
       <w:rPr>
+        <w:rFonts w:eastAsia="黑体"/>
         <w:b/>
         <w:bCs/>
         <w:color w:themeColor="background1" w:val="FFFFFF"/>
@@ -8029,6 +8476,7 @@
     </w:tblStylePr>
     <w:tblStylePr w:type="lastCol">
       <w:rPr>
+        <w:rFonts w:eastAsia="黑体"/>
         <w:b/>
         <w:bCs/>
         <w:color w:themeColor="background1" w:val="FFFFFF"/>
@@ -8077,6 +8525,7 @@
     </w:tblStylePr>
     <w:tblStylePr w:type="nwCell">
       <w:rPr>
+        <w:rFonts w:eastAsia="黑体"/>
         <w:color w:themeColor="background1" w:val="FFFFFF"/>
       </w:rPr>
       <w:tblPr/>
@@ -8120,6 +8569,7 @@
         <w:spacing w:after="0" w:before="0" w:line="240" w:lineRule="auto"/>
       </w:pPr>
       <w:rPr>
+        <w:rFonts w:eastAsia="黑体"/>
         <w:b/>
         <w:bCs/>
         <w:color w:themeColor="background1" w:val="FFFFFF"/>
@@ -8142,6 +8592,7 @@
         <w:spacing w:after="0" w:before="0" w:line="240" w:lineRule="auto"/>
       </w:pPr>
       <w:rPr>
+        <w:rFonts w:eastAsia="黑体"/>
         <w:color w:val="auto"/>
       </w:rPr>
       <w:tblPr/>
@@ -8159,6 +8610,7 @@
     </w:tblStylePr>
     <w:tblStylePr w:type="firstCol">
       <w:rPr>
+        <w:rFonts w:eastAsia="黑体"/>
         <w:b/>
         <w:bCs/>
         <w:color w:themeColor="background1" w:val="FFFFFF"/>
@@ -8178,6 +8630,7 @@
     </w:tblStylePr>
     <w:tblStylePr w:type="lastCol">
       <w:rPr>
+        <w:rFonts w:eastAsia="黑体"/>
         <w:b/>
         <w:bCs/>
         <w:color w:themeColor="background1" w:val="FFFFFF"/>
@@ -8226,6 +8679,7 @@
     </w:tblStylePr>
     <w:tblStylePr w:type="nwCell">
       <w:rPr>
+        <w:rFonts w:eastAsia="黑体"/>
         <w:color w:themeColor="background1" w:val="FFFFFF"/>
       </w:rPr>
       <w:tblPr/>
@@ -8269,6 +8723,7 @@
         <w:spacing w:after="0" w:before="0" w:line="240" w:lineRule="auto"/>
       </w:pPr>
       <w:rPr>
+        <w:rFonts w:eastAsia="黑体"/>
         <w:b/>
         <w:bCs/>
         <w:color w:themeColor="background1" w:val="FFFFFF"/>
@@ -8291,6 +8746,7 @@
         <w:spacing w:after="0" w:before="0" w:line="240" w:lineRule="auto"/>
       </w:pPr>
       <w:rPr>
+        <w:rFonts w:eastAsia="黑体"/>
         <w:color w:val="auto"/>
       </w:rPr>
       <w:tblPr/>
@@ -8308,6 +8764,7 @@
     </w:tblStylePr>
     <w:tblStylePr w:type="firstCol">
       <w:rPr>
+        <w:rFonts w:eastAsia="黑体"/>
         <w:b/>
         <w:bCs/>
         <w:color w:themeColor="background1" w:val="FFFFFF"/>
@@ -8327,6 +8784,7 @@
     </w:tblStylePr>
     <w:tblStylePr w:type="lastCol">
       <w:rPr>
+        <w:rFonts w:eastAsia="黑体"/>
         <w:b/>
         <w:bCs/>
         <w:color w:themeColor="background1" w:val="FFFFFF"/>
@@ -8375,6 +8833,7 @@
     </w:tblStylePr>
     <w:tblStylePr w:type="nwCell">
       <w:rPr>
+        <w:rFonts w:eastAsia="黑体"/>
         <w:color w:themeColor="background1" w:val="FFFFFF"/>
       </w:rPr>
       <w:tblPr/>
@@ -8399,6 +8858,7 @@
       <w:spacing w:after="0" w:line="240" w:lineRule="auto"/>
     </w:pPr>
     <w:rPr>
+      <w:rFonts w:eastAsia="黑体"/>
       <w:color w:themeColor="text1" w:val="000000"/>
     </w:rPr>
     <w:tblPr>
@@ -8418,7 +8878,7 @@
     </w:tblPr>
     <w:tblStylePr w:type="firstRow">
       <w:rPr>
-        <w:rFonts w:asciiTheme="majorHAnsi" w:cstheme="majorBidi" w:eastAsiaTheme="majorEastAsia" w:hAnsiTheme="majorHAnsi"/>
+        <w:rFonts w:asciiTheme="majorHAnsi" w:cstheme="majorBidi" w:hAnsiTheme="majorHAnsi" w:eastAsia="黑体"/>
       </w:rPr>
       <w:tblPr/>
       <w:tcPr>
@@ -8430,6 +8890,7 @@
     </w:tblStylePr>
     <w:tblStylePr w:type="lastRow">
       <w:rPr>
+        <w:rFonts w:eastAsia="黑体"/>
         <w:b/>
         <w:bCs/>
         <w:color w:themeColor="text2" w:val="1F497D"/>
@@ -8444,12 +8905,14 @@
     </w:tblStylePr>
     <w:tblStylePr w:type="firstCol">
       <w:rPr>
+        <w:rFonts w:eastAsia="黑体"/>
         <w:b/>
         <w:bCs/>
       </w:rPr>
     </w:tblStylePr>
     <w:tblStylePr w:type="lastCol">
       <w:rPr>
+        <w:rFonts w:eastAsia="黑体"/>
         <w:b/>
         <w:bCs/>
       </w:rPr>
@@ -8483,6 +8946,7 @@
       <w:spacing w:after="0" w:line="240" w:lineRule="auto"/>
     </w:pPr>
     <w:rPr>
+      <w:rFonts w:eastAsia="黑体"/>
       <w:color w:themeColor="text1" w:val="000000"/>
     </w:rPr>
     <w:tblPr>
@@ -8502,7 +8966,7 @@
     </w:tblPr>
     <w:tblStylePr w:type="firstRow">
       <w:rPr>
-        <w:rFonts w:asciiTheme="majorHAnsi" w:cstheme="majorBidi" w:eastAsiaTheme="majorEastAsia" w:hAnsiTheme="majorHAnsi"/>
+        <w:rFonts w:asciiTheme="majorHAnsi" w:cstheme="majorBidi" w:hAnsiTheme="majorHAnsi" w:eastAsia="黑体"/>
       </w:rPr>
       <w:tblPr/>
       <w:tcPr>
@@ -8514,6 +8978,7 @@
     </w:tblStylePr>
     <w:tblStylePr w:type="lastRow">
       <w:rPr>
+        <w:rFonts w:eastAsia="黑体"/>
         <w:b/>
         <w:bCs/>
         <w:color w:themeColor="text2" w:val="1F497D"/>
@@ -8528,12 +8993,14 @@
     </w:tblStylePr>
     <w:tblStylePr w:type="firstCol">
       <w:rPr>
+        <w:rFonts w:eastAsia="黑体"/>
         <w:b/>
         <w:bCs/>
       </w:rPr>
     </w:tblStylePr>
     <w:tblStylePr w:type="lastCol">
       <w:rPr>
+        <w:rFonts w:eastAsia="黑体"/>
         <w:b/>
         <w:bCs/>
       </w:rPr>
@@ -8567,6 +9034,7 @@
       <w:spacing w:after="0" w:line="240" w:lineRule="auto"/>
     </w:pPr>
     <w:rPr>
+      <w:rFonts w:eastAsia="黑体"/>
       <w:color w:themeColor="text1" w:val="000000"/>
     </w:rPr>
     <w:tblPr>
@@ -8586,7 +9054,7 @@
     </w:tblPr>
     <w:tblStylePr w:type="firstRow">
       <w:rPr>
-        <w:rFonts w:asciiTheme="majorHAnsi" w:cstheme="majorBidi" w:eastAsiaTheme="majorEastAsia" w:hAnsiTheme="majorHAnsi"/>
+        <w:rFonts w:asciiTheme="majorHAnsi" w:cstheme="majorBidi" w:hAnsiTheme="majorHAnsi" w:eastAsia="黑体"/>
       </w:rPr>
       <w:tblPr/>
       <w:tcPr>
@@ -8598,6 +9066,7 @@
     </w:tblStylePr>
     <w:tblStylePr w:type="lastRow">
       <w:rPr>
+        <w:rFonts w:eastAsia="黑体"/>
         <w:b/>
         <w:bCs/>
         <w:color w:themeColor="text2" w:val="1F497D"/>
@@ -8612,12 +9081,14 @@
     </w:tblStylePr>
     <w:tblStylePr w:type="firstCol">
       <w:rPr>
+        <w:rFonts w:eastAsia="黑体"/>
         <w:b/>
         <w:bCs/>
       </w:rPr>
     </w:tblStylePr>
     <w:tblStylePr w:type="lastCol">
       <w:rPr>
+        <w:rFonts w:eastAsia="黑体"/>
         <w:b/>
         <w:bCs/>
       </w:rPr>
@@ -8651,6 +9122,7 @@
       <w:spacing w:after="0" w:line="240" w:lineRule="auto"/>
     </w:pPr>
     <w:rPr>
+      <w:rFonts w:eastAsia="黑体"/>
       <w:color w:themeColor="text1" w:val="000000"/>
     </w:rPr>
     <w:tblPr>
@@ -8670,7 +9142,7 @@
     </w:tblPr>
     <w:tblStylePr w:type="firstRow">
       <w:rPr>
-        <w:rFonts w:asciiTheme="majorHAnsi" w:cstheme="majorBidi" w:eastAsiaTheme="majorEastAsia" w:hAnsiTheme="majorHAnsi"/>
+        <w:rFonts w:asciiTheme="majorHAnsi" w:cstheme="majorBidi" w:hAnsiTheme="majorHAnsi" w:eastAsia="黑体"/>
       </w:rPr>
       <w:tblPr/>
       <w:tcPr>
@@ -8682,6 +9154,7 @@
     </w:tblStylePr>
     <w:tblStylePr w:type="lastRow">
       <w:rPr>
+        <w:rFonts w:eastAsia="黑体"/>
         <w:b/>
         <w:bCs/>
         <w:color w:themeColor="text2" w:val="1F497D"/>
@@ -8696,12 +9169,14 @@
     </w:tblStylePr>
     <w:tblStylePr w:type="firstCol">
       <w:rPr>
+        <w:rFonts w:eastAsia="黑体"/>
         <w:b/>
         <w:bCs/>
       </w:rPr>
     </w:tblStylePr>
     <w:tblStylePr w:type="lastCol">
       <w:rPr>
+        <w:rFonts w:eastAsia="黑体"/>
         <w:b/>
         <w:bCs/>
       </w:rPr>
@@ -8735,6 +9210,7 @@
       <w:spacing w:after="0" w:line="240" w:lineRule="auto"/>
     </w:pPr>
     <w:rPr>
+      <w:rFonts w:eastAsia="黑体"/>
       <w:color w:themeColor="text1" w:val="000000"/>
     </w:rPr>
     <w:tblPr>
@@ -8754,7 +9230,7 @@
     </w:tblPr>
     <w:tblStylePr w:type="firstRow">
       <w:rPr>
-        <w:rFonts w:asciiTheme="majorHAnsi" w:cstheme="majorBidi" w:eastAsiaTheme="majorEastAsia" w:hAnsiTheme="majorHAnsi"/>
+        <w:rFonts w:asciiTheme="majorHAnsi" w:cstheme="majorBidi" w:hAnsiTheme="majorHAnsi" w:eastAsia="黑体"/>
       </w:rPr>
       <w:tblPr/>
       <w:tcPr>
@@ -8766,6 +9242,7 @@
     </w:tblStylePr>
     <w:tblStylePr w:type="lastRow">
       <w:rPr>
+        <w:rFonts w:eastAsia="黑体"/>
         <w:b/>
         <w:bCs/>
         <w:color w:themeColor="text2" w:val="1F497D"/>
@@ -8780,12 +9257,14 @@
     </w:tblStylePr>
     <w:tblStylePr w:type="firstCol">
       <w:rPr>
+        <w:rFonts w:eastAsia="黑体"/>
         <w:b/>
         <w:bCs/>
       </w:rPr>
     </w:tblStylePr>
     <w:tblStylePr w:type="lastCol">
       <w:rPr>
+        <w:rFonts w:eastAsia="黑体"/>
         <w:b/>
         <w:bCs/>
       </w:rPr>
@@ -8819,6 +9298,7 @@
       <w:spacing w:after="0" w:line="240" w:lineRule="auto"/>
     </w:pPr>
     <w:rPr>
+      <w:rFonts w:eastAsia="黑体"/>
       <w:color w:themeColor="text1" w:val="000000"/>
     </w:rPr>
     <w:tblPr>
@@ -8838,7 +9318,7 @@
     </w:tblPr>
     <w:tblStylePr w:type="firstRow">
       <w:rPr>
-        <w:rFonts w:asciiTheme="majorHAnsi" w:cstheme="majorBidi" w:eastAsiaTheme="majorEastAsia" w:hAnsiTheme="majorHAnsi"/>
+        <w:rFonts w:asciiTheme="majorHAnsi" w:cstheme="majorBidi" w:hAnsiTheme="majorHAnsi" w:eastAsia="黑体"/>
       </w:rPr>
       <w:tblPr/>
       <w:tcPr>
@@ -8850,6 +9330,7 @@
     </w:tblStylePr>
     <w:tblStylePr w:type="lastRow">
       <w:rPr>
+        <w:rFonts w:eastAsia="黑体"/>
         <w:b/>
         <w:bCs/>
         <w:color w:themeColor="text2" w:val="1F497D"/>
@@ -8864,12 +9345,14 @@
     </w:tblStylePr>
     <w:tblStylePr w:type="firstCol">
       <w:rPr>
+        <w:rFonts w:eastAsia="黑体"/>
         <w:b/>
         <w:bCs/>
       </w:rPr>
     </w:tblStylePr>
     <w:tblStylePr w:type="lastCol">
       <w:rPr>
+        <w:rFonts w:eastAsia="黑体"/>
         <w:b/>
         <w:bCs/>
       </w:rPr>
@@ -8903,6 +9386,7 @@
       <w:spacing w:after="0" w:line="240" w:lineRule="auto"/>
     </w:pPr>
     <w:rPr>
+      <w:rFonts w:eastAsia="黑体"/>
       <w:color w:themeColor="text1" w:val="000000"/>
     </w:rPr>
     <w:tblPr>
@@ -8922,7 +9406,7 @@
     </w:tblPr>
     <w:tblStylePr w:type="firstRow">
       <w:rPr>
-        <w:rFonts w:asciiTheme="majorHAnsi" w:cstheme="majorBidi" w:eastAsiaTheme="majorEastAsia" w:hAnsiTheme="majorHAnsi"/>
+        <w:rFonts w:asciiTheme="majorHAnsi" w:cstheme="majorBidi" w:hAnsiTheme="majorHAnsi" w:eastAsia="黑体"/>
       </w:rPr>
       <w:tblPr/>
       <w:tcPr>
@@ -8934,6 +9418,7 @@
     </w:tblStylePr>
     <w:tblStylePr w:type="lastRow">
       <w:rPr>
+        <w:rFonts w:eastAsia="黑体"/>
         <w:b/>
         <w:bCs/>
         <w:color w:themeColor="text2" w:val="1F497D"/>
@@ -8948,12 +9433,14 @@
     </w:tblStylePr>
     <w:tblStylePr w:type="firstCol">
       <w:rPr>
+        <w:rFonts w:eastAsia="黑体"/>
         <w:b/>
         <w:bCs/>
       </w:rPr>
     </w:tblStylePr>
     <w:tblStylePr w:type="lastCol">
       <w:rPr>
+        <w:rFonts w:eastAsia="黑体"/>
         <w:b/>
         <w:bCs/>
       </w:rPr>
@@ -8987,7 +9474,7 @@
       <w:spacing w:after="0" w:line="240" w:lineRule="auto"/>
     </w:pPr>
     <w:rPr>
-      <w:rFonts w:asciiTheme="majorHAnsi" w:cstheme="majorBidi" w:eastAsiaTheme="majorEastAsia" w:hAnsiTheme="majorHAnsi"/>
+      <w:rFonts w:asciiTheme="majorHAnsi" w:cstheme="majorBidi" w:hAnsiTheme="majorHAnsi" w:eastAsia="黑体"/>
       <w:color w:themeColor="text1" w:val="000000"/>
     </w:rPr>
     <w:tblPr>
@@ -9009,6 +9496,7 @@
     </w:tblPr>
     <w:tblStylePr w:type="firstRow">
       <w:rPr>
+        <w:rFonts w:eastAsia="黑体"/>
         <w:sz w:val="24"/>
         <w:szCs w:val="24"/>
       </w:rPr>
@@ -9115,7 +9603,7 @@
       <w:spacing w:after="0" w:line="240" w:lineRule="auto"/>
     </w:pPr>
     <w:rPr>
-      <w:rFonts w:asciiTheme="majorHAnsi" w:cstheme="majorBidi" w:eastAsiaTheme="majorEastAsia" w:hAnsiTheme="majorHAnsi"/>
+      <w:rFonts w:asciiTheme="majorHAnsi" w:cstheme="majorBidi" w:hAnsiTheme="majorHAnsi" w:eastAsia="黑体"/>
       <w:color w:themeColor="text1" w:val="000000"/>
     </w:rPr>
     <w:tblPr>
@@ -9137,6 +9625,7 @@
     </w:tblPr>
     <w:tblStylePr w:type="firstRow">
       <w:rPr>
+        <w:rFonts w:eastAsia="黑体"/>
         <w:sz w:val="24"/>
         <w:szCs w:val="24"/>
       </w:rPr>
@@ -9243,7 +9732,7 @@
       <w:spacing w:after="0" w:line="240" w:lineRule="auto"/>
     </w:pPr>
     <w:rPr>
-      <w:rFonts w:asciiTheme="majorHAnsi" w:cstheme="majorBidi" w:eastAsiaTheme="majorEastAsia" w:hAnsiTheme="majorHAnsi"/>
+      <w:rFonts w:asciiTheme="majorHAnsi" w:cstheme="majorBidi" w:hAnsiTheme="majorHAnsi" w:eastAsia="黑体"/>
       <w:color w:themeColor="text1" w:val="000000"/>
     </w:rPr>
     <w:tblPr>
@@ -9265,6 +9754,7 @@
     </w:tblPr>
     <w:tblStylePr w:type="firstRow">
       <w:rPr>
+        <w:rFonts w:eastAsia="黑体"/>
         <w:sz w:val="24"/>
         <w:szCs w:val="24"/>
       </w:rPr>
@@ -9371,7 +9861,7 @@
       <w:spacing w:after="0" w:line="240" w:lineRule="auto"/>
     </w:pPr>
     <w:rPr>
-      <w:rFonts w:asciiTheme="majorHAnsi" w:cstheme="majorBidi" w:eastAsiaTheme="majorEastAsia" w:hAnsiTheme="majorHAnsi"/>
+      <w:rFonts w:asciiTheme="majorHAnsi" w:cstheme="majorBidi" w:hAnsiTheme="majorHAnsi" w:eastAsia="黑体"/>
       <w:color w:themeColor="text1" w:val="000000"/>
     </w:rPr>
     <w:tblPr>
@@ -9393,6 +9883,7 @@
     </w:tblPr>
     <w:tblStylePr w:type="firstRow">
       <w:rPr>
+        <w:rFonts w:eastAsia="黑体"/>
         <w:sz w:val="24"/>
         <w:szCs w:val="24"/>
       </w:rPr>
@@ -9499,7 +9990,7 @@
       <w:spacing w:after="0" w:line="240" w:lineRule="auto"/>
     </w:pPr>
     <w:rPr>
-      <w:rFonts w:asciiTheme="majorHAnsi" w:cstheme="majorBidi" w:eastAsiaTheme="majorEastAsia" w:hAnsiTheme="majorHAnsi"/>
+      <w:rFonts w:asciiTheme="majorHAnsi" w:cstheme="majorBidi" w:hAnsiTheme="majorHAnsi" w:eastAsia="黑体"/>
       <w:color w:themeColor="text1" w:val="000000"/>
     </w:rPr>
     <w:tblPr>
@@ -9521,6 +10012,7 @@
     </w:tblPr>
     <w:tblStylePr w:type="firstRow">
       <w:rPr>
+        <w:rFonts w:eastAsia="黑体"/>
         <w:sz w:val="24"/>
         <w:szCs w:val="24"/>
       </w:rPr>
@@ -9627,7 +10119,7 @@
       <w:spacing w:after="0" w:line="240" w:lineRule="auto"/>
     </w:pPr>
     <w:rPr>
-      <w:rFonts w:asciiTheme="majorHAnsi" w:cstheme="majorBidi" w:eastAsiaTheme="majorEastAsia" w:hAnsiTheme="majorHAnsi"/>
+      <w:rFonts w:asciiTheme="majorHAnsi" w:cstheme="majorBidi" w:hAnsiTheme="majorHAnsi" w:eastAsia="黑体"/>
       <w:color w:themeColor="text1" w:val="000000"/>
     </w:rPr>
     <w:tblPr>
@@ -9649,6 +10141,7 @@
     </w:tblPr>
     <w:tblStylePr w:type="firstRow">
       <w:rPr>
+        <w:rFonts w:eastAsia="黑体"/>
         <w:sz w:val="24"/>
         <w:szCs w:val="24"/>
       </w:rPr>
@@ -9755,7 +10248,7 @@
       <w:spacing w:after="0" w:line="240" w:lineRule="auto"/>
     </w:pPr>
     <w:rPr>
-      <w:rFonts w:asciiTheme="majorHAnsi" w:cstheme="majorBidi" w:eastAsiaTheme="majorEastAsia" w:hAnsiTheme="majorHAnsi"/>
+      <w:rFonts w:asciiTheme="majorHAnsi" w:cstheme="majorBidi" w:hAnsiTheme="majorHAnsi" w:eastAsia="黑体"/>
       <w:color w:themeColor="text1" w:val="000000"/>
     </w:rPr>
     <w:tblPr>
@@ -9777,6 +10270,7 @@
     </w:tblPr>
     <w:tblStylePr w:type="firstRow">
       <w:rPr>
+        <w:rFonts w:eastAsia="黑体"/>
         <w:sz w:val="24"/>
         <w:szCs w:val="24"/>
       </w:rPr>
@@ -9906,12 +10400,14 @@
     </w:tcPr>
     <w:tblStylePr w:type="firstRow">
       <w:rPr>
+        <w:rFonts w:eastAsia="黑体"/>
         <w:b/>
         <w:bCs/>
       </w:rPr>
     </w:tblStylePr>
     <w:tblStylePr w:type="lastRow">
       <w:rPr>
+        <w:rFonts w:eastAsia="黑体"/>
         <w:b/>
         <w:bCs/>
       </w:rPr>
@@ -9924,12 +10420,14 @@
     </w:tblStylePr>
     <w:tblStylePr w:type="firstCol">
       <w:rPr>
+        <w:rFonts w:eastAsia="黑体"/>
         <w:b/>
         <w:bCs/>
       </w:rPr>
     </w:tblStylePr>
     <w:tblStylePr w:type="lastCol">
       <w:rPr>
+        <w:rFonts w:eastAsia="黑体"/>
         <w:b/>
         <w:bCs/>
       </w:rPr>
@@ -9979,12 +10477,14 @@
     </w:tcPr>
     <w:tblStylePr w:type="firstRow">
       <w:rPr>
+        <w:rFonts w:eastAsia="黑体"/>
         <w:b/>
         <w:bCs/>
       </w:rPr>
     </w:tblStylePr>
     <w:tblStylePr w:type="lastRow">
       <w:rPr>
+        <w:rFonts w:eastAsia="黑体"/>
         <w:b/>
         <w:bCs/>
       </w:rPr>
@@ -9997,12 +10497,14 @@
     </w:tblStylePr>
     <w:tblStylePr w:type="firstCol">
       <w:rPr>
+        <w:rFonts w:eastAsia="黑体"/>
         <w:b/>
         <w:bCs/>
       </w:rPr>
     </w:tblStylePr>
     <w:tblStylePr w:type="lastCol">
       <w:rPr>
+        <w:rFonts w:eastAsia="黑体"/>
         <w:b/>
         <w:bCs/>
       </w:rPr>
@@ -10052,12 +10554,14 @@
     </w:tcPr>
     <w:tblStylePr w:type="firstRow">
       <w:rPr>
+        <w:rFonts w:eastAsia="黑体"/>
         <w:b/>
         <w:bCs/>
       </w:rPr>
     </w:tblStylePr>
     <w:tblStylePr w:type="lastRow">
       <w:rPr>
+        <w:rFonts w:eastAsia="黑体"/>
         <w:b/>
         <w:bCs/>
       </w:rPr>
@@ -10070,12 +10574,14 @@
     </w:tblStylePr>
     <w:tblStylePr w:type="firstCol">
       <w:rPr>
+        <w:rFonts w:eastAsia="黑体"/>
         <w:b/>
         <w:bCs/>
       </w:rPr>
     </w:tblStylePr>
     <w:tblStylePr w:type="lastCol">
       <w:rPr>
+        <w:rFonts w:eastAsia="黑体"/>
         <w:b/>
         <w:bCs/>
       </w:rPr>
@@ -10125,12 +10631,14 @@
     </w:tcPr>
     <w:tblStylePr w:type="firstRow">
       <w:rPr>
+        <w:rFonts w:eastAsia="黑体"/>
         <w:b/>
         <w:bCs/>
       </w:rPr>
     </w:tblStylePr>
     <w:tblStylePr w:type="lastRow">
       <w:rPr>
+        <w:rFonts w:eastAsia="黑体"/>
         <w:b/>
         <w:bCs/>
       </w:rPr>
@@ -10143,12 +10651,14 @@
     </w:tblStylePr>
     <w:tblStylePr w:type="firstCol">
       <w:rPr>
+        <w:rFonts w:eastAsia="黑体"/>
         <w:b/>
         <w:bCs/>
       </w:rPr>
     </w:tblStylePr>
     <w:tblStylePr w:type="lastCol">
       <w:rPr>
+        <w:rFonts w:eastAsia="黑体"/>
         <w:b/>
         <w:bCs/>
       </w:rPr>
@@ -10198,12 +10708,14 @@
     </w:tcPr>
     <w:tblStylePr w:type="firstRow">
       <w:rPr>
+        <w:rFonts w:eastAsia="黑体"/>
         <w:b/>
         <w:bCs/>
       </w:rPr>
     </w:tblStylePr>
     <w:tblStylePr w:type="lastRow">
       <w:rPr>
+        <w:rFonts w:eastAsia="黑体"/>
         <w:b/>
         <w:bCs/>
       </w:rPr>
@@ -10216,12 +10728,14 @@
     </w:tblStylePr>
     <w:tblStylePr w:type="firstCol">
       <w:rPr>
+        <w:rFonts w:eastAsia="黑体"/>
         <w:b/>
         <w:bCs/>
       </w:rPr>
     </w:tblStylePr>
     <w:tblStylePr w:type="lastCol">
       <w:rPr>
+        <w:rFonts w:eastAsia="黑体"/>
         <w:b/>
         <w:bCs/>
       </w:rPr>
@@ -10271,12 +10785,14 @@
     </w:tcPr>
     <w:tblStylePr w:type="firstRow">
       <w:rPr>
+        <w:rFonts w:eastAsia="黑体"/>
         <w:b/>
         <w:bCs/>
       </w:rPr>
     </w:tblStylePr>
     <w:tblStylePr w:type="lastRow">
       <w:rPr>
+        <w:rFonts w:eastAsia="黑体"/>
         <w:b/>
         <w:bCs/>
       </w:rPr>
@@ -10289,12 +10805,14 @@
     </w:tblStylePr>
     <w:tblStylePr w:type="firstCol">
       <w:rPr>
+        <w:rFonts w:eastAsia="黑体"/>
         <w:b/>
         <w:bCs/>
       </w:rPr>
     </w:tblStylePr>
     <w:tblStylePr w:type="lastCol">
       <w:rPr>
+        <w:rFonts w:eastAsia="黑体"/>
         <w:b/>
         <w:bCs/>
       </w:rPr>
@@ -10344,12 +10862,14 @@
     </w:tcPr>
     <w:tblStylePr w:type="firstRow">
       <w:rPr>
+        <w:rFonts w:eastAsia="黑体"/>
         <w:b/>
         <w:bCs/>
       </w:rPr>
     </w:tblStylePr>
     <w:tblStylePr w:type="lastRow">
       <w:rPr>
+        <w:rFonts w:eastAsia="黑体"/>
         <w:b/>
         <w:bCs/>
       </w:rPr>
@@ -10362,12 +10882,14 @@
     </w:tblStylePr>
     <w:tblStylePr w:type="firstCol">
       <w:rPr>
+        <w:rFonts w:eastAsia="黑体"/>
         <w:b/>
         <w:bCs/>
       </w:rPr>
     </w:tblStylePr>
     <w:tblStylePr w:type="lastCol">
       <w:rPr>
+        <w:rFonts w:eastAsia="黑体"/>
         <w:b/>
         <w:bCs/>
       </w:rPr>
@@ -10394,7 +10916,7 @@
       <w:spacing w:after="0" w:line="240" w:lineRule="auto"/>
     </w:pPr>
     <w:rPr>
-      <w:rFonts w:asciiTheme="majorHAnsi" w:cstheme="majorBidi" w:eastAsiaTheme="majorEastAsia" w:hAnsiTheme="majorHAnsi"/>
+      <w:rFonts w:asciiTheme="majorHAnsi" w:cstheme="majorBidi" w:hAnsiTheme="majorHAnsi" w:eastAsia="黑体"/>
       <w:color w:themeColor="text1" w:val="000000"/>
     </w:rPr>
     <w:tblPr>
@@ -10421,6 +10943,7 @@
     </w:tcPr>
     <w:tblStylePr w:type="firstRow">
       <w:rPr>
+        <w:rFonts w:eastAsia="黑体"/>
         <w:b/>
         <w:bCs/>
         <w:color w:themeColor="text1" w:val="000000"/>
@@ -10432,6 +10955,7 @@
     </w:tblStylePr>
     <w:tblStylePr w:type="lastRow">
       <w:rPr>
+        <w:rFonts w:eastAsia="黑体"/>
         <w:b/>
         <w:bCs/>
         <w:color w:themeColor="text1" w:val="000000"/>
@@ -10451,6 +10975,7 @@
     </w:tblStylePr>
     <w:tblStylePr w:type="firstCol">
       <w:rPr>
+        <w:rFonts w:eastAsia="黑体"/>
         <w:b/>
         <w:bCs/>
         <w:color w:themeColor="text1" w:val="000000"/>
@@ -10470,6 +10995,7 @@
     </w:tblStylePr>
     <w:tblStylePr w:type="lastCol">
       <w:rPr>
+        <w:rFonts w:eastAsia="黑体"/>
         <w:b w:val="0"/>
         <w:bCs w:val="0"/>
         <w:color w:themeColor="text1" w:val="000000"/>
@@ -10519,7 +11045,7 @@
       <w:spacing w:after="0" w:line="240" w:lineRule="auto"/>
     </w:pPr>
     <w:rPr>
-      <w:rFonts w:asciiTheme="majorHAnsi" w:cstheme="majorBidi" w:eastAsiaTheme="majorEastAsia" w:hAnsiTheme="majorHAnsi"/>
+      <w:rFonts w:asciiTheme="majorHAnsi" w:cstheme="majorBidi" w:hAnsiTheme="majorHAnsi" w:eastAsia="黑体"/>
       <w:color w:themeColor="text1" w:val="000000"/>
     </w:rPr>
     <w:tblPr>
@@ -10546,6 +11072,7 @@
     </w:tcPr>
     <w:tblStylePr w:type="firstRow">
       <w:rPr>
+        <w:rFonts w:eastAsia="黑体"/>
         <w:b/>
         <w:bCs/>
         <w:color w:themeColor="text1" w:val="000000"/>
@@ -10557,6 +11084,7 @@
     </w:tblStylePr>
     <w:tblStylePr w:type="lastRow">
       <w:rPr>
+        <w:rFonts w:eastAsia="黑体"/>
         <w:b/>
         <w:bCs/>
         <w:color w:themeColor="text1" w:val="000000"/>
@@ -10576,6 +11104,7 @@
     </w:tblStylePr>
     <w:tblStylePr w:type="firstCol">
       <w:rPr>
+        <w:rFonts w:eastAsia="黑体"/>
         <w:b/>
         <w:bCs/>
         <w:color w:themeColor="text1" w:val="000000"/>
@@ -10595,6 +11124,7 @@
     </w:tblStylePr>
     <w:tblStylePr w:type="lastCol">
       <w:rPr>
+        <w:rFonts w:eastAsia="黑体"/>
         <w:b w:val="0"/>
         <w:bCs w:val="0"/>
         <w:color w:themeColor="text1" w:val="000000"/>
@@ -10644,7 +11174,7 @@
       <w:spacing w:after="0" w:line="240" w:lineRule="auto"/>
     </w:pPr>
     <w:rPr>
-      <w:rFonts w:asciiTheme="majorHAnsi" w:cstheme="majorBidi" w:eastAsiaTheme="majorEastAsia" w:hAnsiTheme="majorHAnsi"/>
+      <w:rFonts w:asciiTheme="majorHAnsi" w:cstheme="majorBidi" w:hAnsiTheme="majorHAnsi" w:eastAsia="黑体"/>
       <w:color w:themeColor="text1" w:val="000000"/>
     </w:rPr>
     <w:tblPr>
@@ -10671,6 +11201,7 @@
     </w:tcPr>
     <w:tblStylePr w:type="firstRow">
       <w:rPr>
+        <w:rFonts w:eastAsia="黑体"/>
         <w:b/>
         <w:bCs/>
         <w:color w:themeColor="text1" w:val="000000"/>
@@ -10682,6 +11213,7 @@
     </w:tblStylePr>
     <w:tblStylePr w:type="lastRow">
       <w:rPr>
+        <w:rFonts w:eastAsia="黑体"/>
         <w:b/>
         <w:bCs/>
         <w:color w:themeColor="text1" w:val="000000"/>
@@ -10701,6 +11233,7 @@
     </w:tblStylePr>
     <w:tblStylePr w:type="firstCol">
       <w:rPr>
+        <w:rFonts w:eastAsia="黑体"/>
         <w:b/>
         <w:bCs/>
         <w:color w:themeColor="text1" w:val="000000"/>
@@ -10720,6 +11253,7 @@
     </w:tblStylePr>
     <w:tblStylePr w:type="lastCol">
       <w:rPr>
+        <w:rFonts w:eastAsia="黑体"/>
         <w:b w:val="0"/>
         <w:bCs w:val="0"/>
         <w:color w:themeColor="text1" w:val="000000"/>
@@ -10769,7 +11303,7 @@
       <w:spacing w:after="0" w:line="240" w:lineRule="auto"/>
     </w:pPr>
     <w:rPr>
-      <w:rFonts w:asciiTheme="majorHAnsi" w:cstheme="majorBidi" w:eastAsiaTheme="majorEastAsia" w:hAnsiTheme="majorHAnsi"/>
+      <w:rFonts w:asciiTheme="majorHAnsi" w:cstheme="majorBidi" w:hAnsiTheme="majorHAnsi" w:eastAsia="黑体"/>
       <w:color w:themeColor="text1" w:val="000000"/>
     </w:rPr>
     <w:tblPr>
@@ -10796,6 +11330,7 @@
     </w:tcPr>
     <w:tblStylePr w:type="firstRow">
       <w:rPr>
+        <w:rFonts w:eastAsia="黑体"/>
         <w:b/>
         <w:bCs/>
         <w:color w:themeColor="text1" w:val="000000"/>
@@ -10807,6 +11342,7 @@
     </w:tblStylePr>
     <w:tblStylePr w:type="lastRow">
       <w:rPr>
+        <w:rFonts w:eastAsia="黑体"/>
         <w:b/>
         <w:bCs/>
         <w:color w:themeColor="text1" w:val="000000"/>
@@ -10826,6 +11362,7 @@
     </w:tblStylePr>
     <w:tblStylePr w:type="firstCol">
       <w:rPr>
+        <w:rFonts w:eastAsia="黑体"/>
         <w:b/>
         <w:bCs/>
         <w:color w:themeColor="text1" w:val="000000"/>
@@ -10845,6 +11382,7 @@
     </w:tblStylePr>
     <w:tblStylePr w:type="lastCol">
       <w:rPr>
+        <w:rFonts w:eastAsia="黑体"/>
         <w:b w:val="0"/>
         <w:bCs w:val="0"/>
         <w:color w:themeColor="text1" w:val="000000"/>
@@ -10894,7 +11432,7 @@
       <w:spacing w:after="0" w:line="240" w:lineRule="auto"/>
     </w:pPr>
     <w:rPr>
-      <w:rFonts w:asciiTheme="majorHAnsi" w:cstheme="majorBidi" w:eastAsiaTheme="majorEastAsia" w:hAnsiTheme="majorHAnsi"/>
+      <w:rFonts w:asciiTheme="majorHAnsi" w:cstheme="majorBidi" w:hAnsiTheme="majorHAnsi" w:eastAsia="黑体"/>
       <w:color w:themeColor="text1" w:val="000000"/>
     </w:rPr>
     <w:tblPr>
@@ -10921,6 +11459,7 @@
     </w:tcPr>
     <w:tblStylePr w:type="firstRow">
       <w:rPr>
+        <w:rFonts w:eastAsia="黑体"/>
         <w:b/>
         <w:bCs/>
         <w:color w:themeColor="text1" w:val="000000"/>
@@ -10932,6 +11471,7 @@
     </w:tblStylePr>
     <w:tblStylePr w:type="lastRow">
       <w:rPr>
+        <w:rFonts w:eastAsia="黑体"/>
         <w:b/>
         <w:bCs/>
         <w:color w:themeColor="text1" w:val="000000"/>
@@ -10951,6 +11491,7 @@
     </w:tblStylePr>
     <w:tblStylePr w:type="firstCol">
       <w:rPr>
+        <w:rFonts w:eastAsia="黑体"/>
         <w:b/>
         <w:bCs/>
         <w:color w:themeColor="text1" w:val="000000"/>
@@ -10970,6 +11511,7 @@
     </w:tblStylePr>
     <w:tblStylePr w:type="lastCol">
       <w:rPr>
+        <w:rFonts w:eastAsia="黑体"/>
         <w:b w:val="0"/>
         <w:bCs w:val="0"/>
         <w:color w:themeColor="text1" w:val="000000"/>
@@ -11019,7 +11561,7 @@
       <w:spacing w:after="0" w:line="240" w:lineRule="auto"/>
     </w:pPr>
     <w:rPr>
-      <w:rFonts w:asciiTheme="majorHAnsi" w:cstheme="majorBidi" w:eastAsiaTheme="majorEastAsia" w:hAnsiTheme="majorHAnsi"/>
+      <w:rFonts w:asciiTheme="majorHAnsi" w:cstheme="majorBidi" w:hAnsiTheme="majorHAnsi" w:eastAsia="黑体"/>
       <w:color w:themeColor="text1" w:val="000000"/>
     </w:rPr>
     <w:tblPr>
@@ -11046,6 +11588,7 @@
     </w:tcPr>
     <w:tblStylePr w:type="firstRow">
       <w:rPr>
+        <w:rFonts w:eastAsia="黑体"/>
         <w:b/>
         <w:bCs/>
         <w:color w:themeColor="text1" w:val="000000"/>
@@ -11057,6 +11600,7 @@
     </w:tblStylePr>
     <w:tblStylePr w:type="lastRow">
       <w:rPr>
+        <w:rFonts w:eastAsia="黑体"/>
         <w:b/>
         <w:bCs/>
         <w:color w:themeColor="text1" w:val="000000"/>
@@ -11076,6 +11620,7 @@
     </w:tblStylePr>
     <w:tblStylePr w:type="firstCol">
       <w:rPr>
+        <w:rFonts w:eastAsia="黑体"/>
         <w:b/>
         <w:bCs/>
         <w:color w:themeColor="text1" w:val="000000"/>
@@ -11095,6 +11640,7 @@
     </w:tblStylePr>
     <w:tblStylePr w:type="lastCol">
       <w:rPr>
+        <w:rFonts w:eastAsia="黑体"/>
         <w:b w:val="0"/>
         <w:bCs w:val="0"/>
         <w:color w:themeColor="text1" w:val="000000"/>
@@ -11144,7 +11690,7 @@
       <w:spacing w:after="0" w:line="240" w:lineRule="auto"/>
     </w:pPr>
     <w:rPr>
-      <w:rFonts w:asciiTheme="majorHAnsi" w:cstheme="majorBidi" w:eastAsiaTheme="majorEastAsia" w:hAnsiTheme="majorHAnsi"/>
+      <w:rFonts w:asciiTheme="majorHAnsi" w:cstheme="majorBidi" w:hAnsiTheme="majorHAnsi" w:eastAsia="黑体"/>
       <w:color w:themeColor="text1" w:val="000000"/>
     </w:rPr>
     <w:tblPr>
@@ -11171,6 +11717,7 @@
     </w:tcPr>
     <w:tblStylePr w:type="firstRow">
       <w:rPr>
+        <w:rFonts w:eastAsia="黑体"/>
         <w:b/>
         <w:bCs/>
         <w:color w:themeColor="text1" w:val="000000"/>
@@ -11182,6 +11729,7 @@
     </w:tblStylePr>
     <w:tblStylePr w:type="lastRow">
       <w:rPr>
+        <w:rFonts w:eastAsia="黑体"/>
         <w:b/>
         <w:bCs/>
         <w:color w:themeColor="text1" w:val="000000"/>
@@ -11201,6 +11749,7 @@
     </w:tblStylePr>
     <w:tblStylePr w:type="firstCol">
       <w:rPr>
+        <w:rFonts w:eastAsia="黑体"/>
         <w:b/>
         <w:bCs/>
         <w:color w:themeColor="text1" w:val="000000"/>
@@ -11220,6 +11769,7 @@
     </w:tblStylePr>
     <w:tblStylePr w:type="lastCol">
       <w:rPr>
+        <w:rFonts w:eastAsia="黑体"/>
         <w:b w:val="0"/>
         <w:bCs w:val="0"/>
         <w:color w:themeColor="text1" w:val="000000"/>
@@ -11292,6 +11842,7 @@
     </w:tcPr>
     <w:tblStylePr w:type="firstRow">
       <w:rPr>
+        <w:rFonts w:eastAsia="黑体"/>
         <w:b/>
         <w:bCs/>
         <w:i w:val="0"/>
@@ -11313,6 +11864,7 @@
     </w:tblStylePr>
     <w:tblStylePr w:type="lastRow">
       <w:rPr>
+        <w:rFonts w:eastAsia="黑体"/>
         <w:b/>
         <w:bCs/>
         <w:i w:val="0"/>
@@ -11334,6 +11886,7 @@
     </w:tblStylePr>
     <w:tblStylePr w:type="firstCol">
       <w:rPr>
+        <w:rFonts w:eastAsia="黑体"/>
         <w:b/>
         <w:bCs/>
         <w:i w:val="0"/>
@@ -11353,6 +11906,7 @@
     </w:tblStylePr>
     <w:tblStylePr w:type="lastCol">
       <w:rPr>
+        <w:rFonts w:eastAsia="黑体"/>
         <w:b/>
         <w:bCs/>
         <w:i w:val="0"/>
@@ -11433,6 +11987,7 @@
     </w:tcPr>
     <w:tblStylePr w:type="firstRow">
       <w:rPr>
+        <w:rFonts w:eastAsia="黑体"/>
         <w:b/>
         <w:bCs/>
         <w:i w:val="0"/>
@@ -11454,6 +12009,7 @@
     </w:tblStylePr>
     <w:tblStylePr w:type="lastRow">
       <w:rPr>
+        <w:rFonts w:eastAsia="黑体"/>
         <w:b/>
         <w:bCs/>
         <w:i w:val="0"/>
@@ -11475,6 +12031,7 @@
     </w:tblStylePr>
     <w:tblStylePr w:type="firstCol">
       <w:rPr>
+        <w:rFonts w:eastAsia="黑体"/>
         <w:b/>
         <w:bCs/>
         <w:i w:val="0"/>
@@ -11494,6 +12051,7 @@
     </w:tblStylePr>
     <w:tblStylePr w:type="lastCol">
       <w:rPr>
+        <w:rFonts w:eastAsia="黑体"/>
         <w:b/>
         <w:bCs/>
         <w:i w:val="0"/>
@@ -11574,6 +12132,7 @@
     </w:tcPr>
     <w:tblStylePr w:type="firstRow">
       <w:rPr>
+        <w:rFonts w:eastAsia="黑体"/>
         <w:b/>
         <w:bCs/>
         <w:i w:val="0"/>
@@ -11595,6 +12154,7 @@
     </w:tblStylePr>
     <w:tblStylePr w:type="lastRow">
       <w:rPr>
+        <w:rFonts w:eastAsia="黑体"/>
         <w:b/>
         <w:bCs/>
         <w:i w:val="0"/>
@@ -11616,6 +12176,7 @@
     </w:tblStylePr>
     <w:tblStylePr w:type="firstCol">
       <w:rPr>
+        <w:rFonts w:eastAsia="黑体"/>
         <w:b/>
         <w:bCs/>
         <w:i w:val="0"/>
@@ -11635,6 +12196,7 @@
     </w:tblStylePr>
     <w:tblStylePr w:type="lastCol">
       <w:rPr>
+        <w:rFonts w:eastAsia="黑体"/>
         <w:b/>
         <w:bCs/>
         <w:i w:val="0"/>
@@ -11715,6 +12277,7 @@
     </w:tcPr>
     <w:tblStylePr w:type="firstRow">
       <w:rPr>
+        <w:rFonts w:eastAsia="黑体"/>
         <w:b/>
         <w:bCs/>
         <w:i w:val="0"/>
@@ -11736,6 +12299,7 @@
     </w:tblStylePr>
     <w:tblStylePr w:type="lastRow">
       <w:rPr>
+        <w:rFonts w:eastAsia="黑体"/>
         <w:b/>
         <w:bCs/>
         <w:i w:val="0"/>
@@ -11757,6 +12321,7 @@
     </w:tblStylePr>
     <w:tblStylePr w:type="firstCol">
       <w:rPr>
+        <w:rFonts w:eastAsia="黑体"/>
         <w:b/>
         <w:bCs/>
         <w:i w:val="0"/>
@@ -11776,6 +12341,7 @@
     </w:tblStylePr>
     <w:tblStylePr w:type="lastCol">
       <w:rPr>
+        <w:rFonts w:eastAsia="黑体"/>
         <w:b/>
         <w:bCs/>
         <w:i w:val="0"/>
@@ -11856,6 +12422,7 @@
     </w:tcPr>
     <w:tblStylePr w:type="firstRow">
       <w:rPr>
+        <w:rFonts w:eastAsia="黑体"/>
         <w:b/>
         <w:bCs/>
         <w:i w:val="0"/>
@@ -11877,6 +12444,7 @@
     </w:tblStylePr>
     <w:tblStylePr w:type="lastRow">
       <w:rPr>
+        <w:rFonts w:eastAsia="黑体"/>
         <w:b/>
         <w:bCs/>
         <w:i w:val="0"/>
@@ -11898,6 +12466,7 @@
     </w:tblStylePr>
     <w:tblStylePr w:type="firstCol">
       <w:rPr>
+        <w:rFonts w:eastAsia="黑体"/>
         <w:b/>
         <w:bCs/>
         <w:i w:val="0"/>
@@ -11917,6 +12486,7 @@
     </w:tblStylePr>
     <w:tblStylePr w:type="lastCol">
       <w:rPr>
+        <w:rFonts w:eastAsia="黑体"/>
         <w:b/>
         <w:bCs/>
         <w:i w:val="0"/>
@@ -11997,6 +12567,7 @@
     </w:tcPr>
     <w:tblStylePr w:type="firstRow">
       <w:rPr>
+        <w:rFonts w:eastAsia="黑体"/>
         <w:b/>
         <w:bCs/>
         <w:i w:val="0"/>
@@ -12018,6 +12589,7 @@
     </w:tblStylePr>
     <w:tblStylePr w:type="lastRow">
       <w:rPr>
+        <w:rFonts w:eastAsia="黑体"/>
         <w:b/>
         <w:bCs/>
         <w:i w:val="0"/>
@@ -12039,6 +12611,7 @@
     </w:tblStylePr>
     <w:tblStylePr w:type="firstCol">
       <w:rPr>
+        <w:rFonts w:eastAsia="黑体"/>
         <w:b/>
         <w:bCs/>
         <w:i w:val="0"/>
@@ -12058,6 +12631,7 @@
     </w:tblStylePr>
     <w:tblStylePr w:type="lastCol">
       <w:rPr>
+        <w:rFonts w:eastAsia="黑体"/>
         <w:b/>
         <w:bCs/>
         <w:i w:val="0"/>
@@ -12138,6 +12712,7 @@
     </w:tcPr>
     <w:tblStylePr w:type="firstRow">
       <w:rPr>
+        <w:rFonts w:eastAsia="黑体"/>
         <w:b/>
         <w:bCs/>
         <w:i w:val="0"/>
@@ -12159,6 +12734,7 @@
     </w:tblStylePr>
     <w:tblStylePr w:type="lastRow">
       <w:rPr>
+        <w:rFonts w:eastAsia="黑体"/>
         <w:b/>
         <w:bCs/>
         <w:i w:val="0"/>
@@ -12180,6 +12756,7 @@
     </w:tblStylePr>
     <w:tblStylePr w:type="firstCol">
       <w:rPr>
+        <w:rFonts w:eastAsia="黑体"/>
         <w:b/>
         <w:bCs/>
         <w:i w:val="0"/>
@@ -12199,6 +12776,7 @@
     </w:tblStylePr>
     <w:tblStylePr w:type="lastCol">
       <w:rPr>
+        <w:rFonts w:eastAsia="黑体"/>
         <w:b/>
         <w:bCs/>
         <w:i w:val="0"/>
@@ -12256,6 +12834,7 @@
       <w:spacing w:after="0" w:line="240" w:lineRule="auto"/>
     </w:pPr>
     <w:rPr>
+      <w:rFonts w:eastAsia="黑体"/>
       <w:color w:themeColor="background1" w:val="FFFFFF"/>
     </w:rPr>
     <w:tblPr>
@@ -12274,6 +12853,7 @@
     </w:tcPr>
     <w:tblStylePr w:type="firstRow">
       <w:rPr>
+        <w:rFonts w:eastAsia="黑体"/>
         <w:b/>
         <w:bCs/>
       </w:rPr>
@@ -12370,6 +12950,7 @@
       <w:spacing w:after="0" w:line="240" w:lineRule="auto"/>
     </w:pPr>
     <w:rPr>
+      <w:rFonts w:eastAsia="黑体"/>
       <w:color w:themeColor="background1" w:val="FFFFFF"/>
     </w:rPr>
     <w:tblPr>
@@ -12388,6 +12969,7 @@
     </w:tcPr>
     <w:tblStylePr w:type="firstRow">
       <w:rPr>
+        <w:rFonts w:eastAsia="黑体"/>
         <w:b/>
         <w:bCs/>
       </w:rPr>
@@ -12484,6 +13066,7 @@
       <w:spacing w:after="0" w:line="240" w:lineRule="auto"/>
     </w:pPr>
     <w:rPr>
+      <w:rFonts w:eastAsia="黑体"/>
       <w:color w:themeColor="background1" w:val="FFFFFF"/>
     </w:rPr>
     <w:tblPr>
@@ -12502,6 +13085,7 @@
     </w:tcPr>
     <w:tblStylePr w:type="firstRow">
       <w:rPr>
+        <w:rFonts w:eastAsia="黑体"/>
         <w:b/>
         <w:bCs/>
       </w:rPr>
@@ -12598,6 +13182,7 @@
       <w:spacing w:after="0" w:line="240" w:lineRule="auto"/>
     </w:pPr>
     <w:rPr>
+      <w:rFonts w:eastAsia="黑体"/>
       <w:color w:themeColor="background1" w:val="FFFFFF"/>
     </w:rPr>
     <w:tblPr>
@@ -12616,6 +13201,7 @@
     </w:tcPr>
     <w:tblStylePr w:type="firstRow">
       <w:rPr>
+        <w:rFonts w:eastAsia="黑体"/>
         <w:b/>
         <w:bCs/>
       </w:rPr>
@@ -12712,6 +13298,7 @@
       <w:spacing w:after="0" w:line="240" w:lineRule="auto"/>
     </w:pPr>
     <w:rPr>
+      <w:rFonts w:eastAsia="黑体"/>
       <w:color w:themeColor="background1" w:val="FFFFFF"/>
     </w:rPr>
     <w:tblPr>
@@ -12730,6 +13317,7 @@
     </w:tcPr>
     <w:tblStylePr w:type="firstRow">
       <w:rPr>
+        <w:rFonts w:eastAsia="黑体"/>
         <w:b/>
         <w:bCs/>
       </w:rPr>
@@ -12826,6 +13414,7 @@
       <w:spacing w:after="0" w:line="240" w:lineRule="auto"/>
     </w:pPr>
     <w:rPr>
+      <w:rFonts w:eastAsia="黑体"/>
       <w:color w:themeColor="background1" w:val="FFFFFF"/>
     </w:rPr>
     <w:tblPr>
@@ -12844,6 +13433,7 @@
     </w:tcPr>
     <w:tblStylePr w:type="firstRow">
       <w:rPr>
+        <w:rFonts w:eastAsia="黑体"/>
         <w:b/>
         <w:bCs/>
       </w:rPr>
@@ -12940,6 +13530,7 @@
       <w:spacing w:after="0" w:line="240" w:lineRule="auto"/>
     </w:pPr>
     <w:rPr>
+      <w:rFonts w:eastAsia="黑体"/>
       <w:color w:themeColor="background1" w:val="FFFFFF"/>
     </w:rPr>
     <w:tblPr>
@@ -12958,6 +13549,7 @@
     </w:tcPr>
     <w:tblStylePr w:type="firstRow">
       <w:rPr>
+        <w:rFonts w:eastAsia="黑体"/>
         <w:b/>
         <w:bCs/>
       </w:rPr>
@@ -13054,6 +13646,7 @@
       <w:spacing w:after="0" w:line="240" w:lineRule="auto"/>
     </w:pPr>
     <w:rPr>
+      <w:rFonts w:eastAsia="黑体"/>
       <w:color w:themeColor="text1" w:val="000000"/>
     </w:rPr>
     <w:tblPr>
@@ -13080,6 +13673,7 @@
     </w:tcPr>
     <w:tblStylePr w:type="firstRow">
       <w:rPr>
+        <w:rFonts w:eastAsia="黑体"/>
         <w:b/>
         <w:bCs/>
       </w:rPr>
@@ -13098,6 +13692,7 @@
     </w:tblStylePr>
     <w:tblStylePr w:type="lastRow">
       <w:rPr>
+        <w:rFonts w:eastAsia="黑体"/>
         <w:b/>
         <w:bCs/>
         <w:color w:themeColor="background1" w:val="FFFFFF"/>
@@ -13112,6 +13707,7 @@
     </w:tblStylePr>
     <w:tblStylePr w:type="firstCol">
       <w:rPr>
+        <w:rFonts w:eastAsia="黑体"/>
         <w:color w:themeColor="background1" w:val="FFFFFF"/>
       </w:rPr>
       <w:tblPr/>
@@ -13129,6 +13725,7 @@
     </w:tblStylePr>
     <w:tblStylePr w:type="lastCol">
       <w:rPr>
+        <w:rFonts w:eastAsia="黑体"/>
         <w:color w:themeColor="background1" w:val="FFFFFF"/>
       </w:rPr>
       <w:tblPr/>
@@ -13158,11 +13755,13 @@
     </w:tblStylePr>
     <w:tblStylePr w:type="neCell">
       <w:rPr>
+        <w:rFonts w:eastAsia="黑体"/>
         <w:color w:themeColor="text1" w:val="000000"/>
       </w:rPr>
     </w:tblStylePr>
     <w:tblStylePr w:type="nwCell">
       <w:rPr>
+        <w:rFonts w:eastAsia="黑体"/>
         <w:color w:themeColor="text1" w:val="000000"/>
       </w:rPr>
     </w:tblStylePr>
@@ -13176,6 +13775,7 @@
       <w:spacing w:after="0" w:line="240" w:lineRule="auto"/>
     </w:pPr>
     <w:rPr>
+      <w:rFonts w:eastAsia="黑体"/>
       <w:color w:themeColor="text1" w:val="000000"/>
     </w:rPr>
     <w:tblPr>
@@ -13202,6 +13802,7 @@
     </w:tcPr>
     <w:tblStylePr w:type="firstRow">
       <w:rPr>
+        <w:rFonts w:eastAsia="黑体"/>
         <w:b/>
         <w:bCs/>
       </w:rPr>
@@ -13220,6 +13821,7 @@
     </w:tblStylePr>
     <w:tblStylePr w:type="lastRow">
       <w:rPr>
+        <w:rFonts w:eastAsia="黑体"/>
         <w:b/>
         <w:bCs/>
         <w:color w:themeColor="background1" w:val="FFFFFF"/>
@@ -13234,6 +13836,7 @@
     </w:tblStylePr>
     <w:tblStylePr w:type="firstCol">
       <w:rPr>
+        <w:rFonts w:eastAsia="黑体"/>
         <w:color w:themeColor="background1" w:val="FFFFFF"/>
       </w:rPr>
       <w:tblPr/>
@@ -13251,6 +13854,7 @@
     </w:tblStylePr>
     <w:tblStylePr w:type="lastCol">
       <w:rPr>
+        <w:rFonts w:eastAsia="黑体"/>
         <w:color w:themeColor="background1" w:val="FFFFFF"/>
       </w:rPr>
       <w:tblPr/>
@@ -13280,11 +13884,13 @@
     </w:tblStylePr>
     <w:tblStylePr w:type="neCell">
       <w:rPr>
+        <w:rFonts w:eastAsia="黑体"/>
         <w:color w:themeColor="text1" w:val="000000"/>
       </w:rPr>
     </w:tblStylePr>
     <w:tblStylePr w:type="nwCell">
       <w:rPr>
+        <w:rFonts w:eastAsia="黑体"/>
         <w:color w:themeColor="text1" w:val="000000"/>
       </w:rPr>
     </w:tblStylePr>
@@ -13298,6 +13904,7 @@
       <w:spacing w:after="0" w:line="240" w:lineRule="auto"/>
     </w:pPr>
     <w:rPr>
+      <w:rFonts w:eastAsia="黑体"/>
       <w:color w:themeColor="text1" w:val="000000"/>
     </w:rPr>
     <w:tblPr>
@@ -13324,6 +13931,7 @@
     </w:tcPr>
     <w:tblStylePr w:type="firstRow">
       <w:rPr>
+        <w:rFonts w:eastAsia="黑体"/>
         <w:b/>
         <w:bCs/>
       </w:rPr>
@@ -13342,6 +13950,7 @@
     </w:tblStylePr>
     <w:tblStylePr w:type="lastRow">
       <w:rPr>
+        <w:rFonts w:eastAsia="黑体"/>
         <w:b/>
         <w:bCs/>
         <w:color w:themeColor="background1" w:val="FFFFFF"/>
@@ -13356,6 +13965,7 @@
     </w:tblStylePr>
     <w:tblStylePr w:type="firstCol">
       <w:rPr>
+        <w:rFonts w:eastAsia="黑体"/>
         <w:color w:themeColor="background1" w:val="FFFFFF"/>
       </w:rPr>
       <w:tblPr/>
@@ -13373,6 +13983,7 @@
     </w:tblStylePr>
     <w:tblStylePr w:type="lastCol">
       <w:rPr>
+        <w:rFonts w:eastAsia="黑体"/>
         <w:color w:themeColor="background1" w:val="FFFFFF"/>
       </w:rPr>
       <w:tblPr/>
@@ -13402,11 +14013,13 @@
     </w:tblStylePr>
     <w:tblStylePr w:type="neCell">
       <w:rPr>
+        <w:rFonts w:eastAsia="黑体"/>
         <w:color w:themeColor="text1" w:val="000000"/>
       </w:rPr>
     </w:tblStylePr>
     <w:tblStylePr w:type="nwCell">
       <w:rPr>
+        <w:rFonts w:eastAsia="黑体"/>
         <w:color w:themeColor="text1" w:val="000000"/>
       </w:rPr>
     </w:tblStylePr>
@@ -13420,6 +14033,7 @@
       <w:spacing w:after="0" w:line="240" w:lineRule="auto"/>
     </w:pPr>
     <w:rPr>
+      <w:rFonts w:eastAsia="黑体"/>
       <w:color w:themeColor="text1" w:val="000000"/>
     </w:rPr>
     <w:tblPr>
@@ -13446,6 +14060,7 @@
     </w:tcPr>
     <w:tblStylePr w:type="firstRow">
       <w:rPr>
+        <w:rFonts w:eastAsia="黑体"/>
         <w:b/>
         <w:bCs/>
       </w:rPr>
@@ -13464,6 +14079,7 @@
     </w:tblStylePr>
     <w:tblStylePr w:type="lastRow">
       <w:rPr>
+        <w:rFonts w:eastAsia="黑体"/>
         <w:b/>
         <w:bCs/>
         <w:color w:themeColor="background1" w:val="FFFFFF"/>
@@ -13478,6 +14094,7 @@
     </w:tblStylePr>
     <w:tblStylePr w:type="firstCol">
       <w:rPr>
+        <w:rFonts w:eastAsia="黑体"/>
         <w:color w:themeColor="background1" w:val="FFFFFF"/>
       </w:rPr>
       <w:tblPr/>
@@ -13495,6 +14112,7 @@
     </w:tblStylePr>
     <w:tblStylePr w:type="lastCol">
       <w:rPr>
+        <w:rFonts w:eastAsia="黑体"/>
         <w:color w:themeColor="background1" w:val="FFFFFF"/>
       </w:rPr>
       <w:tblPr/>
@@ -13532,6 +14150,7 @@
       <w:spacing w:after="0" w:line="240" w:lineRule="auto"/>
     </w:pPr>
     <w:rPr>
+      <w:rFonts w:eastAsia="黑体"/>
       <w:color w:themeColor="text1" w:val="000000"/>
     </w:rPr>
     <w:tblPr>
@@ -13558,6 +14177,7 @@
     </w:tcPr>
     <w:tblStylePr w:type="firstRow">
       <w:rPr>
+        <w:rFonts w:eastAsia="黑体"/>
         <w:b/>
         <w:bCs/>
       </w:rPr>
@@ -13576,6 +14196,7 @@
     </w:tblStylePr>
     <w:tblStylePr w:type="lastRow">
       <w:rPr>
+        <w:rFonts w:eastAsia="黑体"/>
         <w:b/>
         <w:bCs/>
         <w:color w:themeColor="background1" w:val="FFFFFF"/>
@@ -13590,6 +14211,7 @@
     </w:tblStylePr>
     <w:tblStylePr w:type="firstCol">
       <w:rPr>
+        <w:rFonts w:eastAsia="黑体"/>
         <w:color w:themeColor="background1" w:val="FFFFFF"/>
       </w:rPr>
       <w:tblPr/>
@@ -13607,6 +14229,7 @@
     </w:tblStylePr>
     <w:tblStylePr w:type="lastCol">
       <w:rPr>
+        <w:rFonts w:eastAsia="黑体"/>
         <w:color w:themeColor="background1" w:val="FFFFFF"/>
       </w:rPr>
       <w:tblPr/>
@@ -13636,11 +14259,13 @@
     </w:tblStylePr>
     <w:tblStylePr w:type="neCell">
       <w:rPr>
+        <w:rFonts w:eastAsia="黑体"/>
         <w:color w:themeColor="text1" w:val="000000"/>
       </w:rPr>
     </w:tblStylePr>
     <w:tblStylePr w:type="nwCell">
       <w:rPr>
+        <w:rFonts w:eastAsia="黑体"/>
         <w:color w:themeColor="text1" w:val="000000"/>
       </w:rPr>
     </w:tblStylePr>
@@ -13654,6 +14279,7 @@
       <w:spacing w:after="0" w:line="240" w:lineRule="auto"/>
     </w:pPr>
     <w:rPr>
+      <w:rFonts w:eastAsia="黑体"/>
       <w:color w:themeColor="text1" w:val="000000"/>
     </w:rPr>
     <w:tblPr>
@@ -13680,6 +14306,7 @@
     </w:tcPr>
     <w:tblStylePr w:type="firstRow">
       <w:rPr>
+        <w:rFonts w:eastAsia="黑体"/>
         <w:b/>
         <w:bCs/>
       </w:rPr>
@@ -13698,6 +14325,7 @@
     </w:tblStylePr>
     <w:tblStylePr w:type="lastRow">
       <w:rPr>
+        <w:rFonts w:eastAsia="黑体"/>
         <w:b/>
         <w:bCs/>
         <w:color w:themeColor="background1" w:val="FFFFFF"/>
@@ -13712,6 +14340,7 @@
     </w:tblStylePr>
     <w:tblStylePr w:type="firstCol">
       <w:rPr>
+        <w:rFonts w:eastAsia="黑体"/>
         <w:color w:themeColor="background1" w:val="FFFFFF"/>
       </w:rPr>
       <w:tblPr/>
@@ -13729,6 +14358,7 @@
     </w:tblStylePr>
     <w:tblStylePr w:type="lastCol">
       <w:rPr>
+        <w:rFonts w:eastAsia="黑体"/>
         <w:color w:themeColor="background1" w:val="FFFFFF"/>
       </w:rPr>
       <w:tblPr/>
@@ -13758,11 +14388,13 @@
     </w:tblStylePr>
     <w:tblStylePr w:type="neCell">
       <w:rPr>
+        <w:rFonts w:eastAsia="黑体"/>
         <w:color w:themeColor="text1" w:val="000000"/>
       </w:rPr>
     </w:tblStylePr>
     <w:tblStylePr w:type="nwCell">
       <w:rPr>
+        <w:rFonts w:eastAsia="黑体"/>
         <w:color w:themeColor="text1" w:val="000000"/>
       </w:rPr>
     </w:tblStylePr>
@@ -13776,6 +14408,7 @@
       <w:spacing w:after="0" w:line="240" w:lineRule="auto"/>
     </w:pPr>
     <w:rPr>
+      <w:rFonts w:eastAsia="黑体"/>
       <w:color w:themeColor="text1" w:val="000000"/>
     </w:rPr>
     <w:tblPr>
@@ -13802,6 +14435,7 @@
     </w:tcPr>
     <w:tblStylePr w:type="firstRow">
       <w:rPr>
+        <w:rFonts w:eastAsia="黑体"/>
         <w:b/>
         <w:bCs/>
       </w:rPr>
@@ -13820,6 +14454,7 @@
     </w:tblStylePr>
     <w:tblStylePr w:type="lastRow">
       <w:rPr>
+        <w:rFonts w:eastAsia="黑体"/>
         <w:b/>
         <w:bCs/>
         <w:color w:themeColor="background1" w:val="FFFFFF"/>
@@ -13834,6 +14469,7 @@
     </w:tblStylePr>
     <w:tblStylePr w:type="firstCol">
       <w:rPr>
+        <w:rFonts w:eastAsia="黑体"/>
         <w:color w:themeColor="background1" w:val="FFFFFF"/>
       </w:rPr>
       <w:tblPr/>
@@ -13851,6 +14487,7 @@
     </w:tblStylePr>
     <w:tblStylePr w:type="lastCol">
       <w:rPr>
+        <w:rFonts w:eastAsia="黑体"/>
         <w:color w:themeColor="background1" w:val="FFFFFF"/>
       </w:rPr>
       <w:tblPr/>
@@ -13880,11 +14517,13 @@
     </w:tblStylePr>
     <w:tblStylePr w:type="neCell">
       <w:rPr>
+        <w:rFonts w:eastAsia="黑体"/>
         <w:color w:themeColor="text1" w:val="000000"/>
       </w:rPr>
     </w:tblStylePr>
     <w:tblStylePr w:type="nwCell">
       <w:rPr>
+        <w:rFonts w:eastAsia="黑体"/>
         <w:color w:themeColor="text1" w:val="000000"/>
       </w:rPr>
     </w:tblStylePr>
@@ -13898,6 +14537,7 @@
       <w:spacing w:after="0" w:line="240" w:lineRule="auto"/>
     </w:pPr>
     <w:rPr>
+      <w:rFonts w:eastAsia="黑体"/>
       <w:color w:themeColor="text1" w:val="000000"/>
     </w:rPr>
     <w:tblPr>
@@ -13916,6 +14556,7 @@
     </w:tcPr>
     <w:tblStylePr w:type="firstRow">
       <w:rPr>
+        <w:rFonts w:eastAsia="黑体"/>
         <w:b/>
         <w:bCs/>
         <w:color w:themeColor="background1" w:val="FFFFFF"/>
@@ -13930,6 +14571,7 @@
     </w:tblStylePr>
     <w:tblStylePr w:type="lastRow">
       <w:rPr>
+        <w:rFonts w:eastAsia="黑体"/>
         <w:b/>
         <w:bCs/>
         <w:color w:themeColor="accent2" w:themeShade="CC" w:val="9E3A38"/>
@@ -13944,12 +14586,14 @@
     </w:tblStylePr>
     <w:tblStylePr w:type="firstCol">
       <w:rPr>
+        <w:rFonts w:eastAsia="黑体"/>
         <w:b/>
         <w:bCs/>
       </w:rPr>
     </w:tblStylePr>
     <w:tblStylePr w:type="lastCol">
       <w:rPr>
+        <w:rFonts w:eastAsia="黑体"/>
         <w:b/>
         <w:bCs/>
       </w:rPr>
@@ -13984,6 +14628,7 @@
       <w:spacing w:after="0" w:line="240" w:lineRule="auto"/>
     </w:pPr>
     <w:rPr>
+      <w:rFonts w:eastAsia="黑体"/>
       <w:color w:themeColor="text1" w:val="000000"/>
     </w:rPr>
     <w:tblPr>
@@ -14002,6 +14647,7 @@
     </w:tcPr>
     <w:tblStylePr w:type="firstRow">
       <w:rPr>
+        <w:rFonts w:eastAsia="黑体"/>
         <w:b/>
         <w:bCs/>
         <w:color w:themeColor="background1" w:val="FFFFFF"/>
@@ -14016,6 +14662,7 @@
     </w:tblStylePr>
     <w:tblStylePr w:type="lastRow">
       <w:rPr>
+        <w:rFonts w:eastAsia="黑体"/>
         <w:b/>
         <w:bCs/>
         <w:color w:themeColor="accent2" w:themeShade="CC" w:val="9E3A38"/>
@@ -14030,12 +14677,14 @@
     </w:tblStylePr>
     <w:tblStylePr w:type="firstCol">
       <w:rPr>
+        <w:rFonts w:eastAsia="黑体"/>
         <w:b/>
         <w:bCs/>
       </w:rPr>
     </w:tblStylePr>
     <w:tblStylePr w:type="lastCol">
       <w:rPr>
+        <w:rFonts w:eastAsia="黑体"/>
         <w:b/>
         <w:bCs/>
       </w:rPr>
@@ -14070,6 +14719,7 @@
       <w:spacing w:after="0" w:line="240" w:lineRule="auto"/>
     </w:pPr>
     <w:rPr>
+      <w:rFonts w:eastAsia="黑体"/>
       <w:color w:themeColor="text1" w:val="000000"/>
     </w:rPr>
     <w:tblPr>
@@ -14088,6 +14738,7 @@
     </w:tcPr>
     <w:tblStylePr w:type="firstRow">
       <w:rPr>
+        <w:rFonts w:eastAsia="黑体"/>
         <w:b/>
         <w:bCs/>
         <w:color w:themeColor="background1" w:val="FFFFFF"/>
@@ -14102,6 +14753,7 @@
     </w:tblStylePr>
     <w:tblStylePr w:type="lastRow">
       <w:rPr>
+        <w:rFonts w:eastAsia="黑体"/>
         <w:b/>
         <w:bCs/>
         <w:color w:themeColor="accent2" w:themeShade="CC" w:val="9E3A38"/>
@@ -14116,12 +14768,14 @@
     </w:tblStylePr>
     <w:tblStylePr w:type="firstCol">
       <w:rPr>
+        <w:rFonts w:eastAsia="黑体"/>
         <w:b/>
         <w:bCs/>
       </w:rPr>
     </w:tblStylePr>
     <w:tblStylePr w:type="lastCol">
       <w:rPr>
+        <w:rFonts w:eastAsia="黑体"/>
         <w:b/>
         <w:bCs/>
       </w:rPr>
@@ -14156,6 +14810,7 @@
       <w:spacing w:after="0" w:line="240" w:lineRule="auto"/>
     </w:pPr>
     <w:rPr>
+      <w:rFonts w:eastAsia="黑体"/>
       <w:color w:themeColor="text1" w:val="000000"/>
     </w:rPr>
     <w:tblPr>
@@ -14174,6 +14829,7 @@
     </w:tcPr>
     <w:tblStylePr w:type="firstRow">
       <w:rPr>
+        <w:rFonts w:eastAsia="黑体"/>
         <w:b/>
         <w:bCs/>
         <w:color w:themeColor="background1" w:val="FFFFFF"/>
@@ -14188,6 +14844,7 @@
     </w:tblStylePr>
     <w:tblStylePr w:type="lastRow">
       <w:rPr>
+        <w:rFonts w:eastAsia="黑体"/>
         <w:b/>
         <w:bCs/>
         <w:color w:themeColor="accent4" w:themeShade="CC" w:val="664E82"/>
@@ -14202,12 +14859,14 @@
     </w:tblStylePr>
     <w:tblStylePr w:type="firstCol">
       <w:rPr>
+        <w:rFonts w:eastAsia="黑体"/>
         <w:b/>
         <w:bCs/>
       </w:rPr>
     </w:tblStylePr>
     <w:tblStylePr w:type="lastCol">
       <w:rPr>
+        <w:rFonts w:eastAsia="黑体"/>
         <w:b/>
         <w:bCs/>
       </w:rPr>
@@ -14242,6 +14901,7 @@
       <w:spacing w:after="0" w:line="240" w:lineRule="auto"/>
     </w:pPr>
     <w:rPr>
+      <w:rFonts w:eastAsia="黑体"/>
       <w:color w:themeColor="text1" w:val="000000"/>
     </w:rPr>
     <w:tblPr>
@@ -14260,6 +14920,7 @@
     </w:tcPr>
     <w:tblStylePr w:type="firstRow">
       <w:rPr>
+        <w:rFonts w:eastAsia="黑体"/>
         <w:b/>
         <w:bCs/>
         <w:color w:themeColor="background1" w:val="FFFFFF"/>
@@ -14274,6 +14935,7 @@
     </w:tblStylePr>
     <w:tblStylePr w:type="lastRow">
       <w:rPr>
+        <w:rFonts w:eastAsia="黑体"/>
         <w:b/>
         <w:bCs/>
         <w:color w:themeColor="accent3" w:themeShade="CC" w:val="7E9C40"/>
@@ -14288,12 +14950,14 @@
     </w:tblStylePr>
     <w:tblStylePr w:type="firstCol">
       <w:rPr>
+        <w:rFonts w:eastAsia="黑体"/>
         <w:b/>
         <w:bCs/>
       </w:rPr>
     </w:tblStylePr>
     <w:tblStylePr w:type="lastCol">
       <w:rPr>
+        <w:rFonts w:eastAsia="黑体"/>
         <w:b/>
         <w:bCs/>
       </w:rPr>
@@ -14328,6 +14992,7 @@
       <w:spacing w:after="0" w:line="240" w:lineRule="auto"/>
     </w:pPr>
     <w:rPr>
+      <w:rFonts w:eastAsia="黑体"/>
       <w:color w:themeColor="text1" w:val="000000"/>
     </w:rPr>
     <w:tblPr>
@@ -14346,6 +15011,7 @@
     </w:tcPr>
     <w:tblStylePr w:type="firstRow">
       <w:rPr>
+        <w:rFonts w:eastAsia="黑体"/>
         <w:b/>
         <w:bCs/>
         <w:color w:themeColor="background1" w:val="FFFFFF"/>
@@ -14360,6 +15026,7 @@
     </w:tblStylePr>
     <w:tblStylePr w:type="lastRow">
       <w:rPr>
+        <w:rFonts w:eastAsia="黑体"/>
         <w:b/>
         <w:bCs/>
         <w:color w:themeColor="accent6" w:themeShade="CC" w:val="F2730A"/>
@@ -14374,12 +15041,14 @@
     </w:tblStylePr>
     <w:tblStylePr w:type="firstCol">
       <w:rPr>
+        <w:rFonts w:eastAsia="黑体"/>
         <w:b/>
         <w:bCs/>
       </w:rPr>
     </w:tblStylePr>
     <w:tblStylePr w:type="lastCol">
       <w:rPr>
+        <w:rFonts w:eastAsia="黑体"/>
         <w:b/>
         <w:bCs/>
       </w:rPr>
@@ -14414,6 +15083,7 @@
       <w:spacing w:after="0" w:line="240" w:lineRule="auto"/>
     </w:pPr>
     <w:rPr>
+      <w:rFonts w:eastAsia="黑体"/>
       <w:color w:themeColor="text1" w:val="000000"/>
     </w:rPr>
     <w:tblPr>
@@ -14432,6 +15102,7 @@
     </w:tcPr>
     <w:tblStylePr w:type="firstRow">
       <w:rPr>
+        <w:rFonts w:eastAsia="黑体"/>
         <w:b/>
         <w:bCs/>
         <w:color w:themeColor="background1" w:val="FFFFFF"/>
@@ -14446,6 +15117,7 @@
     </w:tblStylePr>
     <w:tblStylePr w:type="lastRow">
       <w:rPr>
+        <w:rFonts w:eastAsia="黑体"/>
         <w:b/>
         <w:bCs/>
         <w:color w:themeColor="accent5" w:themeShade="CC" w:val="348DA5"/>
@@ -14460,12 +15132,14 @@
     </w:tblStylePr>
     <w:tblStylePr w:type="firstCol">
       <w:rPr>
+        <w:rFonts w:eastAsia="黑体"/>
         <w:b/>
         <w:bCs/>
       </w:rPr>
     </w:tblStylePr>
     <w:tblStylePr w:type="lastCol">
       <w:rPr>
+        <w:rFonts w:eastAsia="黑体"/>
         <w:b/>
         <w:bCs/>
       </w:rPr>
@@ -14500,6 +15174,7 @@
       <w:spacing w:after="0" w:line="240" w:lineRule="auto"/>
     </w:pPr>
     <w:rPr>
+      <w:rFonts w:eastAsia="黑体"/>
       <w:color w:themeColor="text1" w:val="000000"/>
     </w:rPr>
     <w:tblPr>
@@ -14521,6 +15196,7 @@
     </w:tcPr>
     <w:tblStylePr w:type="firstRow">
       <w:rPr>
+        <w:rFonts w:eastAsia="黑体"/>
         <w:b/>
         <w:bCs/>
       </w:rPr>
@@ -14531,6 +15207,7 @@
     </w:tblStylePr>
     <w:tblStylePr w:type="lastRow">
       <w:rPr>
+        <w:rFonts w:eastAsia="黑体"/>
         <w:b/>
         <w:bCs/>
         <w:color w:themeColor="text1" w:val="000000"/>
@@ -14542,6 +15219,7 @@
     </w:tblStylePr>
     <w:tblStylePr w:type="firstCol">
       <w:rPr>
+        <w:rFonts w:eastAsia="黑体"/>
         <w:color w:themeColor="background1" w:val="FFFFFF"/>
       </w:rPr>
       <w:tblPr/>
@@ -14551,6 +15229,7 @@
     </w:tblStylePr>
     <w:tblStylePr w:type="lastCol">
       <w:rPr>
+        <w:rFonts w:eastAsia="黑体"/>
         <w:color w:themeColor="background1" w:val="FFFFFF"/>
       </w:rPr>
       <w:tblPr/>
@@ -14580,6 +15259,7 @@
       <w:spacing w:after="0" w:line="240" w:lineRule="auto"/>
     </w:pPr>
     <w:rPr>
+      <w:rFonts w:eastAsia="黑体"/>
       <w:color w:themeColor="text1" w:val="000000"/>
     </w:rPr>
     <w:tblPr>
@@ -14601,6 +15281,7 @@
     </w:tcPr>
     <w:tblStylePr w:type="firstRow">
       <w:rPr>
+        <w:rFonts w:eastAsia="黑体"/>
         <w:b/>
         <w:bCs/>
       </w:rPr>
@@ -14611,6 +15292,7 @@
     </w:tblStylePr>
     <w:tblStylePr w:type="lastRow">
       <w:rPr>
+        <w:rFonts w:eastAsia="黑体"/>
         <w:b/>
         <w:bCs/>
         <w:color w:themeColor="text1" w:val="000000"/>
@@ -14622,6 +15304,7 @@
     </w:tblStylePr>
     <w:tblStylePr w:type="firstCol">
       <w:rPr>
+        <w:rFonts w:eastAsia="黑体"/>
         <w:color w:themeColor="background1" w:val="FFFFFF"/>
       </w:rPr>
       <w:tblPr/>
@@ -14631,6 +15314,7 @@
     </w:tblStylePr>
     <w:tblStylePr w:type="lastCol">
       <w:rPr>
+        <w:rFonts w:eastAsia="黑体"/>
         <w:color w:themeColor="background1" w:val="FFFFFF"/>
       </w:rPr>
       <w:tblPr/>
@@ -14660,6 +15344,7 @@
       <w:spacing w:after="0" w:line="240" w:lineRule="auto"/>
     </w:pPr>
     <w:rPr>
+      <w:rFonts w:eastAsia="黑体"/>
       <w:color w:themeColor="text1" w:val="000000"/>
     </w:rPr>
     <w:tblPr>
@@ -14681,6 +15366,7 @@
     </w:tcPr>
     <w:tblStylePr w:type="firstRow">
       <w:rPr>
+        <w:rFonts w:eastAsia="黑体"/>
         <w:b/>
         <w:bCs/>
       </w:rPr>
@@ -14691,6 +15377,7 @@
     </w:tblStylePr>
     <w:tblStylePr w:type="lastRow">
       <w:rPr>
+        <w:rFonts w:eastAsia="黑体"/>
         <w:b/>
         <w:bCs/>
         <w:color w:themeColor="text1" w:val="000000"/>
@@ -14702,6 +15389,7 @@
     </w:tblStylePr>
     <w:tblStylePr w:type="firstCol">
       <w:rPr>
+        <w:rFonts w:eastAsia="黑体"/>
         <w:color w:themeColor="background1" w:val="FFFFFF"/>
       </w:rPr>
       <w:tblPr/>
@@ -14711,6 +15399,7 @@
     </w:tblStylePr>
     <w:tblStylePr w:type="lastCol">
       <w:rPr>
+        <w:rFonts w:eastAsia="黑体"/>
         <w:color w:themeColor="background1" w:val="FFFFFF"/>
       </w:rPr>
       <w:tblPr/>
@@ -14740,6 +15429,7 @@
       <w:spacing w:after="0" w:line="240" w:lineRule="auto"/>
     </w:pPr>
     <w:rPr>
+      <w:rFonts w:eastAsia="黑体"/>
       <w:color w:themeColor="text1" w:val="000000"/>
     </w:rPr>
     <w:tblPr>
@@ -14761,6 +15451,7 @@
     </w:tcPr>
     <w:tblStylePr w:type="firstRow">
       <w:rPr>
+        <w:rFonts w:eastAsia="黑体"/>
         <w:b/>
         <w:bCs/>
       </w:rPr>
@@ -14771,6 +15462,7 @@
     </w:tblStylePr>
     <w:tblStylePr w:type="lastRow">
       <w:rPr>
+        <w:rFonts w:eastAsia="黑体"/>
         <w:b/>
         <w:bCs/>
         <w:color w:themeColor="text1" w:val="000000"/>
@@ -14782,6 +15474,7 @@
     </w:tblStylePr>
     <w:tblStylePr w:type="firstCol">
       <w:rPr>
+        <w:rFonts w:eastAsia="黑体"/>
         <w:color w:themeColor="background1" w:val="FFFFFF"/>
       </w:rPr>
       <w:tblPr/>
@@ -14791,6 +15484,7 @@
     </w:tblStylePr>
     <w:tblStylePr w:type="lastCol">
       <w:rPr>
+        <w:rFonts w:eastAsia="黑体"/>
         <w:color w:themeColor="background1" w:val="FFFFFF"/>
       </w:rPr>
       <w:tblPr/>
@@ -14820,6 +15514,7 @@
       <w:spacing w:after="0" w:line="240" w:lineRule="auto"/>
     </w:pPr>
     <w:rPr>
+      <w:rFonts w:eastAsia="黑体"/>
       <w:color w:themeColor="text1" w:val="000000"/>
     </w:rPr>
     <w:tblPr>
@@ -14841,6 +15536,7 @@
     </w:tcPr>
     <w:tblStylePr w:type="firstRow">
       <w:rPr>
+        <w:rFonts w:eastAsia="黑体"/>
         <w:b/>
         <w:bCs/>
       </w:rPr>
@@ -14851,6 +15547,7 @@
     </w:tblStylePr>
     <w:tblStylePr w:type="lastRow">
       <w:rPr>
+        <w:rFonts w:eastAsia="黑体"/>
         <w:b/>
         <w:bCs/>
         <w:color w:themeColor="text1" w:val="000000"/>
@@ -14862,6 +15559,7 @@
     </w:tblStylePr>
     <w:tblStylePr w:type="firstCol">
       <w:rPr>
+        <w:rFonts w:eastAsia="黑体"/>
         <w:color w:themeColor="background1" w:val="FFFFFF"/>
       </w:rPr>
       <w:tblPr/>
@@ -14871,6 +15569,7 @@
     </w:tblStylePr>
     <w:tblStylePr w:type="lastCol">
       <w:rPr>
+        <w:rFonts w:eastAsia="黑体"/>
         <w:color w:themeColor="background1" w:val="FFFFFF"/>
       </w:rPr>
       <w:tblPr/>
@@ -14900,6 +15599,7 @@
       <w:spacing w:after="0" w:line="240" w:lineRule="auto"/>
     </w:pPr>
     <w:rPr>
+      <w:rFonts w:eastAsia="黑体"/>
       <w:color w:themeColor="text1" w:val="000000"/>
     </w:rPr>
     <w:tblPr>
@@ -14921,6 +15621,7 @@
     </w:tcPr>
     <w:tblStylePr w:type="firstRow">
       <w:rPr>
+        <w:rFonts w:eastAsia="黑体"/>
         <w:b/>
         <w:bCs/>
       </w:rPr>
@@ -14931,6 +15632,7 @@
     </w:tblStylePr>
     <w:tblStylePr w:type="lastRow">
       <w:rPr>
+        <w:rFonts w:eastAsia="黑体"/>
         <w:b/>
         <w:bCs/>
         <w:color w:themeColor="text1" w:val="000000"/>
@@ -14942,6 +15644,7 @@
     </w:tblStylePr>
     <w:tblStylePr w:type="firstCol">
       <w:rPr>
+        <w:rFonts w:eastAsia="黑体"/>
         <w:color w:themeColor="background1" w:val="FFFFFF"/>
       </w:rPr>
       <w:tblPr/>
@@ -14951,6 +15654,7 @@
     </w:tblStylePr>
     <w:tblStylePr w:type="lastCol">
       <w:rPr>
+        <w:rFonts w:eastAsia="黑体"/>
         <w:color w:themeColor="background1" w:val="FFFFFF"/>
       </w:rPr>
       <w:tblPr/>
@@ -14980,6 +15684,7 @@
       <w:spacing w:after="0" w:line="240" w:lineRule="auto"/>
     </w:pPr>
     <w:rPr>
+      <w:rFonts w:eastAsia="黑体"/>
       <w:color w:themeColor="text1" w:val="000000"/>
     </w:rPr>
     <w:tblPr>
@@ -15001,6 +15706,7 @@
     </w:tcPr>
     <w:tblStylePr w:type="firstRow">
       <w:rPr>
+        <w:rFonts w:eastAsia="黑体"/>
         <w:b/>
         <w:bCs/>
       </w:rPr>
@@ -15011,6 +15717,7 @@
     </w:tblStylePr>
     <w:tblStylePr w:type="lastRow">
       <w:rPr>
+        <w:rFonts w:eastAsia="黑体"/>
         <w:b/>
         <w:bCs/>
         <w:color w:themeColor="text1" w:val="000000"/>
@@ -15022,6 +15729,7 @@
     </w:tblStylePr>
     <w:tblStylePr w:type="firstCol">
       <w:rPr>
+        <w:rFonts w:eastAsia="黑体"/>
         <w:color w:themeColor="background1" w:val="FFFFFF"/>
       </w:rPr>
       <w:tblPr/>
@@ -15031,6 +15739,7 @@
     </w:tblStylePr>
     <w:tblStylePr w:type="lastCol">
       <w:rPr>
+        <w:rFonts w:eastAsia="黑体"/>
         <w:color w:themeColor="background1" w:val="FFFFFF"/>
       </w:rPr>
       <w:tblPr/>
@@ -15063,6 +15772,7 @@
     <w:name w:val="KeywordTok"/>
     <w:basedOn w:val="VerbatimChar"/>
     <w:rPr>
+      <w:rFonts w:eastAsia="黑体"/>
       <w:b/>
       <w:color w:val="007020"/>
     </w:rPr>
@@ -15071,6 +15781,7 @@
     <w:name w:val="DataTypeTok"/>
     <w:basedOn w:val="VerbatimChar"/>
     <w:rPr>
+      <w:rFonts w:eastAsia="黑体"/>
       <w:color w:val="902000"/>
     </w:rPr>
   </w:style>
@@ -15078,6 +15789,7 @@
     <w:name w:val="DecValTok"/>
     <w:basedOn w:val="VerbatimChar"/>
     <w:rPr>
+      <w:rFonts w:eastAsia="黑体"/>
       <w:color w:val="40a070"/>
     </w:rPr>
   </w:style>
@@ -15085,6 +15797,7 @@
     <w:name w:val="BaseNTok"/>
     <w:basedOn w:val="VerbatimChar"/>
     <w:rPr>
+      <w:rFonts w:eastAsia="黑体"/>
       <w:color w:val="40a070"/>
     </w:rPr>
   </w:style>
@@ -15092,6 +15805,7 @@
     <w:name w:val="FloatTok"/>
     <w:basedOn w:val="VerbatimChar"/>
     <w:rPr>
+      <w:rFonts w:eastAsia="黑体"/>
       <w:color w:val="40a070"/>
     </w:rPr>
   </w:style>
@@ -15099,6 +15813,7 @@
     <w:name w:val="ConstantTok"/>
     <w:basedOn w:val="VerbatimChar"/>
     <w:rPr>
+      <w:rFonts w:eastAsia="黑体"/>
       <w:color w:val="880000"/>
     </w:rPr>
   </w:style>
@@ -15106,6 +15821,7 @@
     <w:name w:val="CharTok"/>
     <w:basedOn w:val="VerbatimChar"/>
     <w:rPr>
+      <w:rFonts w:eastAsia="黑体"/>
       <w:color w:val="4070a0"/>
     </w:rPr>
   </w:style>
@@ -15113,6 +15829,7 @@
     <w:name w:val="SpecialCharTok"/>
     <w:basedOn w:val="VerbatimChar"/>
     <w:rPr>
+      <w:rFonts w:eastAsia="黑体"/>
       <w:color w:val="4070a0"/>
     </w:rPr>
   </w:style>
@@ -15120,6 +15837,7 @@
     <w:name w:val="StringTok"/>
     <w:basedOn w:val="VerbatimChar"/>
     <w:rPr>
+      <w:rFonts w:eastAsia="黑体"/>
       <w:color w:val="4070a0"/>
     </w:rPr>
   </w:style>
@@ -15127,6 +15845,7 @@
     <w:name w:val="VerbatimStringTok"/>
     <w:basedOn w:val="VerbatimChar"/>
     <w:rPr>
+      <w:rFonts w:eastAsia="黑体"/>
       <w:color w:val="4070a0"/>
     </w:rPr>
   </w:style>
@@ -15134,6 +15853,7 @@
     <w:name w:val="SpecialStringTok"/>
     <w:basedOn w:val="VerbatimChar"/>
     <w:rPr>
+      <w:rFonts w:eastAsia="黑体"/>
       <w:color w:val="bb6688"/>
     </w:rPr>
   </w:style>
@@ -15141,6 +15861,7 @@
     <w:name w:val="ImportTok"/>
     <w:basedOn w:val="VerbatimChar"/>
     <w:rPr>
+      <w:rFonts w:eastAsia="黑体"/>
       <w:b/>
       <w:color w:val="008000"/>
     </w:rPr>
@@ -15149,6 +15870,7 @@
     <w:name w:val="CommentTok"/>
     <w:basedOn w:val="VerbatimChar"/>
     <w:rPr>
+      <w:rFonts w:eastAsia="黑体"/>
       <w:i/>
       <w:color w:val="60a0b0"/>
     </w:rPr>
@@ -15157,6 +15879,7 @@
     <w:name w:val="DocumentationTok"/>
     <w:basedOn w:val="VerbatimChar"/>
     <w:rPr>
+      <w:rFonts w:eastAsia="黑体"/>
       <w:i/>
       <w:color w:val="ba2121"/>
     </w:rPr>
@@ -15165,6 +15888,7 @@
     <w:name w:val="AnnotationTok"/>
     <w:basedOn w:val="VerbatimChar"/>
     <w:rPr>
+      <w:rFonts w:eastAsia="黑体"/>
       <w:b/>
       <w:i/>
       <w:color w:val="60a0b0"/>
@@ -15174,6 +15898,7 @@
     <w:name w:val="CommentVarTok"/>
     <w:basedOn w:val="VerbatimChar"/>
     <w:rPr>
+      <w:rFonts w:eastAsia="黑体"/>
       <w:b/>
       <w:i/>
       <w:color w:val="60a0b0"/>
@@ -15183,6 +15908,7 @@
     <w:name w:val="OtherTok"/>
     <w:basedOn w:val="VerbatimChar"/>
     <w:rPr>
+      <w:rFonts w:eastAsia="黑体"/>
       <w:color w:val="007020"/>
     </w:rPr>
   </w:style>
@@ -15190,6 +15916,7 @@
     <w:name w:val="FunctionTok"/>
     <w:basedOn w:val="VerbatimChar"/>
     <w:rPr>
+      <w:rFonts w:eastAsia="黑体"/>
       <w:color w:val="06287e"/>
     </w:rPr>
   </w:style>
@@ -15197,6 +15924,7 @@
     <w:name w:val="VariableTok"/>
     <w:basedOn w:val="VerbatimChar"/>
     <w:rPr>
+      <w:rFonts w:eastAsia="黑体"/>
       <w:color w:val="19177c"/>
     </w:rPr>
   </w:style>
@@ -15204,6 +15932,7 @@
     <w:name w:val="ControlFlowTok"/>
     <w:basedOn w:val="VerbatimChar"/>
     <w:rPr>
+      <w:rFonts w:eastAsia="黑体"/>
       <w:b/>
       <w:color w:val="007020"/>
     </w:rPr>
@@ -15212,6 +15941,7 @@
     <w:name w:val="OperatorTok"/>
     <w:basedOn w:val="VerbatimChar"/>
     <w:rPr>
+      <w:rFonts w:eastAsia="黑体"/>
       <w:color w:val="666666"/>
     </w:rPr>
   </w:style>
@@ -15219,18 +15949,22 @@
     <w:name w:val="BuiltInTok"/>
     <w:basedOn w:val="VerbatimChar"/>
     <w:rPr>
+      <w:rFonts w:eastAsia="黑体"/>
       <w:color w:val="008000"/>
     </w:rPr>
   </w:style>
   <w:style w:type="character" w:customStyle="1" w:styleId="ExtensionTok">
     <w:name w:val="ExtensionTok"/>
     <w:basedOn w:val="VerbatimChar"/>
-    <w:rPr/>
+    <w:rPr>
+      <w:rFonts w:eastAsia="黑体"/>
+    </w:rPr>
   </w:style>
   <w:style w:type="character" w:customStyle="1" w:styleId="PreprocessorTok">
     <w:name w:val="PreprocessorTok"/>
     <w:basedOn w:val="VerbatimChar"/>
     <w:rPr>
+      <w:rFonts w:eastAsia="黑体"/>
       <w:color w:val="bc7a00"/>
     </w:rPr>
   </w:style>
@@ -15238,18 +15972,22 @@
     <w:name w:val="AttributeTok"/>
     <w:basedOn w:val="VerbatimChar"/>
     <w:rPr>
+      <w:rFonts w:eastAsia="黑体"/>
       <w:color w:val="7d9029"/>
     </w:rPr>
   </w:style>
   <w:style w:type="character" w:customStyle="1" w:styleId="RegionMarkerTok">
     <w:name w:val="RegionMarkerTok"/>
     <w:basedOn w:val="VerbatimChar"/>
-    <w:rPr/>
+    <w:rPr>
+      <w:rFonts w:eastAsia="黑体"/>
+    </w:rPr>
   </w:style>
   <w:style w:type="character" w:customStyle="1" w:styleId="InformationTok">
     <w:name w:val="InformationTok"/>
     <w:basedOn w:val="VerbatimChar"/>
     <w:rPr>
+      <w:rFonts w:eastAsia="黑体"/>
       <w:b/>
       <w:i/>
       <w:color w:val="60a0b0"/>
@@ -15259,6 +15997,7 @@
     <w:name w:val="WarningTok"/>
     <w:basedOn w:val="VerbatimChar"/>
     <w:rPr>
+      <w:rFonts w:eastAsia="黑体"/>
       <w:b/>
       <w:i/>
       <w:color w:val="60a0b0"/>
@@ -15268,6 +16007,7 @@
     <w:name w:val="AlertTok"/>
     <w:basedOn w:val="VerbatimChar"/>
     <w:rPr>
+      <w:rFonts w:eastAsia="黑体"/>
       <w:b/>
       <w:color w:val="ff0000"/>
     </w:rPr>
@@ -15276,6 +16016,7 @@
     <w:name w:val="ErrorTok"/>
     <w:basedOn w:val="VerbatimChar"/>
     <w:rPr>
+      <w:rFonts w:eastAsia="黑体"/>
       <w:b/>
       <w:color w:val="ff0000"/>
     </w:rPr>
@@ -15283,7 +16024,9 @@
   <w:style w:type="character" w:customStyle="1" w:styleId="NormalTok">
     <w:name w:val="NormalTok"/>
     <w:basedOn w:val="VerbatimChar"/>
-    <w:rPr/>
+    <w:rPr>
+      <w:rFonts w:eastAsia="黑体"/>
+    </w:rPr>
   </w:style>
 </w:styles>
 </file>
@@ -15332,12 +16075,12 @@
     <a:fontScheme name="Office">
       <a:majorFont>
         <a:latin typeface="Calibri"/>
-        <a:ea typeface=""/>
+        <a:ea typeface="黑体"/>
         <a:cs typeface=""/>
         <a:font script="Jpan" typeface="ＭＳ ゴシック"/>
         <a:font script="Hang" typeface="맑은 고딕"/>
-        <a:font script="Hans" typeface="宋体"/>
-        <a:font script="Hant" typeface="新細明體"/>
+        <a:font script="Hans" typeface="黑体"/>
+        <a:font script="Hant" typeface="黑体"/>
         <a:font script="Arab" typeface="Times New Roman"/>
         <a:font script="Hebr" typeface="Times New Roman"/>
         <a:font script="Thai" typeface="Angsana New"/>
@@ -15367,12 +16110,12 @@
       </a:majorFont>
       <a:minorFont>
         <a:latin typeface="Cambria"/>
-        <a:ea typeface=""/>
+        <a:ea typeface="黑体"/>
         <a:cs typeface=""/>
         <a:font script="Jpan" typeface="ＭＳ 明朝"/>
         <a:font script="Hang" typeface="맑은 고딕"/>
-        <a:font script="Hans" typeface="宋体"/>
-        <a:font script="Hant" typeface="新細明體"/>
+        <a:font script="Hans" typeface="黑体"/>
+        <a:font script="Hant" typeface="黑体"/>
         <a:font script="Arab" typeface="Arial"/>
         <a:font script="Hebr" typeface="Arial"/>
         <a:font script="Thai" typeface="Cordia New"/>

--- a/09-通信电路/05-其他通信电路/锁相环PLL电路/锁相环PLL电路.docx
+++ b/09-通信电路/05-其他通信电路/锁相环PLL电路/锁相环PLL电路.docx
@@ -3004,7 +3004,7 @@
           <w:color w:val="555555"/>
           <w:sz w:val="21"/>
         </w:rPr>
-        <w:t>材料收集者：杜文杰，WX手机：19519196569，QQ:3478827729</w:t>
+        <w:t>材料收集者：杜文杰，微信/手机：19519196569，QQ:3478827729</w:t>
       </w:r>
     </w:p>
     <w:sectPr>
